--- a/08-运维服务质量管理制度、计划及报告/word/08-07客户满意度调查报告.docx
+++ b/08-运维服务质量管理制度、计划及报告/word/08-07客户满意度调查报告.docx
@@ -1,6 +1,7 @@
 
 <file path=word/document.xml><?xml version="1.0" encoding="utf-8"?>
-<w:document xmlns:wpc="http://schemas.microsoft.com/office/word/2010/wordprocessingCanvas" xmlns:mc="http://schemas.openxmlformats.org/markup-compatibility/2006" xmlns:o="urn:schemas-microsoft-com:office:office" xmlns:r="http://schemas.openxmlformats.org/officeDocument/2006/relationships" xmlns:m="http://schemas.openxmlformats.org/officeDocument/2006/math" xmlns:v="urn:schemas-microsoft-com:vml" xmlns:wp14="http://schemas.microsoft.com/office/word/2010/wordprocessingDrawing" xmlns:wp="http://schemas.openxmlformats.org/drawingml/2006/wordprocessingDrawing" xmlns:w="http://schemas.openxmlformats.org/wordprocessingml/2006/main" xmlns:w14="http://schemas.microsoft.com/office/word/2010/wordml" xmlns:w10="urn:schemas-microsoft-com:office:word" xmlns:w15="http://schemas.microsoft.com/office/word/2012/wordml" xmlns:wpg="http://schemas.microsoft.com/office/word/2010/wordprocessingGroup" xmlns:wpi="http://schemas.microsoft.com/office/word/2010/wordprocessingInk" xmlns:wne="http://schemas.microsoft.com/office/word/2006/wordml" xmlns:wps="http://schemas.microsoft.com/office/word/2010/wordprocessingShape" xmlns:wpsCustomData="http://www.wps.cn/officeDocument/2013/wpsCustomData" mc:Ignorable="w14 w15 wp14">
+<w:document xmlns:wpc="http://schemas.microsoft.com/office/word/2010/wordprocessingCanvas" xmlns:mc="http://schemas.openxmlformats.org/markup-compatibility/2006" xmlns:o="urn:schemas-microsoft-com:office:office" xmlns:r="http://schemas.openxmlformats.org/officeDocument/2006/relationships" xmlns:m="http://schemas.openxmlformats.org/officeDocument/2006/math" xmlns:v="urn:schemas-microsoft-com:vml" xmlns:wp14="http://schemas.microsoft.com/office/word/2010/wordprocessingDrawing" xmlns:wp="http://schemas.openxmlformats.org/drawingml/2006/wordprocessingDrawing" xmlns:w10="urn:schemas-microsoft-com:office:word" xmlns:w="http://schemas.openxmlformats.org/wordprocessingml/2006/main" xmlns:w14="http://schemas.microsoft.com/office/word/2010/wordml" xmlns:w15="http://schemas.microsoft.com/office/word/2012/wordml" xmlns:wne="http://schemas.microsoft.com/office/word/2006/wordml" xmlns:wpg="http://schemas.microsoft.com/office/word/2010/wordprocessingGroup" xmlns:wpi="http://schemas.microsoft.com/office/word/2010/wordprocessingInk" xmlns:wps="http://schemas.microsoft.com/office/word/2010/wordprocessingShape" mc:Ignorable="w14 w15 wp14">
+  <!-- Generated by Aspose.Words for .NET 13.3.0.1 -->
   <w:body>
     <w:p>
       <w:pPr>
@@ -26,18 +27,14 @@
       <w:bookmarkStart w:id="3" w:name="OLE_LINK2"/>
       <w:r>
         <w:rPr>
-          <w:rFonts w:hint="eastAsia" w:ascii="宋体" w:hAnsi="宋体"/>
+          <w:rFonts w:ascii="宋体" w:hAnsi="宋体" w:hint="eastAsia"/>
           <w:b/>
           <w:sz w:val="52"/>
           <w:szCs w:val="52"/>
         </w:rPr>
-        <w:t>青岛九邮信息技术有限公司</w:t>
+        <w:t>南京航之舟数字科技有限公司</w:t>
       </w:r>
     </w:p>
-    <w:bookmarkEnd w:id="0"/>
-    <w:bookmarkEnd w:id="1"/>
-    <w:bookmarkEnd w:id="2"/>
-    <w:bookmarkEnd w:id="3"/>
     <w:p>
       <w:pPr>
         <w:jc w:val="center"/>
@@ -48,9 +45,13 @@
           <w:szCs w:val="52"/>
         </w:rPr>
       </w:pPr>
+      <w:bookmarkEnd w:id="0"/>
+      <w:bookmarkEnd w:id="1"/>
+      <w:bookmarkEnd w:id="2"/>
+      <w:bookmarkEnd w:id="3"/>
       <w:r>
         <w:rPr>
-          <w:rFonts w:hint="eastAsia" w:ascii="宋体" w:hAnsi="宋体"/>
+          <w:rFonts w:ascii="宋体" w:hAnsi="宋体" w:hint="eastAsia"/>
           <w:b/>
           <w:sz w:val="52"/>
           <w:szCs w:val="52"/>
@@ -62,7 +63,7 @@
       <w:pPr>
         <w:jc w:val="center"/>
         <w:rPr>
-          <w:rFonts w:ascii="黑体" w:hAnsi="宋体" w:eastAsia="黑体"/>
+          <w:rFonts w:ascii="黑体" w:eastAsia="黑体" w:hAnsi="宋体"/>
           <w:b/>
           <w:sz w:val="48"/>
           <w:szCs w:val="48"/>
@@ -95,16 +96,16 @@
     <w:p/>
     <w:tbl>
       <w:tblPr>
-        <w:tblStyle w:val="28"/>
+        <w:tblStyle w:val="TableNormal"/>
         <w:tblW w:w="8526" w:type="dxa"/>
         <w:jc w:val="center"/>
         <w:tblBorders>
-          <w:top w:val="single" w:color="auto" w:sz="4" w:space="0"/>
-          <w:left w:val="single" w:color="auto" w:sz="4" w:space="0"/>
-          <w:bottom w:val="single" w:color="auto" w:sz="4" w:space="0"/>
-          <w:right w:val="single" w:color="auto" w:sz="4" w:space="0"/>
-          <w:insideH w:val="single" w:color="auto" w:sz="4" w:space="0"/>
-          <w:insideV w:val="single" w:color="auto" w:sz="4" w:space="0"/>
+          <w:top w:val="single" w:sz="4" w:space="0" w:color="auto"/>
+          <w:left w:val="single" w:sz="4" w:space="0" w:color="auto"/>
+          <w:bottom w:val="single" w:sz="4" w:space="0" w:color="auto"/>
+          <w:right w:val="single" w:sz="4" w:space="0" w:color="auto"/>
+          <w:insideH w:val="single" w:sz="4" w:space="0" w:color="auto"/>
+          <w:insideV w:val="single" w:sz="4" w:space="0" w:color="auto"/>
         </w:tblBorders>
         <w:tblLayout w:type="fixed"/>
         <w:tblCellMar>
@@ -124,14 +125,17 @@
       </w:tblGrid>
       <w:tr>
         <w:tblPrEx>
+          <w:tblW w:w="8526" w:type="dxa"/>
+          <w:jc w:val="center"/>
           <w:tblBorders>
-            <w:top w:val="single" w:color="auto" w:sz="4" w:space="0"/>
-            <w:left w:val="single" w:color="auto" w:sz="4" w:space="0"/>
-            <w:bottom w:val="single" w:color="auto" w:sz="4" w:space="0"/>
-            <w:right w:val="single" w:color="auto" w:sz="4" w:space="0"/>
-            <w:insideH w:val="single" w:color="auto" w:sz="4" w:space="0"/>
-            <w:insideV w:val="single" w:color="auto" w:sz="4" w:space="0"/>
+            <w:top w:val="single" w:sz="4" w:space="0" w:color="auto"/>
+            <w:left w:val="single" w:sz="4" w:space="0" w:color="auto"/>
+            <w:bottom w:val="single" w:sz="4" w:space="0" w:color="auto"/>
+            <w:right w:val="single" w:sz="4" w:space="0" w:color="auto"/>
+            <w:insideH w:val="single" w:sz="4" w:space="0" w:color="auto"/>
+            <w:insideV w:val="single" w:sz="4" w:space="0" w:color="auto"/>
           </w:tblBorders>
+          <w:tblLayout w:type="fixed"/>
           <w:tblCellMar>
             <w:top w:w="0" w:type="dxa"/>
             <w:left w:w="108" w:type="dxa"/>
@@ -140,7 +144,7 @@
           </w:tblCellMar>
         </w:tblPrEx>
         <w:trPr>
-          <w:trHeight w:val="351" w:hRule="atLeast"/>
+          <w:trHeight w:val="351"/>
           <w:jc w:val="center"/>
         </w:trPr>
         <w:tc>
@@ -151,13 +155,13 @@
             <w:pPr>
               <w:jc w:val="center"/>
               <w:rPr>
-                <w:rFonts w:ascii="微软雅黑" w:hAnsi="微软雅黑" w:eastAsia="微软雅黑"/>
+                <w:rFonts w:ascii="微软雅黑" w:eastAsia="微软雅黑" w:hAnsi="微软雅黑"/>
                 <w:b/>
               </w:rPr>
             </w:pPr>
             <w:r>
               <w:rPr>
-                <w:rFonts w:hint="eastAsia" w:ascii="微软雅黑" w:hAnsi="微软雅黑" w:eastAsia="微软雅黑"/>
+                <w:rFonts w:ascii="微软雅黑" w:eastAsia="微软雅黑" w:hAnsi="微软雅黑" w:hint="eastAsia"/>
                 <w:b/>
               </w:rPr>
               <w:t>编制</w:t>
@@ -172,12 +176,12 @@
             <w:pPr>
               <w:jc w:val="center"/>
               <w:rPr>
-                <w:rFonts w:ascii="微软雅黑" w:hAnsi="微软雅黑" w:eastAsia="微软雅黑"/>
-              </w:rPr>
-            </w:pPr>
-            <w:r>
-              <w:rPr>
-                <w:rFonts w:hint="eastAsia" w:ascii="微软雅黑" w:hAnsi="微软雅黑" w:eastAsia="微软雅黑"/>
+                <w:rFonts w:ascii="微软雅黑" w:eastAsia="微软雅黑" w:hAnsi="微软雅黑"/>
+              </w:rPr>
+            </w:pPr>
+            <w:r>
+              <w:rPr>
+                <w:rFonts w:ascii="微软雅黑" w:eastAsia="微软雅黑" w:hAnsi="微软雅黑" w:hint="eastAsia"/>
                 <w:sz w:val="21"/>
                 <w:szCs w:val="21"/>
               </w:rPr>
@@ -193,13 +197,13 @@
             <w:pPr>
               <w:jc w:val="center"/>
               <w:rPr>
-                <w:rFonts w:ascii="微软雅黑" w:hAnsi="微软雅黑" w:eastAsia="微软雅黑"/>
+                <w:rFonts w:ascii="微软雅黑" w:eastAsia="微软雅黑" w:hAnsi="微软雅黑"/>
                 <w:b/>
               </w:rPr>
             </w:pPr>
             <w:r>
               <w:rPr>
-                <w:rFonts w:hint="eastAsia" w:ascii="微软雅黑" w:hAnsi="微软雅黑" w:eastAsia="微软雅黑"/>
+                <w:rFonts w:ascii="微软雅黑" w:eastAsia="微软雅黑" w:hAnsi="微软雅黑" w:hint="eastAsia"/>
                 <w:b/>
               </w:rPr>
               <w:t>审核</w:t>
@@ -214,13 +218,13 @@
             <w:pPr>
               <w:jc w:val="center"/>
               <w:rPr>
-                <w:rFonts w:ascii="微软雅黑" w:hAnsi="微软雅黑" w:eastAsia="微软雅黑"/>
-                <w:szCs w:val="21"/>
-              </w:rPr>
-            </w:pPr>
-            <w:r>
-              <w:rPr>
-                <w:rFonts w:hint="eastAsia" w:ascii="微软雅黑" w:hAnsi="微软雅黑" w:eastAsia="微软雅黑"/>
+                <w:rFonts w:ascii="微软雅黑" w:eastAsia="微软雅黑" w:hAnsi="微软雅黑"/>
+                <w:szCs w:val="21"/>
+              </w:rPr>
+            </w:pPr>
+            <w:r>
+              <w:rPr>
+                <w:rFonts w:ascii="微软雅黑" w:eastAsia="微软雅黑" w:hAnsi="微软雅黑" w:hint="eastAsia"/>
                 <w:szCs w:val="21"/>
               </w:rPr>
               <w:t>吴克</w:t>
@@ -235,13 +239,13 @@
             <w:pPr>
               <w:jc w:val="center"/>
               <w:rPr>
-                <w:rFonts w:ascii="微软雅黑" w:hAnsi="微软雅黑" w:eastAsia="微软雅黑"/>
-                <w:szCs w:val="21"/>
-              </w:rPr>
-            </w:pPr>
-            <w:r>
-              <w:rPr>
-                <w:rFonts w:hint="eastAsia" w:ascii="微软雅黑" w:hAnsi="微软雅黑" w:eastAsia="微软雅黑"/>
+                <w:rFonts w:ascii="微软雅黑" w:eastAsia="微软雅黑" w:hAnsi="微软雅黑"/>
+                <w:szCs w:val="21"/>
+              </w:rPr>
+            </w:pPr>
+            <w:r>
+              <w:rPr>
+                <w:rFonts w:ascii="微软雅黑" w:eastAsia="微软雅黑" w:hAnsi="微软雅黑" w:hint="eastAsia"/>
                 <w:b/>
                 <w:bCs/>
                 <w:szCs w:val="21"/>
@@ -258,30 +262,25 @@
             <w:pPr>
               <w:jc w:val="center"/>
               <w:rPr>
-                <w:rFonts w:ascii="微软雅黑" w:hAnsi="微软雅黑" w:eastAsia="微软雅黑"/>
-                <w:szCs w:val="21"/>
-              </w:rPr>
-            </w:pPr>
-            <w:r>
-              <w:rPr>
-                <w:rFonts w:hint="eastAsia" w:ascii="微软雅黑" w:hAnsi="微软雅黑" w:eastAsia="微软雅黑"/>
-                <w:szCs w:val="21"/>
-              </w:rPr>
-              <w:t>孙元朝</w:t>
+                <w:rFonts w:ascii="微软雅黑" w:eastAsia="微软雅黑" w:hAnsi="微软雅黑"/>
+                <w:szCs w:val="21"/>
+              </w:rPr>
+            </w:pPr>
+            <w:r>
+              <w:rPr>
+                <w:rFonts w:ascii="微软雅黑" w:eastAsia="微软雅黑" w:hAnsi="微软雅黑" w:hint="eastAsia"/>
+                <w:szCs w:val="21"/>
+              </w:rPr>
+              <w:t>陈潮华</w:t>
             </w:r>
           </w:p>
         </w:tc>
       </w:tr>
       <w:tr>
         <w:tblPrEx>
-          <w:tblBorders>
-            <w:top w:val="single" w:color="auto" w:sz="4" w:space="0"/>
-            <w:left w:val="single" w:color="auto" w:sz="4" w:space="0"/>
-            <w:bottom w:val="single" w:color="auto" w:sz="4" w:space="0"/>
-            <w:right w:val="single" w:color="auto" w:sz="4" w:space="0"/>
-            <w:insideH w:val="single" w:color="auto" w:sz="4" w:space="0"/>
-            <w:insideV w:val="single" w:color="auto" w:sz="4" w:space="0"/>
-          </w:tblBorders>
+          <w:tblW w:w="8526" w:type="dxa"/>
+          <w:jc w:val="center"/>
+          <w:tblLayout w:type="fixed"/>
           <w:tblCellMar>
             <w:top w:w="0" w:type="dxa"/>
             <w:left w:w="108" w:type="dxa"/>
@@ -290,7 +289,7 @@
           </w:tblCellMar>
         </w:tblPrEx>
         <w:trPr>
-          <w:trHeight w:val="296" w:hRule="atLeast"/>
+          <w:trHeight w:val="296"/>
           <w:jc w:val="center"/>
         </w:trPr>
         <w:tc>
@@ -302,12 +301,12 @@
             <w:pPr>
               <w:jc w:val="center"/>
               <w:rPr>
-                <w:rFonts w:ascii="微软雅黑" w:hAnsi="微软雅黑" w:eastAsia="微软雅黑"/>
-              </w:rPr>
-            </w:pPr>
-            <w:r>
-              <w:rPr>
-                <w:rFonts w:hint="eastAsia" w:ascii="微软雅黑" w:hAnsi="微软雅黑" w:eastAsia="微软雅黑"/>
+                <w:rFonts w:ascii="微软雅黑" w:eastAsia="微软雅黑" w:hAnsi="微软雅黑"/>
+              </w:rPr>
+            </w:pPr>
+            <w:r>
+              <w:rPr>
+                <w:rFonts w:ascii="微软雅黑" w:eastAsia="微软雅黑" w:hAnsi="微软雅黑" w:hint="eastAsia"/>
                 <w:b/>
                 <w:bCs/>
                 <w:sz w:val="22"/>
@@ -326,16 +325,16 @@
             <w:pPr>
               <w:jc w:val="center"/>
               <w:rPr>
-                <w:rFonts w:ascii="微软雅黑" w:hAnsi="微软雅黑" w:eastAsia="微软雅黑"/>
-                <w:szCs w:val="21"/>
-              </w:rPr>
-            </w:pPr>
-            <w:r>
-              <w:rPr>
-                <w:rFonts w:hint="eastAsia" w:ascii="微软雅黑" w:hAnsi="微软雅黑" w:eastAsia="微软雅黑"/>
-                <w:szCs w:val="21"/>
-              </w:rPr>
-              <w:t>2019年1月1日</w:t>
+                <w:rFonts w:ascii="微软雅黑" w:eastAsia="微软雅黑" w:hAnsi="微软雅黑"/>
+                <w:szCs w:val="21"/>
+              </w:rPr>
+            </w:pPr>
+            <w:r>
+              <w:rPr>
+                <w:rFonts w:ascii="微软雅黑" w:eastAsia="微软雅黑" w:hAnsi="微软雅黑" w:hint="eastAsia"/>
+                <w:szCs w:val="21"/>
+              </w:rPr>
+              <w:t>2025年1月1日</w:t>
             </w:r>
           </w:p>
         </w:tc>
@@ -356,7 +355,7 @@
       </w:pPr>
       <w:r>
         <w:rPr>
-          <w:rFonts w:hint="eastAsia" w:ascii="宋体" w:hAnsi="宋体"/>
+          <w:rFonts w:ascii="宋体" w:hAnsi="宋体" w:hint="eastAsia"/>
           <w:b/>
           <w:sz w:val="28"/>
           <w:szCs w:val="28"/>
@@ -366,16 +365,16 @@
     </w:p>
     <w:tbl>
       <w:tblPr>
-        <w:tblStyle w:val="28"/>
+        <w:tblStyle w:val="TableNormal"/>
         <w:tblW w:w="9288" w:type="dxa"/>
         <w:tblInd w:w="0" w:type="dxa"/>
         <w:tblBorders>
-          <w:top w:val="single" w:color="000000" w:sz="4" w:space="0"/>
-          <w:left w:val="single" w:color="000000" w:sz="4" w:space="0"/>
-          <w:bottom w:val="single" w:color="000000" w:sz="4" w:space="0"/>
-          <w:right w:val="single" w:color="000000" w:sz="4" w:space="0"/>
-          <w:insideH w:val="single" w:color="000000" w:sz="4" w:space="0"/>
-          <w:insideV w:val="single" w:color="000000" w:sz="4" w:space="0"/>
+          <w:top w:val="single" w:sz="4" w:space="0" w:color="000000"/>
+          <w:left w:val="single" w:sz="4" w:space="0" w:color="000000"/>
+          <w:bottom w:val="single" w:sz="4" w:space="0" w:color="000000"/>
+          <w:right w:val="single" w:sz="4" w:space="0" w:color="000000"/>
+          <w:insideH w:val="single" w:sz="4" w:space="0" w:color="000000"/>
+          <w:insideV w:val="single" w:sz="4" w:space="0" w:color="000000"/>
         </w:tblBorders>
         <w:tblLayout w:type="fixed"/>
         <w:tblCellMar>
@@ -395,14 +394,17 @@
       </w:tblGrid>
       <w:tr>
         <w:tblPrEx>
+          <w:tblW w:w="9288" w:type="dxa"/>
+          <w:tblInd w:w="0" w:type="dxa"/>
           <w:tblBorders>
-            <w:top w:val="single" w:color="000000" w:sz="4" w:space="0"/>
-            <w:left w:val="single" w:color="000000" w:sz="4" w:space="0"/>
-            <w:bottom w:val="single" w:color="000000" w:sz="4" w:space="0"/>
-            <w:right w:val="single" w:color="000000" w:sz="4" w:space="0"/>
-            <w:insideH w:val="single" w:color="000000" w:sz="4" w:space="0"/>
-            <w:insideV w:val="single" w:color="000000" w:sz="4" w:space="0"/>
+            <w:top w:val="single" w:sz="4" w:space="0" w:color="000000"/>
+            <w:left w:val="single" w:sz="4" w:space="0" w:color="000000"/>
+            <w:bottom w:val="single" w:sz="4" w:space="0" w:color="000000"/>
+            <w:right w:val="single" w:sz="4" w:space="0" w:color="000000"/>
+            <w:insideH w:val="single" w:sz="4" w:space="0" w:color="000000"/>
+            <w:insideV w:val="single" w:sz="4" w:space="0" w:color="000000"/>
           </w:tblBorders>
+          <w:tblLayout w:type="fixed"/>
           <w:tblCellMar>
             <w:top w:w="0" w:type="dxa"/>
             <w:left w:w="108" w:type="dxa"/>
@@ -426,7 +428,7 @@
             </w:pPr>
             <w:r>
               <w:rPr>
-                <w:rFonts w:hint="eastAsia" w:ascii="宋体" w:hAnsi="宋体"/>
+                <w:rFonts w:ascii="宋体" w:hAnsi="宋体" w:hint="eastAsia"/>
                 <w:sz w:val="21"/>
                 <w:szCs w:val="21"/>
               </w:rPr>
@@ -450,7 +452,7 @@
             </w:pPr>
             <w:r>
               <w:rPr>
-                <w:rFonts w:hint="eastAsia" w:ascii="宋体" w:hAnsi="宋体"/>
+                <w:rFonts w:ascii="宋体" w:hAnsi="宋体" w:hint="eastAsia"/>
                 <w:sz w:val="21"/>
                 <w:szCs w:val="21"/>
               </w:rPr>
@@ -474,7 +476,7 @@
             </w:pPr>
             <w:r>
               <w:rPr>
-                <w:rFonts w:hint="eastAsia" w:ascii="宋体" w:hAnsi="宋体"/>
+                <w:rFonts w:ascii="宋体" w:hAnsi="宋体" w:hint="eastAsia"/>
                 <w:sz w:val="21"/>
                 <w:szCs w:val="21"/>
               </w:rPr>
@@ -492,7 +494,7 @@
             </w:pPr>
             <w:r>
               <w:rPr>
-                <w:rFonts w:hint="eastAsia" w:ascii="宋体" w:hAnsi="宋体"/>
+                <w:rFonts w:ascii="宋体" w:hAnsi="宋体" w:hint="eastAsia"/>
                 <w:sz w:val="21"/>
                 <w:szCs w:val="21"/>
               </w:rPr>
@@ -516,7 +518,7 @@
             </w:pPr>
             <w:r>
               <w:rPr>
-                <w:rFonts w:hint="eastAsia" w:ascii="宋体" w:hAnsi="宋体"/>
+                <w:rFonts w:ascii="宋体" w:hAnsi="宋体" w:hint="eastAsia"/>
                 <w:sz w:val="21"/>
                 <w:szCs w:val="21"/>
               </w:rPr>
@@ -534,7 +536,7 @@
             </w:pPr>
             <w:r>
               <w:rPr>
-                <w:rFonts w:hint="eastAsia" w:ascii="宋体" w:hAnsi="宋体"/>
+                <w:rFonts w:ascii="宋体" w:hAnsi="宋体" w:hint="eastAsia"/>
                 <w:sz w:val="21"/>
                 <w:szCs w:val="21"/>
               </w:rPr>
@@ -558,7 +560,7 @@
             </w:pPr>
             <w:r>
               <w:rPr>
-                <w:rFonts w:hint="eastAsia" w:ascii="宋体" w:hAnsi="宋体"/>
+                <w:rFonts w:ascii="宋体" w:hAnsi="宋体" w:hint="eastAsia"/>
                 <w:sz w:val="21"/>
                 <w:szCs w:val="21"/>
               </w:rPr>
@@ -576,7 +578,7 @@
             </w:pPr>
             <w:r>
               <w:rPr>
-                <w:rFonts w:hint="eastAsia" w:ascii="宋体" w:hAnsi="宋体"/>
+                <w:rFonts w:ascii="宋体" w:hAnsi="宋体" w:hint="eastAsia"/>
                 <w:sz w:val="21"/>
                 <w:szCs w:val="21"/>
               </w:rPr>
@@ -600,7 +602,7 @@
             </w:pPr>
             <w:r>
               <w:rPr>
-                <w:rFonts w:hint="eastAsia" w:ascii="宋体" w:hAnsi="宋体"/>
+                <w:rFonts w:ascii="宋体" w:hAnsi="宋体" w:hint="eastAsia"/>
                 <w:sz w:val="21"/>
                 <w:szCs w:val="21"/>
               </w:rPr>
@@ -611,14 +613,9 @@
       </w:tr>
       <w:tr>
         <w:tblPrEx>
-          <w:tblBorders>
-            <w:top w:val="single" w:color="000000" w:sz="4" w:space="0"/>
-            <w:left w:val="single" w:color="000000" w:sz="4" w:space="0"/>
-            <w:bottom w:val="single" w:color="000000" w:sz="4" w:space="0"/>
-            <w:right w:val="single" w:color="000000" w:sz="4" w:space="0"/>
-            <w:insideH w:val="single" w:color="000000" w:sz="4" w:space="0"/>
-            <w:insideV w:val="single" w:color="000000" w:sz="4" w:space="0"/>
-          </w:tblBorders>
+          <w:tblW w:w="9288" w:type="dxa"/>
+          <w:tblInd w:w="0" w:type="dxa"/>
+          <w:tblLayout w:type="fixed"/>
           <w:tblCellMar>
             <w:top w:w="0" w:type="dxa"/>
             <w:left w:w="108" w:type="dxa"/>
@@ -627,7 +624,7 @@
           </w:tblCellMar>
         </w:tblPrEx>
         <w:trPr>
-          <w:trHeight w:val="756" w:hRule="atLeast"/>
+          <w:trHeight w:val="756"/>
         </w:trPr>
         <w:tc>
           <w:tcPr>
@@ -661,9 +658,9 @@
             </w:pPr>
             <w:r>
               <w:rPr>
-                <w:rFonts w:hint="eastAsia" w:ascii="宋体" w:hAnsi="宋体" w:cs="宋体"/>
-              </w:rPr>
-              <w:t>2019.1.1</w:t>
+                <w:rFonts w:ascii="宋体" w:hAnsi="宋体" w:cs="宋体" w:hint="eastAsia"/>
+              </w:rPr>
+              <w:t>2025.1.1</w:t>
             </w:r>
           </w:p>
         </w:tc>
@@ -683,7 +680,7 @@
             </w:pPr>
             <w:r>
               <w:rPr>
-                <w:rFonts w:hint="eastAsia" w:ascii="宋体" w:hAnsi="宋体" w:cs="宋体"/>
+                <w:rFonts w:ascii="宋体" w:hAnsi="宋体" w:cs="宋体" w:hint="eastAsia"/>
               </w:rPr>
               <w:t>高永军</w:t>
             </w:r>
@@ -705,7 +702,7 @@
             </w:pPr>
             <w:r>
               <w:rPr>
-                <w:rFonts w:hint="eastAsia" w:ascii="宋体" w:hAnsi="宋体" w:cs="宋体"/>
+                <w:rFonts w:ascii="宋体" w:hAnsi="宋体" w:cs="宋体" w:hint="eastAsia"/>
               </w:rPr>
               <w:t>吴克</w:t>
             </w:r>
@@ -727,9 +724,9 @@
             </w:pPr>
             <w:r>
               <w:rPr>
-                <w:rFonts w:hint="eastAsia" w:ascii="宋体" w:hAnsi="宋体" w:cs="宋体"/>
-              </w:rPr>
-              <w:t>孙元朝</w:t>
+                <w:rFonts w:ascii="宋体" w:hAnsi="宋体" w:cs="宋体" w:hint="eastAsia"/>
+              </w:rPr>
+              <w:t>陈潮华</w:t>
             </w:r>
           </w:p>
         </w:tc>
@@ -749,7 +746,7 @@
             </w:pPr>
             <w:r>
               <w:rPr>
-                <w:rFonts w:hint="eastAsia" w:ascii="宋体" w:hAnsi="宋体"/>
+                <w:rFonts w:ascii="宋体" w:hAnsi="宋体" w:hint="eastAsia"/>
               </w:rPr>
               <w:t>新建</w:t>
             </w:r>
@@ -758,14 +755,9 @@
       </w:tr>
       <w:tr>
         <w:tblPrEx>
-          <w:tblBorders>
-            <w:top w:val="single" w:color="000000" w:sz="4" w:space="0"/>
-            <w:left w:val="single" w:color="000000" w:sz="4" w:space="0"/>
-            <w:bottom w:val="single" w:color="000000" w:sz="4" w:space="0"/>
-            <w:right w:val="single" w:color="000000" w:sz="4" w:space="0"/>
-            <w:insideH w:val="single" w:color="000000" w:sz="4" w:space="0"/>
-            <w:insideV w:val="single" w:color="000000" w:sz="4" w:space="0"/>
-          </w:tblBorders>
+          <w:tblW w:w="9288" w:type="dxa"/>
+          <w:tblInd w:w="0" w:type="dxa"/>
+          <w:tblLayout w:type="fixed"/>
           <w:tblCellMar>
             <w:top w:w="0" w:type="dxa"/>
             <w:left w:w="108" w:type="dxa"/>
@@ -774,7 +766,7 @@
           </w:tblCellMar>
         </w:tblPrEx>
         <w:trPr>
-          <w:trHeight w:val="756" w:hRule="atLeast"/>
+          <w:trHeight w:val="756"/>
         </w:trPr>
         <w:tc>
           <w:tcPr>
@@ -875,14 +867,9 @@
       </w:tr>
       <w:tr>
         <w:tblPrEx>
-          <w:tblBorders>
-            <w:top w:val="single" w:color="000000" w:sz="4" w:space="0"/>
-            <w:left w:val="single" w:color="000000" w:sz="4" w:space="0"/>
-            <w:bottom w:val="single" w:color="000000" w:sz="4" w:space="0"/>
-            <w:right w:val="single" w:color="000000" w:sz="4" w:space="0"/>
-            <w:insideH w:val="single" w:color="000000" w:sz="4" w:space="0"/>
-            <w:insideV w:val="single" w:color="000000" w:sz="4" w:space="0"/>
-          </w:tblBorders>
+          <w:tblW w:w="9288" w:type="dxa"/>
+          <w:tblInd w:w="0" w:type="dxa"/>
+          <w:tblLayout w:type="fixed"/>
           <w:tblCellMar>
             <w:top w:w="0" w:type="dxa"/>
             <w:left w:w="108" w:type="dxa"/>
@@ -891,7 +878,7 @@
           </w:tblCellMar>
         </w:tblPrEx>
         <w:trPr>
-          <w:trHeight w:val="730" w:hRule="atLeast"/>
+          <w:trHeight w:val="730"/>
         </w:trPr>
         <w:tc>
           <w:tcPr>
@@ -992,14 +979,9 @@
       </w:tr>
       <w:tr>
         <w:tblPrEx>
-          <w:tblBorders>
-            <w:top w:val="single" w:color="000000" w:sz="4" w:space="0"/>
-            <w:left w:val="single" w:color="000000" w:sz="4" w:space="0"/>
-            <w:bottom w:val="single" w:color="000000" w:sz="4" w:space="0"/>
-            <w:right w:val="single" w:color="000000" w:sz="4" w:space="0"/>
-            <w:insideH w:val="single" w:color="000000" w:sz="4" w:space="0"/>
-            <w:insideV w:val="single" w:color="000000" w:sz="4" w:space="0"/>
-          </w:tblBorders>
+          <w:tblW w:w="9288" w:type="dxa"/>
+          <w:tblInd w:w="0" w:type="dxa"/>
+          <w:tblLayout w:type="fixed"/>
           <w:tblCellMar>
             <w:top w:w="0" w:type="dxa"/>
             <w:left w:w="108" w:type="dxa"/>
@@ -1008,7 +990,7 @@
           </w:tblCellMar>
         </w:tblPrEx>
         <w:trPr>
-          <w:trHeight w:val="756" w:hRule="atLeast"/>
+          <w:trHeight w:val="756"/>
         </w:trPr>
         <w:tc>
           <w:tcPr>
@@ -1109,14 +1091,9 @@
       </w:tr>
       <w:tr>
         <w:tblPrEx>
-          <w:tblBorders>
-            <w:top w:val="single" w:color="000000" w:sz="4" w:space="0"/>
-            <w:left w:val="single" w:color="000000" w:sz="4" w:space="0"/>
-            <w:bottom w:val="single" w:color="000000" w:sz="4" w:space="0"/>
-            <w:right w:val="single" w:color="000000" w:sz="4" w:space="0"/>
-            <w:insideH w:val="single" w:color="000000" w:sz="4" w:space="0"/>
-            <w:insideV w:val="single" w:color="000000" w:sz="4" w:space="0"/>
-          </w:tblBorders>
+          <w:tblW w:w="9288" w:type="dxa"/>
+          <w:tblInd w:w="0" w:type="dxa"/>
+          <w:tblLayout w:type="fixed"/>
           <w:tblCellMar>
             <w:top w:w="0" w:type="dxa"/>
             <w:left w:w="108" w:type="dxa"/>
@@ -1125,7 +1102,7 @@
           </w:tblCellMar>
         </w:tblPrEx>
         <w:trPr>
-          <w:trHeight w:val="756" w:hRule="atLeast"/>
+          <w:trHeight w:val="756"/>
         </w:trPr>
         <w:tc>
           <w:tcPr>
@@ -1226,14 +1203,9 @@
       </w:tr>
       <w:tr>
         <w:tblPrEx>
-          <w:tblBorders>
-            <w:top w:val="single" w:color="000000" w:sz="4" w:space="0"/>
-            <w:left w:val="single" w:color="000000" w:sz="4" w:space="0"/>
-            <w:bottom w:val="single" w:color="000000" w:sz="4" w:space="0"/>
-            <w:right w:val="single" w:color="000000" w:sz="4" w:space="0"/>
-            <w:insideH w:val="single" w:color="000000" w:sz="4" w:space="0"/>
-            <w:insideV w:val="single" w:color="000000" w:sz="4" w:space="0"/>
-          </w:tblBorders>
+          <w:tblW w:w="9288" w:type="dxa"/>
+          <w:tblInd w:w="0" w:type="dxa"/>
+          <w:tblLayout w:type="fixed"/>
           <w:tblCellMar>
             <w:top w:w="0" w:type="dxa"/>
             <w:left w:w="108" w:type="dxa"/>
@@ -1242,7 +1214,7 @@
           </w:tblCellMar>
         </w:tblPrEx>
         <w:trPr>
-          <w:trHeight w:val="756" w:hRule="atLeast"/>
+          <w:trHeight w:val="756"/>
         </w:trPr>
         <w:tc>
           <w:tcPr>
@@ -1343,14 +1315,9 @@
       </w:tr>
       <w:tr>
         <w:tblPrEx>
-          <w:tblBorders>
-            <w:top w:val="single" w:color="000000" w:sz="4" w:space="0"/>
-            <w:left w:val="single" w:color="000000" w:sz="4" w:space="0"/>
-            <w:bottom w:val="single" w:color="000000" w:sz="4" w:space="0"/>
-            <w:right w:val="single" w:color="000000" w:sz="4" w:space="0"/>
-            <w:insideH w:val="single" w:color="000000" w:sz="4" w:space="0"/>
-            <w:insideV w:val="single" w:color="000000" w:sz="4" w:space="0"/>
-          </w:tblBorders>
+          <w:tblW w:w="9288" w:type="dxa"/>
+          <w:tblInd w:w="0" w:type="dxa"/>
+          <w:tblLayout w:type="fixed"/>
           <w:tblCellMar>
             <w:top w:w="0" w:type="dxa"/>
             <w:left w:w="108" w:type="dxa"/>
@@ -1359,7 +1326,7 @@
           </w:tblCellMar>
         </w:tblPrEx>
         <w:trPr>
-          <w:trHeight w:val="756" w:hRule="atLeast"/>
+          <w:trHeight w:val="756"/>
         </w:trPr>
         <w:tc>
           <w:tcPr>
@@ -1460,14 +1427,9 @@
       </w:tr>
       <w:tr>
         <w:tblPrEx>
-          <w:tblBorders>
-            <w:top w:val="single" w:color="000000" w:sz="4" w:space="0"/>
-            <w:left w:val="single" w:color="000000" w:sz="4" w:space="0"/>
-            <w:bottom w:val="single" w:color="000000" w:sz="4" w:space="0"/>
-            <w:right w:val="single" w:color="000000" w:sz="4" w:space="0"/>
-            <w:insideH w:val="single" w:color="000000" w:sz="4" w:space="0"/>
-            <w:insideV w:val="single" w:color="000000" w:sz="4" w:space="0"/>
-          </w:tblBorders>
+          <w:tblW w:w="9288" w:type="dxa"/>
+          <w:tblInd w:w="0" w:type="dxa"/>
+          <w:tblLayout w:type="fixed"/>
           <w:tblCellMar>
             <w:top w:w="0" w:type="dxa"/>
             <w:left w:w="108" w:type="dxa"/>
@@ -1476,7 +1438,7 @@
           </w:tblCellMar>
         </w:tblPrEx>
         <w:trPr>
-          <w:trHeight w:val="756" w:hRule="atLeast"/>
+          <w:trHeight w:val="756"/>
         </w:trPr>
         <w:tc>
           <w:tcPr>
@@ -1577,14 +1539,9 @@
       </w:tr>
       <w:tr>
         <w:tblPrEx>
-          <w:tblBorders>
-            <w:top w:val="single" w:color="000000" w:sz="4" w:space="0"/>
-            <w:left w:val="single" w:color="000000" w:sz="4" w:space="0"/>
-            <w:bottom w:val="single" w:color="000000" w:sz="4" w:space="0"/>
-            <w:right w:val="single" w:color="000000" w:sz="4" w:space="0"/>
-            <w:insideH w:val="single" w:color="000000" w:sz="4" w:space="0"/>
-            <w:insideV w:val="single" w:color="000000" w:sz="4" w:space="0"/>
-          </w:tblBorders>
+          <w:tblW w:w="9288" w:type="dxa"/>
+          <w:tblInd w:w="0" w:type="dxa"/>
+          <w:tblLayout w:type="fixed"/>
           <w:tblCellMar>
             <w:top w:w="0" w:type="dxa"/>
             <w:left w:w="108" w:type="dxa"/>
@@ -1593,7 +1550,7 @@
           </w:tblCellMar>
         </w:tblPrEx>
         <w:trPr>
-          <w:trHeight w:val="756" w:hRule="atLeast"/>
+          <w:trHeight w:val="756"/>
         </w:trPr>
         <w:tc>
           <w:tcPr>
@@ -1694,14 +1651,9 @@
       </w:tr>
       <w:tr>
         <w:tblPrEx>
-          <w:tblBorders>
-            <w:top w:val="single" w:color="000000" w:sz="4" w:space="0"/>
-            <w:left w:val="single" w:color="000000" w:sz="4" w:space="0"/>
-            <w:bottom w:val="single" w:color="000000" w:sz="4" w:space="0"/>
-            <w:right w:val="single" w:color="000000" w:sz="4" w:space="0"/>
-            <w:insideH w:val="single" w:color="000000" w:sz="4" w:space="0"/>
-            <w:insideV w:val="single" w:color="000000" w:sz="4" w:space="0"/>
-          </w:tblBorders>
+          <w:tblW w:w="9288" w:type="dxa"/>
+          <w:tblInd w:w="0" w:type="dxa"/>
+          <w:tblLayout w:type="fixed"/>
           <w:tblCellMar>
             <w:top w:w="0" w:type="dxa"/>
             <w:left w:w="108" w:type="dxa"/>
@@ -1710,7 +1662,7 @@
           </w:tblCellMar>
         </w:tblPrEx>
         <w:trPr>
-          <w:trHeight w:val="756" w:hRule="atLeast"/>
+          <w:trHeight w:val="756"/>
         </w:trPr>
         <w:tc>
           <w:tcPr>
@@ -1811,14 +1763,9 @@
       </w:tr>
       <w:tr>
         <w:tblPrEx>
-          <w:tblBorders>
-            <w:top w:val="single" w:color="000000" w:sz="4" w:space="0"/>
-            <w:left w:val="single" w:color="000000" w:sz="4" w:space="0"/>
-            <w:bottom w:val="single" w:color="000000" w:sz="4" w:space="0"/>
-            <w:right w:val="single" w:color="000000" w:sz="4" w:space="0"/>
-            <w:insideH w:val="single" w:color="000000" w:sz="4" w:space="0"/>
-            <w:insideV w:val="single" w:color="000000" w:sz="4" w:space="0"/>
-          </w:tblBorders>
+          <w:tblW w:w="9288" w:type="dxa"/>
+          <w:tblInd w:w="0" w:type="dxa"/>
+          <w:tblLayout w:type="fixed"/>
           <w:tblCellMar>
             <w:top w:w="0" w:type="dxa"/>
             <w:left w:w="108" w:type="dxa"/>
@@ -1827,7 +1774,7 @@
           </w:tblCellMar>
         </w:tblPrEx>
         <w:trPr>
-          <w:trHeight w:val="756" w:hRule="atLeast"/>
+          <w:trHeight w:val="756"/>
         </w:trPr>
         <w:tc>
           <w:tcPr>
@@ -1928,14 +1875,9 @@
       </w:tr>
       <w:tr>
         <w:tblPrEx>
-          <w:tblBorders>
-            <w:top w:val="single" w:color="000000" w:sz="4" w:space="0"/>
-            <w:left w:val="single" w:color="000000" w:sz="4" w:space="0"/>
-            <w:bottom w:val="single" w:color="000000" w:sz="4" w:space="0"/>
-            <w:right w:val="single" w:color="000000" w:sz="4" w:space="0"/>
-            <w:insideH w:val="single" w:color="000000" w:sz="4" w:space="0"/>
-            <w:insideV w:val="single" w:color="000000" w:sz="4" w:space="0"/>
-          </w:tblBorders>
+          <w:tblW w:w="9288" w:type="dxa"/>
+          <w:tblInd w:w="0" w:type="dxa"/>
+          <w:tblLayout w:type="fixed"/>
           <w:tblCellMar>
             <w:top w:w="0" w:type="dxa"/>
             <w:left w:w="108" w:type="dxa"/>
@@ -1944,7 +1886,7 @@
           </w:tblCellMar>
         </w:tblPrEx>
         <w:trPr>
-          <w:trHeight w:val="756" w:hRule="atLeast"/>
+          <w:trHeight w:val="756"/>
         </w:trPr>
         <w:tc>
           <w:tcPr>
@@ -2068,23 +2010,23 @@
     <w:p>
       <w:pPr>
         <w:rPr>
-          <w:rFonts w:ascii="新宋体" w:hAnsi="新宋体" w:eastAsia="新宋体"/>
+          <w:rFonts w:ascii="新宋体" w:eastAsia="新宋体" w:hAnsi="新宋体"/>
           <w:b/>
         </w:rPr>
         <w:sectPr>
-          <w:headerReference r:id="rId4" w:type="first"/>
-          <w:footerReference r:id="rId5" w:type="first"/>
-          <w:headerReference r:id="rId3" w:type="default"/>
+          <w:headerReference w:type="default" r:id="rId6"/>
+          <w:headerReference w:type="first" r:id="rId7"/>
+          <w:footerReference w:type="first" r:id="rId8"/>
           <w:pgSz w:w="11907" w:h="16839"/>
           <w:pgMar w:top="1440" w:right="1800" w:bottom="1440" w:left="1800" w:header="851" w:footer="992" w:gutter="0"/>
-          <w:cols w:space="425" w:num="1"/>
+          <w:cols w:num="1" w:space="425"/>
           <w:docGrid w:type="lines" w:linePitch="326" w:charSpace="0"/>
         </w:sectPr>
       </w:pPr>
     </w:p>
     <w:p>
       <w:pPr>
-        <w:pStyle w:val="2"/>
+        <w:pStyle w:val="Heading1"/>
         <w:numPr>
           <w:ilvl w:val="0"/>
           <w:numId w:val="0"/>
@@ -2118,7 +2060,7 @@
       </w:pPr>
       <w:r>
         <w:rPr>
-          <w:rFonts w:hint="eastAsia" w:ascii="宋体" w:hAnsi="宋体"/>
+          <w:rFonts w:ascii="宋体" w:hAnsi="宋体" w:hint="eastAsia"/>
           <w:bCs/>
         </w:rPr>
         <w:t>为了更好地服务客户，提高我公司维护服务水平，2018.10对服务支持的对应用户进行了服务回访。主要通过上门回访的调查，全覆盖回访共6份。</w:t>
@@ -2128,14 +2070,14 @@
       <w:pPr>
         <w:ind w:firstLine="480" w:firstLineChars="200"/>
         <w:rPr>
-          <w:rFonts w:hint="eastAsia" w:ascii="宋体" w:hAnsi="宋体"/>
+          <w:rFonts w:ascii="宋体" w:hAnsi="宋体" w:hint="eastAsia"/>
           <w:bCs/>
           <w:lang w:eastAsia="zh-CN"/>
         </w:rPr>
       </w:pPr>
       <w:r>
         <w:rPr>
-          <w:rFonts w:hint="eastAsia" w:ascii="宋体" w:hAnsi="宋体"/>
+          <w:rFonts w:ascii="宋体" w:hAnsi="宋体" w:hint="eastAsia"/>
           <w:bCs/>
         </w:rPr>
         <w:t>为真实地反映了客户对我公司的维护服务的质量评价，以此提高公司维护人员的整体服务质量，提高顾客满意度，并进行全覆盖抽查。</w:t>
@@ -2146,7 +2088,7 @@
     </w:p>
     <w:p>
       <w:pPr>
-        <w:pStyle w:val="2"/>
+        <w:pStyle w:val="Heading1"/>
         <w:numPr>
           <w:ilvl w:val="0"/>
           <w:numId w:val="0"/>
@@ -2157,24 +2099,24 @@
         <w:spacing w:line="579" w:lineRule="auto"/>
         <w:ind w:left="431" w:hanging="431"/>
         <w:rPr>
-          <w:rFonts w:hint="eastAsia" w:ascii="Arial" w:hAnsi="Arial"/>
+          <w:rFonts w:ascii="Arial" w:hAnsi="Arial" w:hint="eastAsia"/>
           <w:sz w:val="32"/>
           <w:szCs w:val="32"/>
         </w:rPr>
       </w:pPr>
       <w:r>
         <w:rPr>
-          <w:rFonts w:hint="eastAsia" w:ascii="Arial" w:hAnsi="Arial"/>
+          <w:rFonts w:ascii="Arial" w:hAnsi="Arial" w:hint="eastAsia"/>
           <w:sz w:val="32"/>
           <w:szCs w:val="32"/>
         </w:rPr>
         <w:t>2.</w:t>
       </w:r>
-      <w:bookmarkStart w:id="8" w:name="_GoBack"/>
-      <w:bookmarkEnd w:id="8"/>
+      <w:bookmarkStart w:id="7" w:name="_GoBack"/>
+      <w:bookmarkEnd w:id="7"/>
       <w:r>
         <w:rPr>
-          <w:rFonts w:hint="eastAsia" w:ascii="Arial" w:hAnsi="Arial"/>
+          <w:rFonts w:ascii="Arial" w:hAnsi="Arial" w:hint="eastAsia"/>
           <w:sz w:val="32"/>
           <w:szCs w:val="32"/>
         </w:rPr>
@@ -2191,7 +2133,7 @@
       </w:pPr>
       <w:r>
         <w:rPr>
-          <w:rFonts w:hint="eastAsia" w:ascii="宋体" w:hAnsi="宋体"/>
+          <w:rFonts w:ascii="宋体" w:hAnsi="宋体" w:hint="eastAsia"/>
           <w:bCs/>
         </w:rPr>
         <w:t>为了解服务品质与客户满意度的关联性，通过对客户满意度调查，征集客户服务工作中存在的问题及不足，及时获取客户的需求，以获得必要的改进信息，以达到提升客户满意度的目的。加强服务人员的技术和服务水平，提高维护后运行系统的稳定和安全，整体提高服务质量。</w:t>
@@ -2214,7 +2156,7 @@
       </w:r>
       <w:r>
         <w:rPr>
-          <w:rFonts w:hint="eastAsia" w:ascii="宋体" w:hAnsi="宋体"/>
+          <w:rFonts w:ascii="宋体" w:hAnsi="宋体" w:hint="eastAsia"/>
           <w:bCs/>
         </w:rPr>
         <w:t xml:space="preserve">从 </w:t>
@@ -2228,7 +2170,7 @@
       </w:r>
       <w:r>
         <w:rPr>
-          <w:rFonts w:hint="eastAsia" w:ascii="宋体" w:hAnsi="宋体"/>
+          <w:rFonts w:ascii="宋体" w:hAnsi="宋体" w:hint="eastAsia"/>
           <w:bCs/>
         </w:rPr>
         <w:t>服务态度、技术水平、服务及时、有效管理、产品稳定、功能满足、界面友好、升级功能8</w:t>
@@ -2242,7 +2184,7 @@
       </w:r>
       <w:r>
         <w:rPr>
-          <w:rFonts w:hint="eastAsia" w:ascii="宋体" w:hAnsi="宋体"/>
+          <w:rFonts w:ascii="宋体" w:hAnsi="宋体" w:hint="eastAsia"/>
           <w:bCs/>
         </w:rPr>
         <w:t>和记录，按照满意度调查管理制度的算法，计算本次满意度调查的客户满意度分值。</w:t>
@@ -2250,7 +2192,7 @@
     </w:p>
     <w:tbl>
       <w:tblPr>
-        <w:tblStyle w:val="28"/>
+        <w:tblStyle w:val="TableNormal"/>
         <w:tblW w:w="8095" w:type="dxa"/>
         <w:tblInd w:w="93" w:type="dxa"/>
         <w:tblLayout w:type="fixed"/>
@@ -2272,6 +2214,9 @@
       </w:tblGrid>
       <w:tr>
         <w:tblPrEx>
+          <w:tblW w:w="8095" w:type="dxa"/>
+          <w:tblInd w:w="93" w:type="dxa"/>
+          <w:tblLayout w:type="fixed"/>
           <w:tblCellMar>
             <w:top w:w="0" w:type="dxa"/>
             <w:left w:w="108" w:type="dxa"/>
@@ -2280,16 +2225,16 @@
           </w:tblCellMar>
         </w:tblPrEx>
         <w:trPr>
-          <w:trHeight w:val="255" w:hRule="atLeast"/>
+          <w:trHeight w:val="255"/>
         </w:trPr>
         <w:tc>
           <w:tcPr>
             <w:tcW w:w="1266" w:type="dxa"/>
             <w:tcBorders>
-              <w:top w:val="single" w:color="auto" w:sz="4" w:space="0"/>
-              <w:left w:val="single" w:color="auto" w:sz="4" w:space="0"/>
-              <w:bottom w:val="single" w:color="auto" w:sz="4" w:space="0"/>
-              <w:right w:val="single" w:color="auto" w:sz="4" w:space="0"/>
+              <w:top w:val="single" w:sz="4" w:space="0" w:color="auto"/>
+              <w:left w:val="single" w:sz="4" w:space="0" w:color="auto"/>
+              <w:bottom w:val="single" w:sz="4" w:space="0" w:color="auto"/>
+              <w:right w:val="single" w:sz="4" w:space="0" w:color="auto"/>
             </w:tcBorders>
             <w:shd w:val="clear" w:color="000000" w:fill="D9D9D9"/>
             <w:vAlign w:val="center"/>
@@ -2308,7 +2253,7 @@
             </w:pPr>
             <w:r>
               <w:rPr>
-                <w:rFonts w:hint="eastAsia" w:ascii="宋体" w:hAnsi="宋体" w:cs="宋体"/>
+                <w:rFonts w:ascii="宋体" w:hAnsi="宋体" w:cs="宋体" w:hint="eastAsia"/>
                 <w:kern w:val="0"/>
                 <w:sz w:val="21"/>
                 <w:szCs w:val="21"/>
@@ -2322,10 +2267,10 @@
             <w:tcW w:w="1091" w:type="dxa"/>
             <w:vMerge w:val="restart"/>
             <w:tcBorders>
-              <w:top w:val="single" w:color="auto" w:sz="4" w:space="0"/>
-              <w:left w:val="single" w:color="auto" w:sz="4" w:space="0"/>
-              <w:bottom w:val="single" w:color="auto" w:sz="4" w:space="0"/>
-              <w:right w:val="single" w:color="auto" w:sz="4" w:space="0"/>
+              <w:top w:val="single" w:sz="4" w:space="0" w:color="auto"/>
+              <w:left w:val="single" w:sz="4" w:space="0" w:color="auto"/>
+              <w:bottom w:val="single" w:sz="4" w:space="0" w:color="auto"/>
+              <w:right w:val="single" w:sz="4" w:space="0" w:color="auto"/>
             </w:tcBorders>
             <w:shd w:val="clear" w:color="000000" w:fill="D9D9D9"/>
             <w:vAlign w:val="center"/>
@@ -2344,7 +2289,7 @@
             </w:pPr>
             <w:r>
               <w:rPr>
-                <w:rFonts w:hint="eastAsia" w:ascii="宋体" w:hAnsi="宋体" w:cs="宋体"/>
+                <w:rFonts w:ascii="宋体" w:hAnsi="宋体" w:cs="宋体" w:hint="eastAsia"/>
                 <w:kern w:val="0"/>
                 <w:sz w:val="21"/>
                 <w:szCs w:val="21"/>
@@ -2367,10 +2312,10 @@
             <w:tcW w:w="1196" w:type="dxa"/>
             <w:vMerge w:val="restart"/>
             <w:tcBorders>
-              <w:top w:val="single" w:color="auto" w:sz="4" w:space="0"/>
-              <w:left w:val="single" w:color="auto" w:sz="4" w:space="0"/>
-              <w:bottom w:val="single" w:color="auto" w:sz="4" w:space="0"/>
-              <w:right w:val="single" w:color="auto" w:sz="4" w:space="0"/>
+              <w:top w:val="single" w:sz="4" w:space="0" w:color="auto"/>
+              <w:left w:val="single" w:sz="4" w:space="0" w:color="auto"/>
+              <w:bottom w:val="single" w:sz="4" w:space="0" w:color="auto"/>
+              <w:right w:val="single" w:sz="4" w:space="0" w:color="auto"/>
             </w:tcBorders>
             <w:shd w:val="clear" w:color="000000" w:fill="D9D9D9"/>
             <w:vAlign w:val="center"/>
@@ -2389,7 +2334,7 @@
             </w:pPr>
             <w:r>
               <w:rPr>
-                <w:rFonts w:hint="eastAsia" w:ascii="宋体" w:hAnsi="宋体" w:cs="宋体"/>
+                <w:rFonts w:ascii="宋体" w:hAnsi="宋体" w:cs="宋体" w:hint="eastAsia"/>
                 <w:kern w:val="0"/>
                 <w:sz w:val="21"/>
                 <w:szCs w:val="21"/>
@@ -2412,10 +2357,10 @@
             <w:tcW w:w="1140" w:type="dxa"/>
             <w:vMerge w:val="restart"/>
             <w:tcBorders>
-              <w:top w:val="single" w:color="auto" w:sz="4" w:space="0"/>
-              <w:left w:val="single" w:color="auto" w:sz="4" w:space="0"/>
-              <w:bottom w:val="single" w:color="auto" w:sz="4" w:space="0"/>
-              <w:right w:val="single" w:color="auto" w:sz="4" w:space="0"/>
+              <w:top w:val="single" w:sz="4" w:space="0" w:color="auto"/>
+              <w:left w:val="single" w:sz="4" w:space="0" w:color="auto"/>
+              <w:bottom w:val="single" w:sz="4" w:space="0" w:color="auto"/>
+              <w:right w:val="single" w:sz="4" w:space="0" w:color="auto"/>
             </w:tcBorders>
             <w:shd w:val="clear" w:color="000000" w:fill="D9D9D9"/>
             <w:vAlign w:val="center"/>
@@ -2434,7 +2379,7 @@
             </w:pPr>
             <w:r>
               <w:rPr>
-                <w:rFonts w:hint="eastAsia" w:ascii="宋体" w:hAnsi="宋体" w:cs="宋体"/>
+                <w:rFonts w:ascii="宋体" w:hAnsi="宋体" w:cs="宋体" w:hint="eastAsia"/>
                 <w:kern w:val="0"/>
                 <w:sz w:val="21"/>
                 <w:szCs w:val="21"/>
@@ -2457,10 +2402,10 @@
             <w:tcW w:w="1042" w:type="dxa"/>
             <w:vMerge w:val="restart"/>
             <w:tcBorders>
-              <w:top w:val="single" w:color="auto" w:sz="4" w:space="0"/>
-              <w:left w:val="single" w:color="auto" w:sz="4" w:space="0"/>
-              <w:bottom w:val="single" w:color="auto" w:sz="4" w:space="0"/>
-              <w:right w:val="single" w:color="auto" w:sz="4" w:space="0"/>
+              <w:top w:val="single" w:sz="4" w:space="0" w:color="auto"/>
+              <w:left w:val="single" w:sz="4" w:space="0" w:color="auto"/>
+              <w:bottom w:val="single" w:sz="4" w:space="0" w:color="auto"/>
+              <w:right w:val="single" w:sz="4" w:space="0" w:color="auto"/>
             </w:tcBorders>
             <w:shd w:val="clear" w:color="000000" w:fill="D9D9D9"/>
             <w:vAlign w:val="center"/>
@@ -2479,7 +2424,7 @@
             </w:pPr>
             <w:r>
               <w:rPr>
-                <w:rFonts w:hint="eastAsia" w:ascii="宋体" w:hAnsi="宋体" w:cs="宋体"/>
+                <w:rFonts w:ascii="宋体" w:hAnsi="宋体" w:cs="宋体" w:hint="eastAsia"/>
                 <w:kern w:val="0"/>
                 <w:sz w:val="21"/>
                 <w:szCs w:val="21"/>
@@ -2502,10 +2447,10 @@
             <w:tcW w:w="1084" w:type="dxa"/>
             <w:vMerge w:val="restart"/>
             <w:tcBorders>
-              <w:top w:val="single" w:color="auto" w:sz="4" w:space="0"/>
-              <w:left w:val="single" w:color="auto" w:sz="4" w:space="0"/>
-              <w:bottom w:val="single" w:color="auto" w:sz="4" w:space="0"/>
-              <w:right w:val="single" w:color="auto" w:sz="4" w:space="0"/>
+              <w:top w:val="single" w:sz="4" w:space="0" w:color="auto"/>
+              <w:left w:val="single" w:sz="4" w:space="0" w:color="auto"/>
+              <w:bottom w:val="single" w:sz="4" w:space="0" w:color="auto"/>
+              <w:right w:val="single" w:sz="4" w:space="0" w:color="auto"/>
             </w:tcBorders>
             <w:shd w:val="clear" w:color="000000" w:fill="D9D9D9"/>
             <w:vAlign w:val="center"/>
@@ -2524,7 +2469,7 @@
             </w:pPr>
             <w:r>
               <w:rPr>
-                <w:rFonts w:hint="eastAsia" w:ascii="宋体" w:hAnsi="宋体" w:cs="宋体"/>
+                <w:rFonts w:ascii="宋体" w:hAnsi="宋体" w:cs="宋体" w:hint="eastAsia"/>
                 <w:kern w:val="0"/>
                 <w:sz w:val="21"/>
                 <w:szCs w:val="21"/>
@@ -2538,10 +2483,10 @@
             <w:tcW w:w="1276" w:type="dxa"/>
             <w:vMerge w:val="restart"/>
             <w:tcBorders>
-              <w:top w:val="single" w:color="auto" w:sz="4" w:space="0"/>
-              <w:left w:val="single" w:color="auto" w:sz="4" w:space="0"/>
-              <w:bottom w:val="single" w:color="auto" w:sz="4" w:space="0"/>
-              <w:right w:val="single" w:color="auto" w:sz="4" w:space="0"/>
+              <w:top w:val="single" w:sz="4" w:space="0" w:color="auto"/>
+              <w:left w:val="single" w:sz="4" w:space="0" w:color="auto"/>
+              <w:bottom w:val="single" w:sz="4" w:space="0" w:color="auto"/>
+              <w:right w:val="single" w:sz="4" w:space="0" w:color="auto"/>
             </w:tcBorders>
             <w:shd w:val="clear" w:color="000000" w:fill="D9D9D9"/>
             <w:vAlign w:val="center"/>
@@ -2560,7 +2505,7 @@
             </w:pPr>
             <w:r>
               <w:rPr>
-                <w:rFonts w:hint="eastAsia" w:ascii="宋体" w:hAnsi="宋体" w:cs="宋体"/>
+                <w:rFonts w:ascii="宋体" w:hAnsi="宋体" w:cs="宋体" w:hint="eastAsia"/>
                 <w:kern w:val="0"/>
                 <w:sz w:val="21"/>
                 <w:szCs w:val="21"/>
@@ -2572,6 +2517,9 @@
       </w:tr>
       <w:tr>
         <w:tblPrEx>
+          <w:tblW w:w="8095" w:type="dxa"/>
+          <w:tblInd w:w="93" w:type="dxa"/>
+          <w:tblLayout w:type="fixed"/>
           <w:tblCellMar>
             <w:top w:w="0" w:type="dxa"/>
             <w:left w:w="108" w:type="dxa"/>
@@ -2580,16 +2528,16 @@
           </w:tblCellMar>
         </w:tblPrEx>
         <w:trPr>
-          <w:trHeight w:val="255" w:hRule="atLeast"/>
+          <w:trHeight w:val="255"/>
         </w:trPr>
         <w:tc>
           <w:tcPr>
             <w:tcW w:w="1266" w:type="dxa"/>
             <w:tcBorders>
               <w:top w:val="nil"/>
-              <w:left w:val="single" w:color="auto" w:sz="4" w:space="0"/>
-              <w:bottom w:val="single" w:color="auto" w:sz="4" w:space="0"/>
-              <w:right w:val="single" w:color="auto" w:sz="4" w:space="0"/>
+              <w:left w:val="single" w:sz="4" w:space="0" w:color="auto"/>
+              <w:bottom w:val="single" w:sz="4" w:space="0" w:color="auto"/>
+              <w:right w:val="single" w:sz="4" w:space="0" w:color="auto"/>
             </w:tcBorders>
             <w:shd w:val="clear" w:color="000000" w:fill="D9D9D9"/>
             <w:vAlign w:val="center"/>
@@ -2608,7 +2556,7 @@
             </w:pPr>
             <w:r>
               <w:rPr>
-                <w:rFonts w:hint="eastAsia" w:ascii="宋体" w:hAnsi="宋体" w:cs="宋体"/>
+                <w:rFonts w:ascii="宋体" w:hAnsi="宋体" w:cs="宋体" w:hint="eastAsia"/>
                 <w:kern w:val="0"/>
                 <w:sz w:val="21"/>
                 <w:szCs w:val="21"/>
@@ -2620,12 +2568,12 @@
         <w:tc>
           <w:tcPr>
             <w:tcW w:w="1091" w:type="dxa"/>
-            <w:vMerge w:val="continue"/>
+            <w:vMerge/>
             <w:tcBorders>
-              <w:top w:val="single" w:color="auto" w:sz="4" w:space="0"/>
-              <w:left w:val="single" w:color="auto" w:sz="4" w:space="0"/>
-              <w:bottom w:val="single" w:color="auto" w:sz="4" w:space="0"/>
-              <w:right w:val="single" w:color="auto" w:sz="4" w:space="0"/>
+              <w:top w:val="single" w:sz="4" w:space="0" w:color="auto"/>
+              <w:left w:val="single" w:sz="4" w:space="0" w:color="auto"/>
+              <w:bottom w:val="single" w:sz="4" w:space="0" w:color="auto"/>
+              <w:right w:val="single" w:sz="4" w:space="0" w:color="auto"/>
             </w:tcBorders>
             <w:vAlign w:val="center"/>
           </w:tcPr>
@@ -2646,12 +2594,12 @@
         <w:tc>
           <w:tcPr>
             <w:tcW w:w="1196" w:type="dxa"/>
-            <w:vMerge w:val="continue"/>
+            <w:vMerge/>
             <w:tcBorders>
-              <w:top w:val="single" w:color="auto" w:sz="4" w:space="0"/>
-              <w:left w:val="single" w:color="auto" w:sz="4" w:space="0"/>
-              <w:bottom w:val="single" w:color="auto" w:sz="4" w:space="0"/>
-              <w:right w:val="single" w:color="auto" w:sz="4" w:space="0"/>
+              <w:top w:val="single" w:sz="4" w:space="0" w:color="auto"/>
+              <w:left w:val="single" w:sz="4" w:space="0" w:color="auto"/>
+              <w:bottom w:val="single" w:sz="4" w:space="0" w:color="auto"/>
+              <w:right w:val="single" w:sz="4" w:space="0" w:color="auto"/>
             </w:tcBorders>
             <w:vAlign w:val="center"/>
           </w:tcPr>
@@ -2672,12 +2620,12 @@
         <w:tc>
           <w:tcPr>
             <w:tcW w:w="1140" w:type="dxa"/>
-            <w:vMerge w:val="continue"/>
+            <w:vMerge/>
             <w:tcBorders>
-              <w:top w:val="single" w:color="auto" w:sz="4" w:space="0"/>
-              <w:left w:val="single" w:color="auto" w:sz="4" w:space="0"/>
-              <w:bottom w:val="single" w:color="auto" w:sz="4" w:space="0"/>
-              <w:right w:val="single" w:color="auto" w:sz="4" w:space="0"/>
+              <w:top w:val="single" w:sz="4" w:space="0" w:color="auto"/>
+              <w:left w:val="single" w:sz="4" w:space="0" w:color="auto"/>
+              <w:bottom w:val="single" w:sz="4" w:space="0" w:color="auto"/>
+              <w:right w:val="single" w:sz="4" w:space="0" w:color="auto"/>
             </w:tcBorders>
             <w:vAlign w:val="center"/>
           </w:tcPr>
@@ -2698,12 +2646,12 @@
         <w:tc>
           <w:tcPr>
             <w:tcW w:w="1042" w:type="dxa"/>
-            <w:vMerge w:val="continue"/>
+            <w:vMerge/>
             <w:tcBorders>
-              <w:top w:val="single" w:color="auto" w:sz="4" w:space="0"/>
-              <w:left w:val="single" w:color="auto" w:sz="4" w:space="0"/>
-              <w:bottom w:val="single" w:color="auto" w:sz="4" w:space="0"/>
-              <w:right w:val="single" w:color="auto" w:sz="4" w:space="0"/>
+              <w:top w:val="single" w:sz="4" w:space="0" w:color="auto"/>
+              <w:left w:val="single" w:sz="4" w:space="0" w:color="auto"/>
+              <w:bottom w:val="single" w:sz="4" w:space="0" w:color="auto"/>
+              <w:right w:val="single" w:sz="4" w:space="0" w:color="auto"/>
             </w:tcBorders>
             <w:vAlign w:val="center"/>
           </w:tcPr>
@@ -2724,12 +2672,12 @@
         <w:tc>
           <w:tcPr>
             <w:tcW w:w="1084" w:type="dxa"/>
-            <w:vMerge w:val="continue"/>
+            <w:vMerge/>
             <w:tcBorders>
-              <w:top w:val="single" w:color="auto" w:sz="4" w:space="0"/>
-              <w:left w:val="single" w:color="auto" w:sz="4" w:space="0"/>
-              <w:bottom w:val="single" w:color="auto" w:sz="4" w:space="0"/>
-              <w:right w:val="single" w:color="auto" w:sz="4" w:space="0"/>
+              <w:top w:val="single" w:sz="4" w:space="0" w:color="auto"/>
+              <w:left w:val="single" w:sz="4" w:space="0" w:color="auto"/>
+              <w:bottom w:val="single" w:sz="4" w:space="0" w:color="auto"/>
+              <w:right w:val="single" w:sz="4" w:space="0" w:color="auto"/>
             </w:tcBorders>
             <w:vAlign w:val="center"/>
           </w:tcPr>
@@ -2750,12 +2698,12 @@
         <w:tc>
           <w:tcPr>
             <w:tcW w:w="1276" w:type="dxa"/>
-            <w:vMerge w:val="continue"/>
+            <w:vMerge/>
             <w:tcBorders>
-              <w:top w:val="single" w:color="auto" w:sz="4" w:space="0"/>
-              <w:left w:val="single" w:color="auto" w:sz="4" w:space="0"/>
-              <w:bottom w:val="single" w:color="auto" w:sz="4" w:space="0"/>
-              <w:right w:val="single" w:color="auto" w:sz="4" w:space="0"/>
+              <w:top w:val="single" w:sz="4" w:space="0" w:color="auto"/>
+              <w:left w:val="single" w:sz="4" w:space="0" w:color="auto"/>
+              <w:bottom w:val="single" w:sz="4" w:space="0" w:color="auto"/>
+              <w:right w:val="single" w:sz="4" w:space="0" w:color="auto"/>
             </w:tcBorders>
             <w:vAlign w:val="center"/>
           </w:tcPr>
@@ -2776,6 +2724,9 @@
       </w:tr>
       <w:tr>
         <w:tblPrEx>
+          <w:tblW w:w="8095" w:type="dxa"/>
+          <w:tblInd w:w="93" w:type="dxa"/>
+          <w:tblLayout w:type="fixed"/>
           <w:tblCellMar>
             <w:top w:w="0" w:type="dxa"/>
             <w:left w:w="108" w:type="dxa"/>
@@ -2784,16 +2735,16 @@
           </w:tblCellMar>
         </w:tblPrEx>
         <w:trPr>
-          <w:trHeight w:val="270" w:hRule="atLeast"/>
+          <w:trHeight w:val="270"/>
         </w:trPr>
         <w:tc>
           <w:tcPr>
             <w:tcW w:w="1266" w:type="dxa"/>
             <w:tcBorders>
               <w:top w:val="nil"/>
-              <w:left w:val="single" w:color="auto" w:sz="4" w:space="0"/>
-              <w:bottom w:val="single" w:color="auto" w:sz="4" w:space="0"/>
-              <w:right w:val="single" w:color="auto" w:sz="4" w:space="0"/>
+              <w:left w:val="single" w:sz="4" w:space="0" w:color="auto"/>
+              <w:bottom w:val="single" w:sz="4" w:space="0" w:color="auto"/>
+              <w:right w:val="single" w:sz="4" w:space="0" w:color="auto"/>
             </w:tcBorders>
             <w:shd w:val="clear" w:color="000000" w:fill="D9D9D9"/>
             <w:vAlign w:val="center"/>
@@ -2812,7 +2763,7 @@
             </w:pPr>
             <w:r>
               <w:rPr>
-                <w:rFonts w:hint="eastAsia" w:ascii="宋体" w:hAnsi="宋体" w:cs="宋体"/>
+                <w:rFonts w:ascii="宋体" w:hAnsi="宋体" w:cs="宋体" w:hint="eastAsia"/>
                 <w:kern w:val="0"/>
                 <w:sz w:val="21"/>
                 <w:szCs w:val="21"/>
@@ -2827,8 +2778,8 @@
             <w:tcBorders>
               <w:top w:val="nil"/>
               <w:left w:val="nil"/>
-              <w:bottom w:val="single" w:color="auto" w:sz="4" w:space="0"/>
-              <w:right w:val="single" w:color="auto" w:sz="4" w:space="0"/>
+              <w:bottom w:val="single" w:sz="4" w:space="0" w:color="auto"/>
+              <w:right w:val="single" w:sz="4" w:space="0" w:color="auto"/>
             </w:tcBorders>
             <w:shd w:val="clear" w:color="auto" w:fill="auto"/>
             <w:vAlign w:val="center"/>
@@ -2853,8 +2804,8 @@
             <w:tcBorders>
               <w:top w:val="nil"/>
               <w:left w:val="nil"/>
-              <w:bottom w:val="single" w:color="auto" w:sz="4" w:space="0"/>
-              <w:right w:val="single" w:color="auto" w:sz="4" w:space="0"/>
+              <w:bottom w:val="single" w:sz="4" w:space="0" w:color="auto"/>
+              <w:right w:val="single" w:sz="4" w:space="0" w:color="auto"/>
             </w:tcBorders>
             <w:shd w:val="clear" w:color="auto" w:fill="auto"/>
             <w:vAlign w:val="center"/>
@@ -2879,8 +2830,8 @@
             <w:tcBorders>
               <w:top w:val="nil"/>
               <w:left w:val="nil"/>
-              <w:bottom w:val="single" w:color="auto" w:sz="4" w:space="0"/>
-              <w:right w:val="single" w:color="auto" w:sz="4" w:space="0"/>
+              <w:bottom w:val="single" w:sz="4" w:space="0" w:color="auto"/>
+              <w:right w:val="single" w:sz="4" w:space="0" w:color="auto"/>
             </w:tcBorders>
             <w:shd w:val="clear" w:color="auto" w:fill="auto"/>
             <w:vAlign w:val="center"/>
@@ -2905,8 +2856,8 @@
             <w:tcBorders>
               <w:top w:val="nil"/>
               <w:left w:val="nil"/>
-              <w:bottom w:val="single" w:color="auto" w:sz="4" w:space="0"/>
-              <w:right w:val="single" w:color="auto" w:sz="4" w:space="0"/>
+              <w:bottom w:val="single" w:sz="4" w:space="0" w:color="auto"/>
+              <w:right w:val="single" w:sz="4" w:space="0" w:color="auto"/>
             </w:tcBorders>
             <w:shd w:val="clear" w:color="auto" w:fill="auto"/>
             <w:vAlign w:val="center"/>
@@ -2931,8 +2882,8 @@
             <w:tcBorders>
               <w:top w:val="nil"/>
               <w:left w:val="nil"/>
-              <w:bottom w:val="single" w:color="auto" w:sz="4" w:space="0"/>
-              <w:right w:val="single" w:color="auto" w:sz="4" w:space="0"/>
+              <w:bottom w:val="single" w:sz="4" w:space="0" w:color="auto"/>
+              <w:right w:val="single" w:sz="4" w:space="0" w:color="auto"/>
             </w:tcBorders>
             <w:shd w:val="clear" w:color="auto" w:fill="auto"/>
             <w:vAlign w:val="center"/>
@@ -2966,8 +2917,8 @@
             <w:tcBorders>
               <w:top w:val="nil"/>
               <w:left w:val="nil"/>
-              <w:bottom w:val="single" w:color="auto" w:sz="4" w:space="0"/>
-              <w:right w:val="single" w:color="auto" w:sz="4" w:space="0"/>
+              <w:bottom w:val="single" w:sz="4" w:space="0" w:color="auto"/>
+              <w:right w:val="single" w:sz="4" w:space="0" w:color="auto"/>
             </w:tcBorders>
             <w:shd w:val="clear" w:color="auto" w:fill="auto"/>
             <w:vAlign w:val="center"/>
@@ -2998,6 +2949,9 @@
       </w:tr>
       <w:tr>
         <w:tblPrEx>
+          <w:tblW w:w="8095" w:type="dxa"/>
+          <w:tblInd w:w="93" w:type="dxa"/>
+          <w:tblLayout w:type="fixed"/>
           <w:tblCellMar>
             <w:top w:w="0" w:type="dxa"/>
             <w:left w:w="108" w:type="dxa"/>
@@ -3006,16 +2960,16 @@
           </w:tblCellMar>
         </w:tblPrEx>
         <w:trPr>
-          <w:trHeight w:val="300" w:hRule="atLeast"/>
+          <w:trHeight w:val="300"/>
         </w:trPr>
         <w:tc>
           <w:tcPr>
             <w:tcW w:w="1266" w:type="dxa"/>
             <w:tcBorders>
               <w:top w:val="nil"/>
-              <w:left w:val="single" w:color="auto" w:sz="4" w:space="0"/>
-              <w:bottom w:val="single" w:color="auto" w:sz="4" w:space="0"/>
-              <w:right w:val="single" w:color="auto" w:sz="4" w:space="0"/>
+              <w:left w:val="single" w:sz="4" w:space="0" w:color="auto"/>
+              <w:bottom w:val="single" w:sz="4" w:space="0" w:color="auto"/>
+              <w:right w:val="single" w:sz="4" w:space="0" w:color="auto"/>
             </w:tcBorders>
             <w:shd w:val="clear" w:color="auto" w:fill="auto"/>
             <w:vAlign w:val="center"/>
@@ -3034,7 +2988,7 @@
             </w:pPr>
             <w:r>
               <w:rPr>
-                <w:rFonts w:hint="eastAsia" w:ascii="宋体" w:hAnsi="宋体" w:cs="宋体"/>
+                <w:rFonts w:ascii="宋体" w:hAnsi="宋体" w:cs="宋体" w:hint="eastAsia"/>
                 <w:kern w:val="0"/>
                 <w:sz w:val="21"/>
                 <w:szCs w:val="21"/>
@@ -3049,8 +3003,8 @@
             <w:tcBorders>
               <w:top w:val="nil"/>
               <w:left w:val="nil"/>
-              <w:bottom w:val="single" w:color="auto" w:sz="4" w:space="0"/>
-              <w:right w:val="single" w:color="auto" w:sz="4" w:space="0"/>
+              <w:bottom w:val="single" w:sz="4" w:space="0" w:color="auto"/>
+              <w:right w:val="single" w:sz="4" w:space="0" w:color="auto"/>
             </w:tcBorders>
             <w:shd w:val="clear" w:color="auto" w:fill="auto"/>
             <w:vAlign w:val="center"/>
@@ -3069,7 +3023,7 @@
             </w:pPr>
             <w:r>
               <w:rPr>
-                <w:rFonts w:hint="eastAsia" w:ascii="宋体" w:hAnsi="宋体" w:cs="宋体"/>
+                <w:rFonts w:ascii="宋体" w:hAnsi="宋体" w:cs="宋体" w:hint="eastAsia"/>
                 <w:kern w:val="0"/>
                 <w:sz w:val="20"/>
                 <w:szCs w:val="20"/>
@@ -3084,8 +3038,8 @@
             <w:tcBorders>
               <w:top w:val="nil"/>
               <w:left w:val="nil"/>
-              <w:bottom w:val="single" w:color="auto" w:sz="4" w:space="0"/>
-              <w:right w:val="single" w:color="auto" w:sz="4" w:space="0"/>
+              <w:bottom w:val="single" w:sz="4" w:space="0" w:color="auto"/>
+              <w:right w:val="single" w:sz="4" w:space="0" w:color="auto"/>
             </w:tcBorders>
             <w:shd w:val="clear" w:color="auto" w:fill="auto"/>
             <w:vAlign w:val="center"/>
@@ -3104,7 +3058,7 @@
             </w:pPr>
             <w:r>
               <w:rPr>
-                <w:rFonts w:hint="eastAsia" w:ascii="宋体" w:hAnsi="宋体" w:cs="宋体"/>
+                <w:rFonts w:ascii="宋体" w:hAnsi="宋体" w:cs="宋体" w:hint="eastAsia"/>
                 <w:kern w:val="0"/>
                 <w:sz w:val="20"/>
                 <w:szCs w:val="20"/>
@@ -3119,8 +3073,8 @@
             <w:tcBorders>
               <w:top w:val="nil"/>
               <w:left w:val="nil"/>
-              <w:bottom w:val="single" w:color="auto" w:sz="4" w:space="0"/>
-              <w:right w:val="single" w:color="auto" w:sz="4" w:space="0"/>
+              <w:bottom w:val="single" w:sz="4" w:space="0" w:color="auto"/>
+              <w:right w:val="single" w:sz="4" w:space="0" w:color="auto"/>
             </w:tcBorders>
             <w:shd w:val="clear" w:color="auto" w:fill="auto"/>
             <w:vAlign w:val="center"/>
@@ -3139,7 +3093,7 @@
             </w:pPr>
             <w:r>
               <w:rPr>
-                <w:rFonts w:hint="eastAsia" w:ascii="宋体" w:hAnsi="宋体" w:cs="宋体"/>
+                <w:rFonts w:ascii="宋体" w:hAnsi="宋体" w:cs="宋体" w:hint="eastAsia"/>
                 <w:kern w:val="0"/>
                 <w:sz w:val="20"/>
                 <w:szCs w:val="20"/>
@@ -3154,8 +3108,8 @@
             <w:tcBorders>
               <w:top w:val="nil"/>
               <w:left w:val="nil"/>
-              <w:bottom w:val="single" w:color="auto" w:sz="4" w:space="0"/>
-              <w:right w:val="single" w:color="auto" w:sz="4" w:space="0"/>
+              <w:bottom w:val="single" w:sz="4" w:space="0" w:color="auto"/>
+              <w:right w:val="single" w:sz="4" w:space="0" w:color="auto"/>
             </w:tcBorders>
             <w:shd w:val="clear" w:color="auto" w:fill="auto"/>
             <w:vAlign w:val="center"/>
@@ -3174,7 +3128,7 @@
             </w:pPr>
             <w:r>
               <w:rPr>
-                <w:rFonts w:hint="eastAsia" w:ascii="宋体" w:hAnsi="宋体" w:cs="宋体"/>
+                <w:rFonts w:ascii="宋体" w:hAnsi="宋体" w:cs="宋体" w:hint="eastAsia"/>
                 <w:kern w:val="0"/>
                 <w:sz w:val="20"/>
                 <w:szCs w:val="20"/>
@@ -3189,8 +3143,8 @@
             <w:tcBorders>
               <w:top w:val="nil"/>
               <w:left w:val="nil"/>
-              <w:bottom w:val="single" w:color="auto" w:sz="4" w:space="0"/>
-              <w:right w:val="single" w:color="auto" w:sz="4" w:space="0"/>
+              <w:bottom w:val="single" w:sz="4" w:space="0" w:color="auto"/>
+              <w:right w:val="single" w:sz="4" w:space="0" w:color="auto"/>
             </w:tcBorders>
             <w:shd w:val="clear" w:color="auto" w:fill="auto"/>
             <w:vAlign w:val="center"/>
@@ -3224,8 +3178,8 @@
             <w:tcBorders>
               <w:top w:val="nil"/>
               <w:left w:val="nil"/>
-              <w:bottom w:val="single" w:color="auto" w:sz="4" w:space="0"/>
-              <w:right w:val="single" w:color="auto" w:sz="4" w:space="0"/>
+              <w:bottom w:val="single" w:sz="4" w:space="0" w:color="auto"/>
+              <w:right w:val="single" w:sz="4" w:space="0" w:color="auto"/>
             </w:tcBorders>
             <w:shd w:val="clear" w:color="auto" w:fill="auto"/>
             <w:vAlign w:val="center"/>
@@ -3257,6 +3211,9 @@
       </w:tr>
       <w:tr>
         <w:tblPrEx>
+          <w:tblW w:w="8095" w:type="dxa"/>
+          <w:tblInd w:w="93" w:type="dxa"/>
+          <w:tblLayout w:type="fixed"/>
           <w:tblCellMar>
             <w:top w:w="0" w:type="dxa"/>
             <w:left w:w="108" w:type="dxa"/>
@@ -3265,16 +3222,16 @@
           </w:tblCellMar>
         </w:tblPrEx>
         <w:trPr>
-          <w:trHeight w:val="300" w:hRule="atLeast"/>
+          <w:trHeight w:val="300"/>
         </w:trPr>
         <w:tc>
           <w:tcPr>
             <w:tcW w:w="1266" w:type="dxa"/>
             <w:tcBorders>
               <w:top w:val="nil"/>
-              <w:left w:val="single" w:color="auto" w:sz="4" w:space="0"/>
-              <w:bottom w:val="single" w:color="auto" w:sz="4" w:space="0"/>
-              <w:right w:val="single" w:color="auto" w:sz="4" w:space="0"/>
+              <w:left w:val="single" w:sz="4" w:space="0" w:color="auto"/>
+              <w:bottom w:val="single" w:sz="4" w:space="0" w:color="auto"/>
+              <w:right w:val="single" w:sz="4" w:space="0" w:color="auto"/>
             </w:tcBorders>
             <w:shd w:val="clear" w:color="auto" w:fill="auto"/>
             <w:vAlign w:val="center"/>
@@ -3291,17 +3248,17 @@
                 <w:szCs w:val="21"/>
               </w:rPr>
             </w:pPr>
-            <w:bookmarkStart w:id="7" w:name="RANGE!A22"/>
-            <w:r>
-              <w:rPr>
-                <w:rFonts w:hint="eastAsia" w:ascii="宋体" w:hAnsi="宋体" w:cs="宋体"/>
+            <w:bookmarkStart w:id="8" w:name="RANGE!A22"/>
+            <w:r>
+              <w:rPr>
+                <w:rFonts w:ascii="宋体" w:hAnsi="宋体" w:cs="宋体" w:hint="eastAsia"/>
                 <w:kern w:val="0"/>
                 <w:sz w:val="21"/>
                 <w:szCs w:val="21"/>
               </w:rPr>
               <w:t>服务态度</w:t>
             </w:r>
-            <w:bookmarkEnd w:id="7"/>
+            <w:bookmarkEnd w:id="8"/>
           </w:p>
         </w:tc>
         <w:tc>
@@ -3310,8 +3267,8 @@
             <w:tcBorders>
               <w:top w:val="nil"/>
               <w:left w:val="nil"/>
-              <w:bottom w:val="single" w:color="auto" w:sz="4" w:space="0"/>
-              <w:right w:val="single" w:color="auto" w:sz="4" w:space="0"/>
+              <w:bottom w:val="single" w:sz="4" w:space="0" w:color="auto"/>
+              <w:right w:val="single" w:sz="4" w:space="0" w:color="auto"/>
             </w:tcBorders>
             <w:shd w:val="clear" w:color="auto" w:fill="auto"/>
             <w:vAlign w:val="center"/>
@@ -3330,7 +3287,7 @@
             </w:pPr>
             <w:r>
               <w:rPr>
-                <w:rFonts w:hint="eastAsia" w:ascii="宋体" w:hAnsi="宋体" w:cs="宋体"/>
+                <w:rFonts w:ascii="宋体" w:hAnsi="宋体" w:cs="宋体" w:hint="eastAsia"/>
                 <w:kern w:val="0"/>
                 <w:sz w:val="20"/>
                 <w:szCs w:val="20"/>
@@ -3345,8 +3302,8 @@
             <w:tcBorders>
               <w:top w:val="nil"/>
               <w:left w:val="nil"/>
-              <w:bottom w:val="single" w:color="auto" w:sz="4" w:space="0"/>
-              <w:right w:val="single" w:color="auto" w:sz="4" w:space="0"/>
+              <w:bottom w:val="single" w:sz="4" w:space="0" w:color="auto"/>
+              <w:right w:val="single" w:sz="4" w:space="0" w:color="auto"/>
             </w:tcBorders>
             <w:shd w:val="clear" w:color="auto" w:fill="auto"/>
             <w:vAlign w:val="center"/>
@@ -3365,7 +3322,7 @@
             </w:pPr>
             <w:r>
               <w:rPr>
-                <w:rFonts w:hint="eastAsia" w:ascii="宋体" w:hAnsi="宋体" w:cs="宋体"/>
+                <w:rFonts w:ascii="宋体" w:hAnsi="宋体" w:cs="宋体" w:hint="eastAsia"/>
                 <w:kern w:val="0"/>
                 <w:sz w:val="20"/>
                 <w:szCs w:val="20"/>
@@ -3380,8 +3337,8 @@
             <w:tcBorders>
               <w:top w:val="nil"/>
               <w:left w:val="nil"/>
-              <w:bottom w:val="single" w:color="auto" w:sz="4" w:space="0"/>
-              <w:right w:val="single" w:color="auto" w:sz="4" w:space="0"/>
+              <w:bottom w:val="single" w:sz="4" w:space="0" w:color="auto"/>
+              <w:right w:val="single" w:sz="4" w:space="0" w:color="auto"/>
             </w:tcBorders>
             <w:shd w:val="clear" w:color="auto" w:fill="auto"/>
             <w:vAlign w:val="center"/>
@@ -3400,7 +3357,7 @@
             </w:pPr>
             <w:r>
               <w:rPr>
-                <w:rFonts w:hint="eastAsia" w:ascii="宋体" w:hAnsi="宋体" w:cs="宋体"/>
+                <w:rFonts w:ascii="宋体" w:hAnsi="宋体" w:cs="宋体" w:hint="eastAsia"/>
                 <w:kern w:val="0"/>
                 <w:sz w:val="20"/>
                 <w:szCs w:val="20"/>
@@ -3415,8 +3372,8 @@
             <w:tcBorders>
               <w:top w:val="nil"/>
               <w:left w:val="nil"/>
-              <w:bottom w:val="single" w:color="auto" w:sz="4" w:space="0"/>
-              <w:right w:val="single" w:color="auto" w:sz="4" w:space="0"/>
+              <w:bottom w:val="single" w:sz="4" w:space="0" w:color="auto"/>
+              <w:right w:val="single" w:sz="4" w:space="0" w:color="auto"/>
             </w:tcBorders>
             <w:shd w:val="clear" w:color="auto" w:fill="auto"/>
             <w:vAlign w:val="center"/>
@@ -3435,7 +3392,7 @@
             </w:pPr>
             <w:r>
               <w:rPr>
-                <w:rFonts w:hint="eastAsia" w:ascii="宋体" w:hAnsi="宋体" w:cs="宋体"/>
+                <w:rFonts w:ascii="宋体" w:hAnsi="宋体" w:cs="宋体" w:hint="eastAsia"/>
                 <w:kern w:val="0"/>
                 <w:sz w:val="20"/>
                 <w:szCs w:val="20"/>
@@ -3450,8 +3407,8 @@
             <w:tcBorders>
               <w:top w:val="nil"/>
               <w:left w:val="nil"/>
-              <w:bottom w:val="single" w:color="auto" w:sz="4" w:space="0"/>
-              <w:right w:val="single" w:color="auto" w:sz="4" w:space="0"/>
+              <w:bottom w:val="single" w:sz="4" w:space="0" w:color="auto"/>
+              <w:right w:val="single" w:sz="4" w:space="0" w:color="auto"/>
             </w:tcBorders>
             <w:shd w:val="clear" w:color="auto" w:fill="auto"/>
             <w:vAlign w:val="center"/>
@@ -3485,8 +3442,8 @@
             <w:tcBorders>
               <w:top w:val="nil"/>
               <w:left w:val="nil"/>
-              <w:bottom w:val="single" w:color="auto" w:sz="4" w:space="0"/>
-              <w:right w:val="single" w:color="auto" w:sz="4" w:space="0"/>
+              <w:bottom w:val="single" w:sz="4" w:space="0" w:color="auto"/>
+              <w:right w:val="single" w:sz="4" w:space="0" w:color="auto"/>
             </w:tcBorders>
             <w:shd w:val="clear" w:color="auto" w:fill="auto"/>
             <w:vAlign w:val="center"/>
@@ -3515,6 +3472,9 @@
       </w:tr>
       <w:tr>
         <w:tblPrEx>
+          <w:tblW w:w="8095" w:type="dxa"/>
+          <w:tblInd w:w="93" w:type="dxa"/>
+          <w:tblLayout w:type="fixed"/>
           <w:tblCellMar>
             <w:top w:w="0" w:type="dxa"/>
             <w:left w:w="108" w:type="dxa"/>
@@ -3523,16 +3483,16 @@
           </w:tblCellMar>
         </w:tblPrEx>
         <w:trPr>
-          <w:trHeight w:val="300" w:hRule="atLeast"/>
+          <w:trHeight w:val="300"/>
         </w:trPr>
         <w:tc>
           <w:tcPr>
             <w:tcW w:w="1266" w:type="dxa"/>
             <w:tcBorders>
               <w:top w:val="nil"/>
-              <w:left w:val="single" w:color="auto" w:sz="4" w:space="0"/>
-              <w:bottom w:val="single" w:color="auto" w:sz="4" w:space="0"/>
-              <w:right w:val="single" w:color="auto" w:sz="4" w:space="0"/>
+              <w:left w:val="single" w:sz="4" w:space="0" w:color="auto"/>
+              <w:bottom w:val="single" w:sz="4" w:space="0" w:color="auto"/>
+              <w:right w:val="single" w:sz="4" w:space="0" w:color="auto"/>
             </w:tcBorders>
             <w:shd w:val="clear" w:color="auto" w:fill="auto"/>
             <w:vAlign w:val="center"/>
@@ -3551,7 +3511,7 @@
             </w:pPr>
             <w:r>
               <w:rPr>
-                <w:rFonts w:hint="eastAsia" w:ascii="宋体" w:hAnsi="宋体" w:cs="宋体"/>
+                <w:rFonts w:ascii="宋体" w:hAnsi="宋体" w:cs="宋体" w:hint="eastAsia"/>
                 <w:kern w:val="0"/>
                 <w:sz w:val="21"/>
                 <w:szCs w:val="21"/>
@@ -3566,8 +3526,8 @@
             <w:tcBorders>
               <w:top w:val="nil"/>
               <w:left w:val="nil"/>
-              <w:bottom w:val="single" w:color="auto" w:sz="4" w:space="0"/>
-              <w:right w:val="single" w:color="auto" w:sz="4" w:space="0"/>
+              <w:bottom w:val="single" w:sz="4" w:space="0" w:color="auto"/>
+              <w:right w:val="single" w:sz="4" w:space="0" w:color="auto"/>
             </w:tcBorders>
             <w:shd w:val="clear" w:color="auto" w:fill="auto"/>
             <w:vAlign w:val="center"/>
@@ -3586,7 +3546,7 @@
             </w:pPr>
             <w:r>
               <w:rPr>
-                <w:rFonts w:hint="eastAsia" w:ascii="宋体" w:hAnsi="宋体" w:cs="宋体"/>
+                <w:rFonts w:ascii="宋体" w:hAnsi="宋体" w:cs="宋体" w:hint="eastAsia"/>
                 <w:kern w:val="0"/>
                 <w:sz w:val="20"/>
                 <w:szCs w:val="20"/>
@@ -3601,8 +3561,8 @@
             <w:tcBorders>
               <w:top w:val="nil"/>
               <w:left w:val="nil"/>
-              <w:bottom w:val="single" w:color="auto" w:sz="4" w:space="0"/>
-              <w:right w:val="single" w:color="auto" w:sz="4" w:space="0"/>
+              <w:bottom w:val="single" w:sz="4" w:space="0" w:color="auto"/>
+              <w:right w:val="single" w:sz="4" w:space="0" w:color="auto"/>
             </w:tcBorders>
             <w:shd w:val="clear" w:color="auto" w:fill="auto"/>
             <w:vAlign w:val="center"/>
@@ -3621,7 +3581,7 @@
             </w:pPr>
             <w:r>
               <w:rPr>
-                <w:rFonts w:hint="eastAsia" w:ascii="宋体" w:hAnsi="宋体" w:cs="宋体"/>
+                <w:rFonts w:ascii="宋体" w:hAnsi="宋体" w:cs="宋体" w:hint="eastAsia"/>
                 <w:kern w:val="0"/>
                 <w:sz w:val="20"/>
                 <w:szCs w:val="20"/>
@@ -3636,8 +3596,8 @@
             <w:tcBorders>
               <w:top w:val="nil"/>
               <w:left w:val="nil"/>
-              <w:bottom w:val="single" w:color="auto" w:sz="4" w:space="0"/>
-              <w:right w:val="single" w:color="auto" w:sz="4" w:space="0"/>
+              <w:bottom w:val="single" w:sz="4" w:space="0" w:color="auto"/>
+              <w:right w:val="single" w:sz="4" w:space="0" w:color="auto"/>
             </w:tcBorders>
             <w:shd w:val="clear" w:color="auto" w:fill="auto"/>
             <w:vAlign w:val="center"/>
@@ -3656,7 +3616,7 @@
             </w:pPr>
             <w:r>
               <w:rPr>
-                <w:rFonts w:hint="eastAsia" w:ascii="宋体" w:hAnsi="宋体" w:cs="宋体"/>
+                <w:rFonts w:ascii="宋体" w:hAnsi="宋体" w:cs="宋体" w:hint="eastAsia"/>
                 <w:kern w:val="0"/>
                 <w:sz w:val="20"/>
                 <w:szCs w:val="20"/>
@@ -3671,8 +3631,8 @@
             <w:tcBorders>
               <w:top w:val="nil"/>
               <w:left w:val="nil"/>
-              <w:bottom w:val="single" w:color="auto" w:sz="4" w:space="0"/>
-              <w:right w:val="single" w:color="auto" w:sz="4" w:space="0"/>
+              <w:bottom w:val="single" w:sz="4" w:space="0" w:color="auto"/>
+              <w:right w:val="single" w:sz="4" w:space="0" w:color="auto"/>
             </w:tcBorders>
             <w:shd w:val="clear" w:color="auto" w:fill="auto"/>
             <w:vAlign w:val="center"/>
@@ -3691,7 +3651,7 @@
             </w:pPr>
             <w:r>
               <w:rPr>
-                <w:rFonts w:hint="eastAsia" w:ascii="宋体" w:hAnsi="宋体" w:cs="宋体"/>
+                <w:rFonts w:ascii="宋体" w:hAnsi="宋体" w:cs="宋体" w:hint="eastAsia"/>
                 <w:kern w:val="0"/>
                 <w:sz w:val="20"/>
                 <w:szCs w:val="20"/>
@@ -3706,8 +3666,8 @@
             <w:tcBorders>
               <w:top w:val="nil"/>
               <w:left w:val="nil"/>
-              <w:bottom w:val="single" w:color="auto" w:sz="4" w:space="0"/>
-              <w:right w:val="single" w:color="auto" w:sz="4" w:space="0"/>
+              <w:bottom w:val="single" w:sz="4" w:space="0" w:color="auto"/>
+              <w:right w:val="single" w:sz="4" w:space="0" w:color="auto"/>
             </w:tcBorders>
             <w:shd w:val="clear" w:color="auto" w:fill="auto"/>
             <w:vAlign w:val="center"/>
@@ -3741,8 +3701,8 @@
             <w:tcBorders>
               <w:top w:val="nil"/>
               <w:left w:val="nil"/>
-              <w:bottom w:val="single" w:color="auto" w:sz="4" w:space="0"/>
-              <w:right w:val="single" w:color="auto" w:sz="4" w:space="0"/>
+              <w:bottom w:val="single" w:sz="4" w:space="0" w:color="auto"/>
+              <w:right w:val="single" w:sz="4" w:space="0" w:color="auto"/>
             </w:tcBorders>
             <w:shd w:val="clear" w:color="auto" w:fill="auto"/>
             <w:vAlign w:val="center"/>
@@ -3771,6 +3731,9 @@
       </w:tr>
       <w:tr>
         <w:tblPrEx>
+          <w:tblW w:w="8095" w:type="dxa"/>
+          <w:tblInd w:w="93" w:type="dxa"/>
+          <w:tblLayout w:type="fixed"/>
           <w:tblCellMar>
             <w:top w:w="0" w:type="dxa"/>
             <w:left w:w="108" w:type="dxa"/>
@@ -3779,16 +3742,16 @@
           </w:tblCellMar>
         </w:tblPrEx>
         <w:trPr>
-          <w:trHeight w:val="300" w:hRule="atLeast"/>
+          <w:trHeight w:val="300"/>
         </w:trPr>
         <w:tc>
           <w:tcPr>
             <w:tcW w:w="1266" w:type="dxa"/>
             <w:tcBorders>
               <w:top w:val="nil"/>
-              <w:left w:val="single" w:color="auto" w:sz="4" w:space="0"/>
-              <w:bottom w:val="single" w:color="auto" w:sz="4" w:space="0"/>
-              <w:right w:val="single" w:color="auto" w:sz="4" w:space="0"/>
+              <w:left w:val="single" w:sz="4" w:space="0" w:color="auto"/>
+              <w:bottom w:val="single" w:sz="4" w:space="0" w:color="auto"/>
+              <w:right w:val="single" w:sz="4" w:space="0" w:color="auto"/>
             </w:tcBorders>
             <w:shd w:val="clear" w:color="auto" w:fill="auto"/>
             <w:vAlign w:val="center"/>
@@ -3807,7 +3770,7 @@
             </w:pPr>
             <w:r>
               <w:rPr>
-                <w:rFonts w:hint="eastAsia" w:ascii="宋体" w:hAnsi="宋体" w:cs="宋体"/>
+                <w:rFonts w:ascii="宋体" w:hAnsi="宋体" w:cs="宋体" w:hint="eastAsia"/>
                 <w:kern w:val="0"/>
                 <w:sz w:val="21"/>
                 <w:szCs w:val="21"/>
@@ -3822,8 +3785,8 @@
             <w:tcBorders>
               <w:top w:val="nil"/>
               <w:left w:val="nil"/>
-              <w:bottom w:val="single" w:color="auto" w:sz="4" w:space="0"/>
-              <w:right w:val="single" w:color="auto" w:sz="4" w:space="0"/>
+              <w:bottom w:val="single" w:sz="4" w:space="0" w:color="auto"/>
+              <w:right w:val="single" w:sz="4" w:space="0" w:color="auto"/>
             </w:tcBorders>
             <w:shd w:val="clear" w:color="auto" w:fill="auto"/>
             <w:vAlign w:val="center"/>
@@ -3842,7 +3805,7 @@
             </w:pPr>
             <w:r>
               <w:rPr>
-                <w:rFonts w:hint="eastAsia" w:ascii="宋体" w:hAnsi="宋体" w:cs="宋体"/>
+                <w:rFonts w:ascii="宋体" w:hAnsi="宋体" w:cs="宋体" w:hint="eastAsia"/>
                 <w:kern w:val="0"/>
                 <w:sz w:val="20"/>
                 <w:szCs w:val="20"/>
@@ -3857,8 +3820,8 @@
             <w:tcBorders>
               <w:top w:val="nil"/>
               <w:left w:val="nil"/>
-              <w:bottom w:val="single" w:color="auto" w:sz="4" w:space="0"/>
-              <w:right w:val="single" w:color="auto" w:sz="4" w:space="0"/>
+              <w:bottom w:val="single" w:sz="4" w:space="0" w:color="auto"/>
+              <w:right w:val="single" w:sz="4" w:space="0" w:color="auto"/>
             </w:tcBorders>
             <w:shd w:val="clear" w:color="auto" w:fill="auto"/>
             <w:vAlign w:val="center"/>
@@ -3877,7 +3840,7 @@
             </w:pPr>
             <w:r>
               <w:rPr>
-                <w:rFonts w:hint="eastAsia" w:ascii="宋体" w:hAnsi="宋体" w:cs="宋体"/>
+                <w:rFonts w:ascii="宋体" w:hAnsi="宋体" w:cs="宋体" w:hint="eastAsia"/>
                 <w:kern w:val="0"/>
                 <w:sz w:val="20"/>
                 <w:szCs w:val="20"/>
@@ -3892,8 +3855,8 @@
             <w:tcBorders>
               <w:top w:val="nil"/>
               <w:left w:val="nil"/>
-              <w:bottom w:val="single" w:color="auto" w:sz="4" w:space="0"/>
-              <w:right w:val="single" w:color="auto" w:sz="4" w:space="0"/>
+              <w:bottom w:val="single" w:sz="4" w:space="0" w:color="auto"/>
+              <w:right w:val="single" w:sz="4" w:space="0" w:color="auto"/>
             </w:tcBorders>
             <w:shd w:val="clear" w:color="auto" w:fill="auto"/>
             <w:vAlign w:val="center"/>
@@ -3912,7 +3875,7 @@
             </w:pPr>
             <w:r>
               <w:rPr>
-                <w:rFonts w:hint="eastAsia" w:ascii="宋体" w:hAnsi="宋体" w:cs="宋体"/>
+                <w:rFonts w:ascii="宋体" w:hAnsi="宋体" w:cs="宋体" w:hint="eastAsia"/>
                 <w:kern w:val="0"/>
                 <w:sz w:val="20"/>
                 <w:szCs w:val="20"/>
@@ -3927,8 +3890,8 @@
             <w:tcBorders>
               <w:top w:val="nil"/>
               <w:left w:val="nil"/>
-              <w:bottom w:val="single" w:color="auto" w:sz="4" w:space="0"/>
-              <w:right w:val="single" w:color="auto" w:sz="4" w:space="0"/>
+              <w:bottom w:val="single" w:sz="4" w:space="0" w:color="auto"/>
+              <w:right w:val="single" w:sz="4" w:space="0" w:color="auto"/>
             </w:tcBorders>
             <w:shd w:val="clear" w:color="auto" w:fill="auto"/>
             <w:vAlign w:val="center"/>
@@ -3947,7 +3910,7 @@
             </w:pPr>
             <w:r>
               <w:rPr>
-                <w:rFonts w:hint="eastAsia" w:ascii="宋体" w:hAnsi="宋体" w:cs="宋体"/>
+                <w:rFonts w:ascii="宋体" w:hAnsi="宋体" w:cs="宋体" w:hint="eastAsia"/>
                 <w:kern w:val="0"/>
                 <w:sz w:val="20"/>
                 <w:szCs w:val="20"/>
@@ -3962,8 +3925,8 @@
             <w:tcBorders>
               <w:top w:val="nil"/>
               <w:left w:val="nil"/>
-              <w:bottom w:val="single" w:color="auto" w:sz="4" w:space="0"/>
-              <w:right w:val="single" w:color="auto" w:sz="4" w:space="0"/>
+              <w:bottom w:val="single" w:sz="4" w:space="0" w:color="auto"/>
+              <w:right w:val="single" w:sz="4" w:space="0" w:color="auto"/>
             </w:tcBorders>
             <w:shd w:val="clear" w:color="auto" w:fill="auto"/>
             <w:vAlign w:val="center"/>
@@ -3997,8 +3960,8 @@
             <w:tcBorders>
               <w:top w:val="nil"/>
               <w:left w:val="nil"/>
-              <w:bottom w:val="single" w:color="auto" w:sz="4" w:space="0"/>
-              <w:right w:val="single" w:color="auto" w:sz="4" w:space="0"/>
+              <w:bottom w:val="single" w:sz="4" w:space="0" w:color="auto"/>
+              <w:right w:val="single" w:sz="4" w:space="0" w:color="auto"/>
             </w:tcBorders>
             <w:shd w:val="clear" w:color="auto" w:fill="auto"/>
             <w:vAlign w:val="center"/>
@@ -4027,6 +3990,9 @@
       </w:tr>
       <w:tr>
         <w:tblPrEx>
+          <w:tblW w:w="8095" w:type="dxa"/>
+          <w:tblInd w:w="93" w:type="dxa"/>
+          <w:tblLayout w:type="fixed"/>
           <w:tblCellMar>
             <w:top w:w="0" w:type="dxa"/>
             <w:left w:w="108" w:type="dxa"/>
@@ -4035,16 +4001,16 @@
           </w:tblCellMar>
         </w:tblPrEx>
         <w:trPr>
-          <w:trHeight w:val="300" w:hRule="atLeast"/>
+          <w:trHeight w:val="300"/>
         </w:trPr>
         <w:tc>
           <w:tcPr>
             <w:tcW w:w="1266" w:type="dxa"/>
             <w:tcBorders>
               <w:top w:val="nil"/>
-              <w:left w:val="single" w:color="auto" w:sz="4" w:space="0"/>
-              <w:bottom w:val="single" w:color="auto" w:sz="4" w:space="0"/>
-              <w:right w:val="single" w:color="auto" w:sz="4" w:space="0"/>
+              <w:left w:val="single" w:sz="4" w:space="0" w:color="auto"/>
+              <w:bottom w:val="single" w:sz="4" w:space="0" w:color="auto"/>
+              <w:right w:val="single" w:sz="4" w:space="0" w:color="auto"/>
             </w:tcBorders>
             <w:shd w:val="clear" w:color="auto" w:fill="auto"/>
             <w:vAlign w:val="center"/>
@@ -4063,7 +4029,7 @@
             </w:pPr>
             <w:r>
               <w:rPr>
-                <w:rFonts w:hint="eastAsia" w:ascii="宋体" w:hAnsi="宋体" w:cs="宋体"/>
+                <w:rFonts w:ascii="宋体" w:hAnsi="宋体" w:cs="宋体" w:hint="eastAsia"/>
                 <w:kern w:val="0"/>
                 <w:sz w:val="21"/>
                 <w:szCs w:val="21"/>
@@ -4078,8 +4044,8 @@
             <w:tcBorders>
               <w:top w:val="nil"/>
               <w:left w:val="nil"/>
-              <w:bottom w:val="single" w:color="auto" w:sz="4" w:space="0"/>
-              <w:right w:val="single" w:color="auto" w:sz="4" w:space="0"/>
+              <w:bottom w:val="single" w:sz="4" w:space="0" w:color="auto"/>
+              <w:right w:val="single" w:sz="4" w:space="0" w:color="auto"/>
             </w:tcBorders>
             <w:shd w:val="clear" w:color="auto" w:fill="auto"/>
             <w:vAlign w:val="center"/>
@@ -4098,7 +4064,7 @@
             </w:pPr>
             <w:r>
               <w:rPr>
-                <w:rFonts w:hint="eastAsia" w:ascii="宋体" w:hAnsi="宋体" w:cs="宋体"/>
+                <w:rFonts w:ascii="宋体" w:hAnsi="宋体" w:cs="宋体" w:hint="eastAsia"/>
                 <w:kern w:val="0"/>
                 <w:sz w:val="20"/>
                 <w:szCs w:val="20"/>
@@ -4113,8 +4079,8 @@
             <w:tcBorders>
               <w:top w:val="nil"/>
               <w:left w:val="nil"/>
-              <w:bottom w:val="single" w:color="auto" w:sz="4" w:space="0"/>
-              <w:right w:val="single" w:color="auto" w:sz="4" w:space="0"/>
+              <w:bottom w:val="single" w:sz="4" w:space="0" w:color="auto"/>
+              <w:right w:val="single" w:sz="4" w:space="0" w:color="auto"/>
             </w:tcBorders>
             <w:shd w:val="clear" w:color="auto" w:fill="auto"/>
             <w:vAlign w:val="center"/>
@@ -4133,7 +4099,7 @@
             </w:pPr>
             <w:r>
               <w:rPr>
-                <w:rFonts w:hint="eastAsia" w:ascii="宋体" w:hAnsi="宋体" w:cs="宋体"/>
+                <w:rFonts w:ascii="宋体" w:hAnsi="宋体" w:cs="宋体" w:hint="eastAsia"/>
                 <w:kern w:val="0"/>
                 <w:sz w:val="20"/>
                 <w:szCs w:val="20"/>
@@ -4148,8 +4114,8 @@
             <w:tcBorders>
               <w:top w:val="nil"/>
               <w:left w:val="nil"/>
-              <w:bottom w:val="single" w:color="auto" w:sz="4" w:space="0"/>
-              <w:right w:val="single" w:color="auto" w:sz="4" w:space="0"/>
+              <w:bottom w:val="single" w:sz="4" w:space="0" w:color="auto"/>
+              <w:right w:val="single" w:sz="4" w:space="0" w:color="auto"/>
             </w:tcBorders>
             <w:shd w:val="clear" w:color="auto" w:fill="auto"/>
             <w:vAlign w:val="center"/>
@@ -4168,7 +4134,7 @@
             </w:pPr>
             <w:r>
               <w:rPr>
-                <w:rFonts w:hint="eastAsia" w:ascii="宋体" w:hAnsi="宋体" w:cs="宋体"/>
+                <w:rFonts w:ascii="宋体" w:hAnsi="宋体" w:cs="宋体" w:hint="eastAsia"/>
                 <w:kern w:val="0"/>
                 <w:sz w:val="20"/>
                 <w:szCs w:val="20"/>
@@ -4183,8 +4149,8 @@
             <w:tcBorders>
               <w:top w:val="nil"/>
               <w:left w:val="nil"/>
-              <w:bottom w:val="single" w:color="auto" w:sz="4" w:space="0"/>
-              <w:right w:val="single" w:color="auto" w:sz="4" w:space="0"/>
+              <w:bottom w:val="single" w:sz="4" w:space="0" w:color="auto"/>
+              <w:right w:val="single" w:sz="4" w:space="0" w:color="auto"/>
             </w:tcBorders>
             <w:shd w:val="clear" w:color="auto" w:fill="auto"/>
             <w:vAlign w:val="center"/>
@@ -4203,7 +4169,7 @@
             </w:pPr>
             <w:r>
               <w:rPr>
-                <w:rFonts w:hint="eastAsia" w:ascii="宋体" w:hAnsi="宋体" w:cs="宋体"/>
+                <w:rFonts w:ascii="宋体" w:hAnsi="宋体" w:cs="宋体" w:hint="eastAsia"/>
                 <w:kern w:val="0"/>
                 <w:sz w:val="20"/>
                 <w:szCs w:val="20"/>
@@ -4218,8 +4184,8 @@
             <w:tcBorders>
               <w:top w:val="nil"/>
               <w:left w:val="nil"/>
-              <w:bottom w:val="single" w:color="auto" w:sz="4" w:space="0"/>
-              <w:right w:val="single" w:color="auto" w:sz="4" w:space="0"/>
+              <w:bottom w:val="single" w:sz="4" w:space="0" w:color="auto"/>
+              <w:right w:val="single" w:sz="4" w:space="0" w:color="auto"/>
             </w:tcBorders>
             <w:shd w:val="clear" w:color="auto" w:fill="auto"/>
             <w:vAlign w:val="center"/>
@@ -4253,8 +4219,8 @@
             <w:tcBorders>
               <w:top w:val="nil"/>
               <w:left w:val="nil"/>
-              <w:bottom w:val="single" w:color="auto" w:sz="4" w:space="0"/>
-              <w:right w:val="single" w:color="auto" w:sz="4" w:space="0"/>
+              <w:bottom w:val="single" w:sz="4" w:space="0" w:color="auto"/>
+              <w:right w:val="single" w:sz="4" w:space="0" w:color="auto"/>
             </w:tcBorders>
             <w:shd w:val="clear" w:color="auto" w:fill="auto"/>
             <w:vAlign w:val="center"/>
@@ -4283,6 +4249,9 @@
       </w:tr>
       <w:tr>
         <w:tblPrEx>
+          <w:tblW w:w="8095" w:type="dxa"/>
+          <w:tblInd w:w="93" w:type="dxa"/>
+          <w:tblLayout w:type="fixed"/>
           <w:tblCellMar>
             <w:top w:w="0" w:type="dxa"/>
             <w:left w:w="108" w:type="dxa"/>
@@ -4291,16 +4260,16 @@
           </w:tblCellMar>
         </w:tblPrEx>
         <w:trPr>
-          <w:trHeight w:val="300" w:hRule="atLeast"/>
+          <w:trHeight w:val="300"/>
         </w:trPr>
         <w:tc>
           <w:tcPr>
             <w:tcW w:w="1266" w:type="dxa"/>
             <w:tcBorders>
               <w:top w:val="nil"/>
-              <w:left w:val="single" w:color="auto" w:sz="4" w:space="0"/>
-              <w:bottom w:val="single" w:color="auto" w:sz="4" w:space="0"/>
-              <w:right w:val="single" w:color="auto" w:sz="4" w:space="0"/>
+              <w:left w:val="single" w:sz="4" w:space="0" w:color="auto"/>
+              <w:bottom w:val="single" w:sz="4" w:space="0" w:color="auto"/>
+              <w:right w:val="single" w:sz="4" w:space="0" w:color="auto"/>
             </w:tcBorders>
             <w:shd w:val="clear" w:color="auto" w:fill="auto"/>
             <w:vAlign w:val="center"/>
@@ -4319,7 +4288,7 @@
             </w:pPr>
             <w:r>
               <w:rPr>
-                <w:rFonts w:hint="eastAsia" w:ascii="宋体" w:hAnsi="宋体" w:cs="宋体"/>
+                <w:rFonts w:ascii="宋体" w:hAnsi="宋体" w:cs="宋体" w:hint="eastAsia"/>
                 <w:kern w:val="0"/>
                 <w:sz w:val="21"/>
                 <w:szCs w:val="21"/>
@@ -4334,8 +4303,8 @@
             <w:tcBorders>
               <w:top w:val="nil"/>
               <w:left w:val="nil"/>
-              <w:bottom w:val="single" w:color="auto" w:sz="4" w:space="0"/>
-              <w:right w:val="single" w:color="auto" w:sz="4" w:space="0"/>
+              <w:bottom w:val="single" w:sz="4" w:space="0" w:color="auto"/>
+              <w:right w:val="single" w:sz="4" w:space="0" w:color="auto"/>
             </w:tcBorders>
             <w:shd w:val="clear" w:color="auto" w:fill="auto"/>
             <w:vAlign w:val="center"/>
@@ -4354,7 +4323,7 @@
             </w:pPr>
             <w:r>
               <w:rPr>
-                <w:rFonts w:hint="eastAsia" w:ascii="宋体" w:hAnsi="宋体" w:cs="宋体"/>
+                <w:rFonts w:ascii="宋体" w:hAnsi="宋体" w:cs="宋体" w:hint="eastAsia"/>
                 <w:kern w:val="0"/>
                 <w:sz w:val="20"/>
                 <w:szCs w:val="20"/>
@@ -4369,8 +4338,8 @@
             <w:tcBorders>
               <w:top w:val="nil"/>
               <w:left w:val="nil"/>
-              <w:bottom w:val="single" w:color="auto" w:sz="4" w:space="0"/>
-              <w:right w:val="single" w:color="auto" w:sz="4" w:space="0"/>
+              <w:bottom w:val="single" w:sz="4" w:space="0" w:color="auto"/>
+              <w:right w:val="single" w:sz="4" w:space="0" w:color="auto"/>
             </w:tcBorders>
             <w:shd w:val="clear" w:color="auto" w:fill="auto"/>
             <w:vAlign w:val="center"/>
@@ -4389,7 +4358,7 @@
             </w:pPr>
             <w:r>
               <w:rPr>
-                <w:rFonts w:hint="eastAsia" w:ascii="宋体" w:hAnsi="宋体" w:cs="宋体"/>
+                <w:rFonts w:ascii="宋体" w:hAnsi="宋体" w:cs="宋体" w:hint="eastAsia"/>
                 <w:kern w:val="0"/>
                 <w:sz w:val="20"/>
                 <w:szCs w:val="20"/>
@@ -4404,8 +4373,8 @@
             <w:tcBorders>
               <w:top w:val="nil"/>
               <w:left w:val="nil"/>
-              <w:bottom w:val="single" w:color="auto" w:sz="4" w:space="0"/>
-              <w:right w:val="single" w:color="auto" w:sz="4" w:space="0"/>
+              <w:bottom w:val="single" w:sz="4" w:space="0" w:color="auto"/>
+              <w:right w:val="single" w:sz="4" w:space="0" w:color="auto"/>
             </w:tcBorders>
             <w:shd w:val="clear" w:color="auto" w:fill="auto"/>
             <w:vAlign w:val="center"/>
@@ -4424,7 +4393,7 @@
             </w:pPr>
             <w:r>
               <w:rPr>
-                <w:rFonts w:hint="eastAsia" w:ascii="宋体" w:hAnsi="宋体" w:cs="宋体"/>
+                <w:rFonts w:ascii="宋体" w:hAnsi="宋体" w:cs="宋体" w:hint="eastAsia"/>
                 <w:kern w:val="0"/>
                 <w:sz w:val="20"/>
                 <w:szCs w:val="20"/>
@@ -4439,8 +4408,8 @@
             <w:tcBorders>
               <w:top w:val="nil"/>
               <w:left w:val="nil"/>
-              <w:bottom w:val="single" w:color="auto" w:sz="4" w:space="0"/>
-              <w:right w:val="single" w:color="auto" w:sz="4" w:space="0"/>
+              <w:bottom w:val="single" w:sz="4" w:space="0" w:color="auto"/>
+              <w:right w:val="single" w:sz="4" w:space="0" w:color="auto"/>
             </w:tcBorders>
             <w:shd w:val="clear" w:color="auto" w:fill="auto"/>
             <w:vAlign w:val="center"/>
@@ -4459,7 +4428,7 @@
             </w:pPr>
             <w:r>
               <w:rPr>
-                <w:rFonts w:hint="eastAsia" w:ascii="宋体" w:hAnsi="宋体" w:cs="宋体"/>
+                <w:rFonts w:ascii="宋体" w:hAnsi="宋体" w:cs="宋体" w:hint="eastAsia"/>
                 <w:kern w:val="0"/>
                 <w:sz w:val="20"/>
                 <w:szCs w:val="20"/>
@@ -4474,8 +4443,8 @@
             <w:tcBorders>
               <w:top w:val="nil"/>
               <w:left w:val="nil"/>
-              <w:bottom w:val="single" w:color="auto" w:sz="4" w:space="0"/>
-              <w:right w:val="single" w:color="auto" w:sz="4" w:space="0"/>
+              <w:bottom w:val="single" w:sz="4" w:space="0" w:color="auto"/>
+              <w:right w:val="single" w:sz="4" w:space="0" w:color="auto"/>
             </w:tcBorders>
             <w:shd w:val="clear" w:color="auto" w:fill="auto"/>
             <w:vAlign w:val="center"/>
@@ -4509,8 +4478,8 @@
             <w:tcBorders>
               <w:top w:val="nil"/>
               <w:left w:val="nil"/>
-              <w:bottom w:val="single" w:color="auto" w:sz="4" w:space="0"/>
-              <w:right w:val="single" w:color="auto" w:sz="4" w:space="0"/>
+              <w:bottom w:val="single" w:sz="4" w:space="0" w:color="auto"/>
+              <w:right w:val="single" w:sz="4" w:space="0" w:color="auto"/>
             </w:tcBorders>
             <w:shd w:val="clear" w:color="auto" w:fill="auto"/>
             <w:vAlign w:val="center"/>
@@ -4539,6 +4508,9 @@
       </w:tr>
       <w:tr>
         <w:tblPrEx>
+          <w:tblW w:w="8095" w:type="dxa"/>
+          <w:tblInd w:w="93" w:type="dxa"/>
+          <w:tblLayout w:type="fixed"/>
           <w:tblCellMar>
             <w:top w:w="0" w:type="dxa"/>
             <w:left w:w="108" w:type="dxa"/>
@@ -4547,16 +4519,16 @@
           </w:tblCellMar>
         </w:tblPrEx>
         <w:trPr>
-          <w:trHeight w:val="300" w:hRule="atLeast"/>
+          <w:trHeight w:val="300"/>
         </w:trPr>
         <w:tc>
           <w:tcPr>
             <w:tcW w:w="1266" w:type="dxa"/>
             <w:tcBorders>
               <w:top w:val="nil"/>
-              <w:left w:val="single" w:color="auto" w:sz="4" w:space="0"/>
-              <w:bottom w:val="single" w:color="auto" w:sz="4" w:space="0"/>
-              <w:right w:val="single" w:color="auto" w:sz="4" w:space="0"/>
+              <w:left w:val="single" w:sz="4" w:space="0" w:color="auto"/>
+              <w:bottom w:val="single" w:sz="4" w:space="0" w:color="auto"/>
+              <w:right w:val="single" w:sz="4" w:space="0" w:color="auto"/>
             </w:tcBorders>
             <w:shd w:val="clear" w:color="auto" w:fill="auto"/>
             <w:vAlign w:val="center"/>
@@ -4575,7 +4547,7 @@
             </w:pPr>
             <w:r>
               <w:rPr>
-                <w:rFonts w:hint="eastAsia" w:ascii="宋体" w:hAnsi="宋体" w:cs="宋体"/>
+                <w:rFonts w:ascii="宋体" w:hAnsi="宋体" w:cs="宋体" w:hint="eastAsia"/>
                 <w:kern w:val="0"/>
                 <w:sz w:val="21"/>
                 <w:szCs w:val="21"/>
@@ -4590,8 +4562,8 @@
             <w:tcBorders>
               <w:top w:val="nil"/>
               <w:left w:val="nil"/>
-              <w:bottom w:val="single" w:color="auto" w:sz="4" w:space="0"/>
-              <w:right w:val="single" w:color="auto" w:sz="4" w:space="0"/>
+              <w:bottom w:val="single" w:sz="4" w:space="0" w:color="auto"/>
+              <w:right w:val="single" w:sz="4" w:space="0" w:color="auto"/>
             </w:tcBorders>
             <w:shd w:val="clear" w:color="auto" w:fill="auto"/>
             <w:vAlign w:val="center"/>
@@ -4610,7 +4582,7 @@
             </w:pPr>
             <w:r>
               <w:rPr>
-                <w:rFonts w:hint="eastAsia" w:ascii="宋体" w:hAnsi="宋体" w:cs="宋体"/>
+                <w:rFonts w:ascii="宋体" w:hAnsi="宋体" w:cs="宋体" w:hint="eastAsia"/>
                 <w:kern w:val="0"/>
                 <w:sz w:val="20"/>
                 <w:szCs w:val="20"/>
@@ -4625,8 +4597,8 @@
             <w:tcBorders>
               <w:top w:val="nil"/>
               <w:left w:val="nil"/>
-              <w:bottom w:val="single" w:color="auto" w:sz="4" w:space="0"/>
-              <w:right w:val="single" w:color="auto" w:sz="4" w:space="0"/>
+              <w:bottom w:val="single" w:sz="4" w:space="0" w:color="auto"/>
+              <w:right w:val="single" w:sz="4" w:space="0" w:color="auto"/>
             </w:tcBorders>
             <w:shd w:val="clear" w:color="auto" w:fill="auto"/>
             <w:vAlign w:val="center"/>
@@ -4645,7 +4617,7 @@
             </w:pPr>
             <w:r>
               <w:rPr>
-                <w:rFonts w:hint="eastAsia" w:ascii="宋体" w:hAnsi="宋体" w:cs="宋体"/>
+                <w:rFonts w:ascii="宋体" w:hAnsi="宋体" w:cs="宋体" w:hint="eastAsia"/>
                 <w:kern w:val="0"/>
                 <w:sz w:val="20"/>
                 <w:szCs w:val="20"/>
@@ -4660,8 +4632,8 @@
             <w:tcBorders>
               <w:top w:val="nil"/>
               <w:left w:val="nil"/>
-              <w:bottom w:val="single" w:color="auto" w:sz="4" w:space="0"/>
-              <w:right w:val="single" w:color="auto" w:sz="4" w:space="0"/>
+              <w:bottom w:val="single" w:sz="4" w:space="0" w:color="auto"/>
+              <w:right w:val="single" w:sz="4" w:space="0" w:color="auto"/>
             </w:tcBorders>
             <w:shd w:val="clear" w:color="auto" w:fill="auto"/>
             <w:vAlign w:val="center"/>
@@ -4680,7 +4652,7 @@
             </w:pPr>
             <w:r>
               <w:rPr>
-                <w:rFonts w:hint="eastAsia" w:ascii="宋体" w:hAnsi="宋体" w:cs="宋体"/>
+                <w:rFonts w:ascii="宋体" w:hAnsi="宋体" w:cs="宋体" w:hint="eastAsia"/>
                 <w:kern w:val="0"/>
                 <w:sz w:val="20"/>
                 <w:szCs w:val="20"/>
@@ -4695,8 +4667,8 @@
             <w:tcBorders>
               <w:top w:val="nil"/>
               <w:left w:val="nil"/>
-              <w:bottom w:val="single" w:color="auto" w:sz="4" w:space="0"/>
-              <w:right w:val="single" w:color="auto" w:sz="4" w:space="0"/>
+              <w:bottom w:val="single" w:sz="4" w:space="0" w:color="auto"/>
+              <w:right w:val="single" w:sz="4" w:space="0" w:color="auto"/>
             </w:tcBorders>
             <w:shd w:val="clear" w:color="auto" w:fill="auto"/>
             <w:vAlign w:val="center"/>
@@ -4715,7 +4687,7 @@
             </w:pPr>
             <w:r>
               <w:rPr>
-                <w:rFonts w:hint="eastAsia" w:ascii="宋体" w:hAnsi="宋体" w:cs="宋体"/>
+                <w:rFonts w:ascii="宋体" w:hAnsi="宋体" w:cs="宋体" w:hint="eastAsia"/>
                 <w:kern w:val="0"/>
                 <w:sz w:val="20"/>
                 <w:szCs w:val="20"/>
@@ -4730,8 +4702,8 @@
             <w:tcBorders>
               <w:top w:val="nil"/>
               <w:left w:val="nil"/>
-              <w:bottom w:val="single" w:color="auto" w:sz="4" w:space="0"/>
-              <w:right w:val="single" w:color="auto" w:sz="4" w:space="0"/>
+              <w:bottom w:val="single" w:sz="4" w:space="0" w:color="auto"/>
+              <w:right w:val="single" w:sz="4" w:space="0" w:color="auto"/>
             </w:tcBorders>
             <w:shd w:val="clear" w:color="auto" w:fill="auto"/>
             <w:vAlign w:val="center"/>
@@ -4765,8 +4737,8 @@
             <w:tcBorders>
               <w:top w:val="nil"/>
               <w:left w:val="nil"/>
-              <w:bottom w:val="single" w:color="auto" w:sz="4" w:space="0"/>
-              <w:right w:val="single" w:color="auto" w:sz="4" w:space="0"/>
+              <w:bottom w:val="single" w:sz="4" w:space="0" w:color="auto"/>
+              <w:right w:val="single" w:sz="4" w:space="0" w:color="auto"/>
             </w:tcBorders>
             <w:shd w:val="clear" w:color="auto" w:fill="auto"/>
             <w:vAlign w:val="center"/>
@@ -4795,6 +4767,9 @@
       </w:tr>
       <w:tr>
         <w:tblPrEx>
+          <w:tblW w:w="8095" w:type="dxa"/>
+          <w:tblInd w:w="93" w:type="dxa"/>
+          <w:tblLayout w:type="fixed"/>
           <w:tblCellMar>
             <w:top w:w="0" w:type="dxa"/>
             <w:left w:w="108" w:type="dxa"/>
@@ -4803,16 +4778,16 @@
           </w:tblCellMar>
         </w:tblPrEx>
         <w:trPr>
-          <w:trHeight w:val="415" w:hRule="atLeast"/>
+          <w:trHeight w:val="415"/>
         </w:trPr>
         <w:tc>
           <w:tcPr>
             <w:tcW w:w="1266" w:type="dxa"/>
             <w:tcBorders>
               <w:top w:val="nil"/>
-              <w:left w:val="single" w:color="auto" w:sz="4" w:space="0"/>
-              <w:bottom w:val="single" w:color="auto" w:sz="4" w:space="0"/>
-              <w:right w:val="single" w:color="auto" w:sz="4" w:space="0"/>
+              <w:left w:val="single" w:sz="4" w:space="0" w:color="auto"/>
+              <w:bottom w:val="single" w:sz="4" w:space="0" w:color="auto"/>
+              <w:right w:val="single" w:sz="4" w:space="0" w:color="auto"/>
             </w:tcBorders>
             <w:shd w:val="clear" w:color="auto" w:fill="auto"/>
             <w:vAlign w:val="center"/>
@@ -4831,7 +4806,7 @@
             </w:pPr>
             <w:r>
               <w:rPr>
-                <w:rFonts w:hint="eastAsia" w:ascii="宋体" w:hAnsi="宋体" w:cs="宋体"/>
+                <w:rFonts w:ascii="宋体" w:hAnsi="宋体" w:cs="宋体" w:hint="eastAsia"/>
                 <w:kern w:val="0"/>
                 <w:sz w:val="21"/>
                 <w:szCs w:val="21"/>
@@ -4846,8 +4821,8 @@
             <w:tcBorders>
               <w:top w:val="nil"/>
               <w:left w:val="nil"/>
-              <w:bottom w:val="single" w:color="auto" w:sz="4" w:space="0"/>
-              <w:right w:val="single" w:color="auto" w:sz="4" w:space="0"/>
+              <w:bottom w:val="single" w:sz="4" w:space="0" w:color="auto"/>
+              <w:right w:val="single" w:sz="4" w:space="0" w:color="auto"/>
             </w:tcBorders>
             <w:shd w:val="clear" w:color="auto" w:fill="auto"/>
             <w:vAlign w:val="center"/>
@@ -4866,7 +4841,7 @@
             </w:pPr>
             <w:r>
               <w:rPr>
-                <w:rFonts w:hint="eastAsia" w:ascii="宋体" w:hAnsi="宋体" w:cs="宋体"/>
+                <w:rFonts w:ascii="宋体" w:hAnsi="宋体" w:cs="宋体" w:hint="eastAsia"/>
                 <w:kern w:val="0"/>
                 <w:sz w:val="20"/>
                 <w:szCs w:val="20"/>
@@ -4881,8 +4856,8 @@
             <w:tcBorders>
               <w:top w:val="nil"/>
               <w:left w:val="nil"/>
-              <w:bottom w:val="single" w:color="auto" w:sz="4" w:space="0"/>
-              <w:right w:val="single" w:color="auto" w:sz="4" w:space="0"/>
+              <w:bottom w:val="single" w:sz="4" w:space="0" w:color="auto"/>
+              <w:right w:val="single" w:sz="4" w:space="0" w:color="auto"/>
             </w:tcBorders>
             <w:shd w:val="clear" w:color="auto" w:fill="auto"/>
             <w:vAlign w:val="center"/>
@@ -4901,7 +4876,7 @@
             </w:pPr>
             <w:r>
               <w:rPr>
-                <w:rFonts w:hint="eastAsia" w:ascii="宋体" w:hAnsi="宋体" w:cs="宋体"/>
+                <w:rFonts w:ascii="宋体" w:hAnsi="宋体" w:cs="宋体" w:hint="eastAsia"/>
                 <w:kern w:val="0"/>
                 <w:sz w:val="20"/>
                 <w:szCs w:val="20"/>
@@ -4916,8 +4891,8 @@
             <w:tcBorders>
               <w:top w:val="nil"/>
               <w:left w:val="nil"/>
-              <w:bottom w:val="single" w:color="auto" w:sz="4" w:space="0"/>
-              <w:right w:val="single" w:color="auto" w:sz="4" w:space="0"/>
+              <w:bottom w:val="single" w:sz="4" w:space="0" w:color="auto"/>
+              <w:right w:val="single" w:sz="4" w:space="0" w:color="auto"/>
             </w:tcBorders>
             <w:shd w:val="clear" w:color="auto" w:fill="auto"/>
             <w:vAlign w:val="center"/>
@@ -4936,7 +4911,7 @@
             </w:pPr>
             <w:r>
               <w:rPr>
-                <w:rFonts w:hint="eastAsia" w:ascii="宋体" w:hAnsi="宋体" w:cs="宋体"/>
+                <w:rFonts w:ascii="宋体" w:hAnsi="宋体" w:cs="宋体" w:hint="eastAsia"/>
                 <w:kern w:val="0"/>
                 <w:sz w:val="20"/>
                 <w:szCs w:val="20"/>
@@ -4951,8 +4926,8 @@
             <w:tcBorders>
               <w:top w:val="nil"/>
               <w:left w:val="nil"/>
-              <w:bottom w:val="single" w:color="auto" w:sz="4" w:space="0"/>
-              <w:right w:val="single" w:color="auto" w:sz="4" w:space="0"/>
+              <w:bottom w:val="single" w:sz="4" w:space="0" w:color="auto"/>
+              <w:right w:val="single" w:sz="4" w:space="0" w:color="auto"/>
             </w:tcBorders>
             <w:shd w:val="clear" w:color="auto" w:fill="auto"/>
             <w:vAlign w:val="center"/>
@@ -4971,7 +4946,7 @@
             </w:pPr>
             <w:r>
               <w:rPr>
-                <w:rFonts w:hint="eastAsia" w:ascii="宋体" w:hAnsi="宋体" w:cs="宋体"/>
+                <w:rFonts w:ascii="宋体" w:hAnsi="宋体" w:cs="宋体" w:hint="eastAsia"/>
                 <w:kern w:val="0"/>
                 <w:sz w:val="20"/>
                 <w:szCs w:val="20"/>
@@ -4986,8 +4961,8 @@
             <w:tcBorders>
               <w:top w:val="nil"/>
               <w:left w:val="nil"/>
-              <w:bottom w:val="single" w:color="auto" w:sz="4" w:space="0"/>
-              <w:right w:val="single" w:color="auto" w:sz="4" w:space="0"/>
+              <w:bottom w:val="single" w:sz="4" w:space="0" w:color="auto"/>
+              <w:right w:val="single" w:sz="4" w:space="0" w:color="auto"/>
             </w:tcBorders>
             <w:shd w:val="clear" w:color="auto" w:fill="auto"/>
             <w:vAlign w:val="center"/>
@@ -5021,8 +4996,8 @@
             <w:tcBorders>
               <w:top w:val="nil"/>
               <w:left w:val="nil"/>
-              <w:bottom w:val="single" w:color="auto" w:sz="4" w:space="0"/>
-              <w:right w:val="single" w:color="auto" w:sz="4" w:space="0"/>
+              <w:bottom w:val="single" w:sz="4" w:space="0" w:color="auto"/>
+              <w:right w:val="single" w:sz="4" w:space="0" w:color="auto"/>
             </w:tcBorders>
             <w:shd w:val="clear" w:color="auto" w:fill="auto"/>
             <w:vAlign w:val="center"/>
@@ -5051,6 +5026,9 @@
       </w:tr>
       <w:tr>
         <w:tblPrEx>
+          <w:tblW w:w="8095" w:type="dxa"/>
+          <w:tblInd w:w="93" w:type="dxa"/>
+          <w:tblLayout w:type="fixed"/>
           <w:tblCellMar>
             <w:top w:w="0" w:type="dxa"/>
             <w:left w:w="108" w:type="dxa"/>
@@ -5059,16 +5037,16 @@
           </w:tblCellMar>
         </w:tblPrEx>
         <w:trPr>
-          <w:trHeight w:val="391" w:hRule="atLeast"/>
+          <w:trHeight w:val="391"/>
         </w:trPr>
         <w:tc>
           <w:tcPr>
             <w:tcW w:w="1266" w:type="dxa"/>
             <w:tcBorders>
               <w:top w:val="nil"/>
-              <w:left w:val="single" w:color="auto" w:sz="4" w:space="0"/>
-              <w:bottom w:val="single" w:color="auto" w:sz="4" w:space="0"/>
-              <w:right w:val="single" w:color="auto" w:sz="4" w:space="0"/>
+              <w:left w:val="single" w:sz="4" w:space="0" w:color="auto"/>
+              <w:bottom w:val="single" w:sz="4" w:space="0" w:color="auto"/>
+              <w:right w:val="single" w:sz="4" w:space="0" w:color="auto"/>
             </w:tcBorders>
             <w:shd w:val="clear" w:color="auto" w:fill="auto"/>
             <w:vAlign w:val="center"/>
@@ -5087,7 +5065,7 @@
             </w:pPr>
             <w:r>
               <w:rPr>
-                <w:rFonts w:hint="eastAsia" w:ascii="宋体" w:hAnsi="宋体" w:cs="宋体"/>
+                <w:rFonts w:ascii="宋体" w:hAnsi="宋体" w:cs="宋体" w:hint="eastAsia"/>
                 <w:kern w:val="0"/>
                 <w:sz w:val="21"/>
                 <w:szCs w:val="21"/>
@@ -5101,10 +5079,10 @@
             <w:tcW w:w="5553" w:type="dxa"/>
             <w:gridSpan w:val="5"/>
             <w:tcBorders>
-              <w:top w:val="single" w:color="auto" w:sz="4" w:space="0"/>
+              <w:top w:val="single" w:sz="4" w:space="0" w:color="auto"/>
               <w:left w:val="nil"/>
-              <w:bottom w:val="single" w:color="auto" w:sz="4" w:space="0"/>
-              <w:right w:val="single" w:color="auto" w:sz="4" w:space="0"/>
+              <w:bottom w:val="single" w:sz="4" w:space="0" w:color="auto"/>
+              <w:right w:val="single" w:sz="4" w:space="0" w:color="auto"/>
             </w:tcBorders>
             <w:shd w:val="clear" w:color="auto" w:fill="auto"/>
             <w:vAlign w:val="center"/>
@@ -5138,8 +5116,8 @@
             <w:tcBorders>
               <w:top w:val="nil"/>
               <w:left w:val="nil"/>
-              <w:bottom w:val="single" w:color="auto" w:sz="4" w:space="0"/>
-              <w:right w:val="single" w:color="auto" w:sz="4" w:space="0"/>
+              <w:bottom w:val="single" w:sz="4" w:space="0" w:color="auto"/>
+              <w:right w:val="single" w:sz="4" w:space="0" w:color="auto"/>
             </w:tcBorders>
             <w:shd w:val="clear" w:color="auto" w:fill="auto"/>
             <w:vAlign w:val="center"/>
@@ -5158,7 +5136,7 @@
             </w:pPr>
             <w:r>
               <w:rPr>
-                <w:rFonts w:hint="eastAsia" w:cs="Arial"/>
+                <w:rFonts w:cs="Arial" w:hint="eastAsia"/>
                 <w:kern w:val="0"/>
                 <w:sz w:val="21"/>
                 <w:szCs w:val="21"/>
@@ -5176,7 +5154,7 @@
             </w:r>
             <w:r>
               <w:rPr>
-                <w:rFonts w:hint="eastAsia" w:cs="Arial"/>
+                <w:rFonts w:cs="Arial" w:hint="eastAsia"/>
                 <w:kern w:val="0"/>
                 <w:sz w:val="21"/>
                 <w:szCs w:val="21"/>
@@ -5206,7 +5184,7 @@
       </w:pPr>
       <w:r>
         <w:rPr>
-          <w:rFonts w:hint="eastAsia" w:ascii="宋体" w:hAnsi="宋体"/>
+          <w:rFonts w:ascii="宋体" w:hAnsi="宋体" w:hint="eastAsia"/>
           <w:bCs/>
         </w:rPr>
         <w:t>项目列表：</w:t>
@@ -5214,16 +5192,16 @@
     </w:p>
     <w:tbl>
       <w:tblPr>
-        <w:tblStyle w:val="29"/>
+        <w:tblStyle w:val="TableGrid"/>
         <w:tblW w:w="8523" w:type="dxa"/>
         <w:tblInd w:w="0" w:type="dxa"/>
         <w:tblBorders>
-          <w:top w:val="single" w:color="auto" w:sz="4" w:space="0"/>
-          <w:left w:val="single" w:color="auto" w:sz="4" w:space="0"/>
-          <w:bottom w:val="single" w:color="auto" w:sz="4" w:space="0"/>
-          <w:right w:val="single" w:color="auto" w:sz="4" w:space="0"/>
-          <w:insideH w:val="single" w:color="auto" w:sz="4" w:space="0"/>
-          <w:insideV w:val="single" w:color="auto" w:sz="4" w:space="0"/>
+          <w:top w:val="single" w:sz="4" w:space="0" w:color="auto"/>
+          <w:left w:val="single" w:sz="4" w:space="0" w:color="auto"/>
+          <w:bottom w:val="single" w:sz="4" w:space="0" w:color="auto"/>
+          <w:right w:val="single" w:sz="4" w:space="0" w:color="auto"/>
+          <w:insideH w:val="single" w:sz="4" w:space="0" w:color="auto"/>
+          <w:insideV w:val="single" w:sz="4" w:space="0" w:color="auto"/>
         </w:tblBorders>
         <w:tblLayout w:type="fixed"/>
         <w:tblCellMar>
@@ -5240,14 +5218,17 @@
       </w:tblGrid>
       <w:tr>
         <w:tblPrEx>
+          <w:tblW w:w="8523" w:type="dxa"/>
+          <w:tblInd w:w="0" w:type="dxa"/>
           <w:tblBorders>
-            <w:top w:val="single" w:color="auto" w:sz="4" w:space="0"/>
-            <w:left w:val="single" w:color="auto" w:sz="4" w:space="0"/>
-            <w:bottom w:val="single" w:color="auto" w:sz="4" w:space="0"/>
-            <w:right w:val="single" w:color="auto" w:sz="4" w:space="0"/>
-            <w:insideH w:val="single" w:color="auto" w:sz="4" w:space="0"/>
-            <w:insideV w:val="single" w:color="auto" w:sz="4" w:space="0"/>
+            <w:top w:val="single" w:sz="4" w:space="0" w:color="auto"/>
+            <w:left w:val="single" w:sz="4" w:space="0" w:color="auto"/>
+            <w:bottom w:val="single" w:sz="4" w:space="0" w:color="auto"/>
+            <w:right w:val="single" w:sz="4" w:space="0" w:color="auto"/>
+            <w:insideH w:val="single" w:sz="4" w:space="0" w:color="auto"/>
+            <w:insideV w:val="single" w:sz="4" w:space="0" w:color="auto"/>
           </w:tblBorders>
+          <w:tblLayout w:type="fixed"/>
           <w:tblCellMar>
             <w:top w:w="0" w:type="dxa"/>
             <w:left w:w="108" w:type="dxa"/>
@@ -5268,7 +5249,7 @@
             </w:pPr>
             <w:r>
               <w:rPr>
-                <w:rFonts w:hint="eastAsia" w:ascii="宋体" w:hAnsi="宋体"/>
+                <w:rFonts w:ascii="宋体" w:hAnsi="宋体" w:hint="eastAsia"/>
                 <w:bCs/>
               </w:rPr>
               <w:t>序号</w:t>
@@ -5288,7 +5269,7 @@
             </w:pPr>
             <w:r>
               <w:rPr>
-                <w:rFonts w:hint="eastAsia" w:ascii="宋体" w:hAnsi="宋体"/>
+                <w:rFonts w:ascii="宋体" w:hAnsi="宋体" w:hint="eastAsia"/>
                 <w:bCs/>
               </w:rPr>
               <w:t>客户名称</w:t>
@@ -5308,7 +5289,7 @@
             </w:pPr>
             <w:r>
               <w:rPr>
-                <w:rFonts w:hint="eastAsia" w:ascii="宋体" w:hAnsi="宋体"/>
+                <w:rFonts w:ascii="宋体" w:hAnsi="宋体" w:hint="eastAsia"/>
                 <w:bCs/>
               </w:rPr>
               <w:t>回访时间</w:t>
@@ -5318,14 +5299,9 @@
       </w:tr>
       <w:tr>
         <w:tblPrEx>
-          <w:tblBorders>
-            <w:top w:val="single" w:color="auto" w:sz="4" w:space="0"/>
-            <w:left w:val="single" w:color="auto" w:sz="4" w:space="0"/>
-            <w:bottom w:val="single" w:color="auto" w:sz="4" w:space="0"/>
-            <w:right w:val="single" w:color="auto" w:sz="4" w:space="0"/>
-            <w:insideH w:val="single" w:color="auto" w:sz="4" w:space="0"/>
-            <w:insideV w:val="single" w:color="auto" w:sz="4" w:space="0"/>
-          </w:tblBorders>
+          <w:tblW w:w="8523" w:type="dxa"/>
+          <w:tblInd w:w="0" w:type="dxa"/>
+          <w:tblLayout w:type="fixed"/>
           <w:tblCellMar>
             <w:top w:w="0" w:type="dxa"/>
             <w:left w:w="108" w:type="dxa"/>
@@ -5395,7 +5371,7 @@
             </w:r>
             <w:r>
               <w:rPr>
-                <w:rFonts w:hint="eastAsia" w:ascii="宋体" w:hAnsi="宋体"/>
+                <w:rFonts w:ascii="宋体" w:hAnsi="宋体" w:hint="eastAsia"/>
                 <w:bCs/>
               </w:rPr>
               <w:t>8</w:t>
@@ -5409,7 +5385,7 @@
             </w:r>
             <w:r>
               <w:rPr>
-                <w:rFonts w:hint="eastAsia" w:ascii="宋体" w:hAnsi="宋体"/>
+                <w:rFonts w:ascii="宋体" w:hAnsi="宋体" w:hint="eastAsia"/>
                 <w:bCs/>
               </w:rPr>
               <w:t>10</w:t>
@@ -5426,14 +5402,9 @@
       </w:tr>
       <w:tr>
         <w:tblPrEx>
-          <w:tblBorders>
-            <w:top w:val="single" w:color="auto" w:sz="4" w:space="0"/>
-            <w:left w:val="single" w:color="auto" w:sz="4" w:space="0"/>
-            <w:bottom w:val="single" w:color="auto" w:sz="4" w:space="0"/>
-            <w:right w:val="single" w:color="auto" w:sz="4" w:space="0"/>
-            <w:insideH w:val="single" w:color="auto" w:sz="4" w:space="0"/>
-            <w:insideV w:val="single" w:color="auto" w:sz="4" w:space="0"/>
-          </w:tblBorders>
+          <w:tblW w:w="8523" w:type="dxa"/>
+          <w:tblInd w:w="0" w:type="dxa"/>
+          <w:tblLayout w:type="fixed"/>
           <w:tblCellMar>
             <w:top w:w="0" w:type="dxa"/>
             <w:left w:w="108" w:type="dxa"/>
@@ -5497,7 +5468,7 @@
             </w:r>
             <w:r>
               <w:rPr>
-                <w:rFonts w:hint="eastAsia" w:ascii="宋体" w:hAnsi="宋体"/>
+                <w:rFonts w:ascii="宋体" w:hAnsi="宋体" w:hint="eastAsia"/>
                 <w:bCs/>
               </w:rPr>
               <w:t>8</w:t>
@@ -5511,7 +5482,7 @@
             </w:r>
             <w:r>
               <w:rPr>
-                <w:rFonts w:hint="eastAsia" w:ascii="宋体" w:hAnsi="宋体"/>
+                <w:rFonts w:ascii="宋体" w:hAnsi="宋体" w:hint="eastAsia"/>
                 <w:bCs/>
               </w:rPr>
               <w:t>10</w:t>
@@ -5528,14 +5499,9 @@
       </w:tr>
       <w:tr>
         <w:tblPrEx>
-          <w:tblBorders>
-            <w:top w:val="single" w:color="auto" w:sz="4" w:space="0"/>
-            <w:left w:val="single" w:color="auto" w:sz="4" w:space="0"/>
-            <w:bottom w:val="single" w:color="auto" w:sz="4" w:space="0"/>
-            <w:right w:val="single" w:color="auto" w:sz="4" w:space="0"/>
-            <w:insideH w:val="single" w:color="auto" w:sz="4" w:space="0"/>
-            <w:insideV w:val="single" w:color="auto" w:sz="4" w:space="0"/>
-          </w:tblBorders>
+          <w:tblW w:w="8523" w:type="dxa"/>
+          <w:tblInd w:w="0" w:type="dxa"/>
+          <w:tblLayout w:type="fixed"/>
           <w:tblCellMar>
             <w:top w:w="0" w:type="dxa"/>
             <w:left w:w="108" w:type="dxa"/>
@@ -5608,7 +5574,7 @@
             </w:r>
             <w:r>
               <w:rPr>
-                <w:rFonts w:hint="eastAsia" w:ascii="宋体" w:hAnsi="宋体"/>
+                <w:rFonts w:ascii="宋体" w:hAnsi="宋体" w:hint="eastAsia"/>
                 <w:bCs/>
               </w:rPr>
               <w:t>8</w:t>
@@ -5622,7 +5588,7 @@
             </w:r>
             <w:r>
               <w:rPr>
-                <w:rFonts w:hint="eastAsia" w:ascii="宋体" w:hAnsi="宋体"/>
+                <w:rFonts w:ascii="宋体" w:hAnsi="宋体" w:hint="eastAsia"/>
                 <w:bCs/>
               </w:rPr>
               <w:t>10</w:t>
@@ -5639,14 +5605,9 @@
       </w:tr>
       <w:tr>
         <w:tblPrEx>
-          <w:tblBorders>
-            <w:top w:val="single" w:color="auto" w:sz="4" w:space="0"/>
-            <w:left w:val="single" w:color="auto" w:sz="4" w:space="0"/>
-            <w:bottom w:val="single" w:color="auto" w:sz="4" w:space="0"/>
-            <w:right w:val="single" w:color="auto" w:sz="4" w:space="0"/>
-            <w:insideH w:val="single" w:color="auto" w:sz="4" w:space="0"/>
-            <w:insideV w:val="single" w:color="auto" w:sz="4" w:space="0"/>
-          </w:tblBorders>
+          <w:tblW w:w="8523" w:type="dxa"/>
+          <w:tblInd w:w="0" w:type="dxa"/>
+          <w:tblLayout w:type="fixed"/>
           <w:tblCellMar>
             <w:top w:w="0" w:type="dxa"/>
             <w:left w:w="108" w:type="dxa"/>
@@ -5722,7 +5683,7 @@
             </w:r>
             <w:r>
               <w:rPr>
-                <w:rFonts w:hint="eastAsia" w:ascii="宋体" w:hAnsi="宋体"/>
+                <w:rFonts w:ascii="宋体" w:hAnsi="宋体" w:hint="eastAsia"/>
                 <w:bCs/>
               </w:rPr>
               <w:t>8</w:t>
@@ -5736,7 +5697,7 @@
             </w:r>
             <w:r>
               <w:rPr>
-                <w:rFonts w:hint="eastAsia" w:ascii="宋体" w:hAnsi="宋体"/>
+                <w:rFonts w:ascii="宋体" w:hAnsi="宋体" w:hint="eastAsia"/>
                 <w:bCs/>
               </w:rPr>
               <w:t>10</w:t>
@@ -5753,14 +5714,9 @@
       </w:tr>
       <w:tr>
         <w:tblPrEx>
-          <w:tblBorders>
-            <w:top w:val="single" w:color="auto" w:sz="4" w:space="0"/>
-            <w:left w:val="single" w:color="auto" w:sz="4" w:space="0"/>
-            <w:bottom w:val="single" w:color="auto" w:sz="4" w:space="0"/>
-            <w:right w:val="single" w:color="auto" w:sz="4" w:space="0"/>
-            <w:insideH w:val="single" w:color="auto" w:sz="4" w:space="0"/>
-            <w:insideV w:val="single" w:color="auto" w:sz="4" w:space="0"/>
-          </w:tblBorders>
+          <w:tblW w:w="8523" w:type="dxa"/>
+          <w:tblInd w:w="0" w:type="dxa"/>
+          <w:tblLayout w:type="fixed"/>
           <w:tblCellMar>
             <w:top w:w="0" w:type="dxa"/>
             <w:left w:w="108" w:type="dxa"/>
@@ -5824,7 +5780,7 @@
             </w:r>
             <w:r>
               <w:rPr>
-                <w:rFonts w:hint="eastAsia" w:ascii="宋体" w:hAnsi="宋体"/>
+                <w:rFonts w:ascii="宋体" w:hAnsi="宋体" w:hint="eastAsia"/>
                 <w:bCs/>
               </w:rPr>
               <w:t>8</w:t>
@@ -5838,7 +5794,7 @@
             </w:r>
             <w:r>
               <w:rPr>
-                <w:rFonts w:hint="eastAsia" w:ascii="宋体" w:hAnsi="宋体"/>
+                <w:rFonts w:ascii="宋体" w:hAnsi="宋体" w:hint="eastAsia"/>
                 <w:bCs/>
               </w:rPr>
               <w:t>10</w:t>
@@ -5855,14 +5811,9 @@
       </w:tr>
       <w:tr>
         <w:tblPrEx>
-          <w:tblBorders>
-            <w:top w:val="single" w:color="auto" w:sz="4" w:space="0"/>
-            <w:left w:val="single" w:color="auto" w:sz="4" w:space="0"/>
-            <w:bottom w:val="single" w:color="auto" w:sz="4" w:space="0"/>
-            <w:right w:val="single" w:color="auto" w:sz="4" w:space="0"/>
-            <w:insideH w:val="single" w:color="auto" w:sz="4" w:space="0"/>
-            <w:insideV w:val="single" w:color="auto" w:sz="4" w:space="0"/>
-          </w:tblBorders>
+          <w:tblW w:w="8523" w:type="dxa"/>
+          <w:tblInd w:w="0" w:type="dxa"/>
+          <w:tblLayout w:type="fixed"/>
           <w:tblCellMar>
             <w:top w:w="0" w:type="dxa"/>
             <w:left w:w="108" w:type="dxa"/>
@@ -5935,7 +5886,7 @@
             </w:r>
             <w:r>
               <w:rPr>
-                <w:rFonts w:hint="eastAsia" w:ascii="宋体" w:hAnsi="宋体"/>
+                <w:rFonts w:ascii="宋体" w:hAnsi="宋体" w:hint="eastAsia"/>
                 <w:bCs/>
               </w:rPr>
               <w:t>8</w:t>
@@ -5949,7 +5900,7 @@
             </w:r>
             <w:r>
               <w:rPr>
-                <w:rFonts w:hint="eastAsia" w:ascii="宋体" w:hAnsi="宋体"/>
+                <w:rFonts w:ascii="宋体" w:hAnsi="宋体" w:hint="eastAsia"/>
                 <w:bCs/>
               </w:rPr>
               <w:t>10</w:t>
@@ -5983,7 +5934,7 @@
       </w:pPr>
       <w:r>
         <w:rPr>
-          <w:rFonts w:hint="eastAsia" w:ascii="宋体" w:hAnsi="宋体"/>
+          <w:rFonts w:ascii="宋体" w:hAnsi="宋体" w:hint="eastAsia"/>
           <w:bCs/>
         </w:rPr>
         <w:t>本意调查客户满意度约为9</w:t>
@@ -5997,7 +5948,7 @@
       </w:r>
       <w:r>
         <w:rPr>
-          <w:rFonts w:hint="eastAsia" w:ascii="宋体" w:hAnsi="宋体"/>
+          <w:rFonts w:ascii="宋体" w:hAnsi="宋体" w:hint="eastAsia"/>
           <w:bCs/>
         </w:rPr>
         <w:t>.</w:t>
@@ -6011,7 +5962,7 @@
       </w:r>
       <w:r>
         <w:rPr>
-          <w:rFonts w:hint="eastAsia" w:ascii="宋体" w:hAnsi="宋体"/>
+          <w:rFonts w:ascii="宋体" w:hAnsi="宋体" w:hint="eastAsia"/>
           <w:bCs/>
         </w:rPr>
         <w:t>%，满意度情况正常。</w:t>
@@ -6027,7 +5978,7 @@
       </w:pPr>
       <w:r>
         <w:rPr>
-          <w:rFonts w:hint="eastAsia" w:ascii="宋体" w:hAnsi="宋体"/>
+          <w:rFonts w:ascii="宋体" w:hAnsi="宋体" w:hint="eastAsia"/>
           <w:bCs/>
         </w:rPr>
         <w:t>在调查访谈中，了解到我司运维服务基本按维护合同及SLA的要求完成各项维护工作。</w:t>
@@ -6035,7 +5986,7 @@
     </w:p>
     <w:p>
       <w:pPr>
-        <w:pStyle w:val="26"/>
+        <w:pStyle w:val="Title"/>
         <w:jc w:val="left"/>
       </w:pPr>
       <w:r>
@@ -6116,12 +6067,12 @@
       </w:pPr>
     </w:p>
     <w:sectPr>
-      <w:footerReference r:id="rId7" w:type="first"/>
-      <w:footerReference r:id="rId6" w:type="default"/>
+      <w:footerReference w:type="default" r:id="rId9"/>
+      <w:footerReference w:type="first" r:id="rId10"/>
       <w:pgSz w:w="11907" w:h="16839"/>
       <w:pgMar w:top="1440" w:right="1800" w:bottom="1440" w:left="1800" w:header="851" w:footer="992" w:gutter="0"/>
       <w:pgNumType w:fmt="decimal" w:start="1"/>
-      <w:cols w:space="425" w:num="1"/>
+      <w:cols w:num="1" w:space="425"/>
       <w:titlePg/>
       <w:docGrid w:type="lines" w:linePitch="312" w:charSpace="0"/>
     </w:sectPr>
@@ -6130,20 +6081,20 @@
 </file>
 
 <file path=word/footer1.xml><?xml version="1.0" encoding="utf-8"?>
-<w:ftr xmlns:wpc="http://schemas.microsoft.com/office/word/2010/wordprocessingCanvas" xmlns:mc="http://schemas.openxmlformats.org/markup-compatibility/2006" xmlns:o="urn:schemas-microsoft-com:office:office" xmlns:r="http://schemas.openxmlformats.org/officeDocument/2006/relationships" xmlns:m="http://schemas.openxmlformats.org/officeDocument/2006/math" xmlns:v="urn:schemas-microsoft-com:vml" xmlns:wp14="http://schemas.microsoft.com/office/word/2010/wordprocessingDrawing" xmlns:wp="http://schemas.openxmlformats.org/drawingml/2006/wordprocessingDrawing" xmlns:w10="urn:schemas-microsoft-com:office:word" xmlns:w="http://schemas.openxmlformats.org/wordprocessingml/2006/main" xmlns:w14="http://schemas.microsoft.com/office/word/2010/wordml" xmlns:w15="http://schemas.microsoft.com/office/word/2012/wordml" xmlns:wpg="http://schemas.microsoft.com/office/word/2010/wordprocessingGroup" xmlns:wpi="http://schemas.microsoft.com/office/word/2010/wordprocessingInk" xmlns:wne="http://schemas.microsoft.com/office/word/2006/wordml" xmlns:wps="http://schemas.microsoft.com/office/word/2010/wordprocessingShape" xmlns:wpsCustomData="http://www.wps.cn/officeDocument/2013/wpsCustomData" mc:Ignorable="w14 w15 wp14">
+<w:ftr xmlns:wpc="http://schemas.microsoft.com/office/word/2010/wordprocessingCanvas" xmlns:mc="http://schemas.openxmlformats.org/markup-compatibility/2006" xmlns:o="urn:schemas-microsoft-com:office:office" xmlns:r="http://schemas.openxmlformats.org/officeDocument/2006/relationships" xmlns:m="http://schemas.openxmlformats.org/officeDocument/2006/math" xmlns:v="urn:schemas-microsoft-com:vml" xmlns:wp14="http://schemas.microsoft.com/office/word/2010/wordprocessingDrawing" xmlns:wp="http://schemas.openxmlformats.org/drawingml/2006/wordprocessingDrawing" xmlns:w10="urn:schemas-microsoft-com:office:word" xmlns:w="http://schemas.openxmlformats.org/wordprocessingml/2006/main" xmlns:w14="http://schemas.microsoft.com/office/word/2010/wordml" xmlns:w15="http://schemas.microsoft.com/office/word/2012/wordml" xmlns:wne="http://schemas.microsoft.com/office/word/2006/wordml" xmlns:wpg="http://schemas.microsoft.com/office/word/2010/wordprocessingGroup" xmlns:wpi="http://schemas.microsoft.com/office/word/2010/wordprocessingInk" xmlns:wps="http://schemas.microsoft.com/office/word/2010/wordprocessingShape" mc:Ignorable="w14 w15 wp14">
   <w:p>
     <w:pPr>
-      <w:pStyle w:val="19"/>
+      <w:pStyle w:val="Footer"/>
     </w:pPr>
     <w:r>
       <w:pict>
-        <v:shape id="_x0000_s4097" o:spid="_x0000_s4097" o:spt="202" type="#_x0000_t202" style="position:absolute;left:0pt;margin-top:0pt;height:144pt;width:144pt;mso-position-horizontal:center;mso-position-horizontal-relative:margin;mso-wrap-style:none;z-index:251658240;mso-width-relative:page;mso-height-relative:page;" filled="f" stroked="f" coordsize="21600,21600">
-          <v:path/>
-          <v:fill on="f" focussize="0,0"/>
-          <v:stroke on="f" joinstyle="miter"/>
-          <v:imagedata o:title=""/>
-          <o:lock v:ext="edit"/>
-          <v:textbox inset="0mm,0mm,0mm,0mm" style="mso-fit-shape-to-text:t;">
+        <v:shapetype id="_x0000_t202" coordsize="21600,21600" o:spt="202" path="m,l,21600r21600,l21600,xe">
+          <v:stroke joinstyle="miter"/>
+          <v:path gradientshapeok="t" o:connecttype="rect"/>
+        </v:shapetype>
+        <v:shape id="_x0000_s4097" o:spid="_x0000_s2049" type="#_x0000_t202" style="height:2in;margin-left:0;margin-top:0;mso-height-relative:page;mso-position-horizontal:center;mso-position-horizontal-relative:margin;mso-width-relative:page;mso-wrap-style:none;position:absolute;width:2in;z-index:251658240" coordsize="21600,21600" filled="f" stroked="f">
+          <v:stroke joinstyle="miter"/>
+          <v:textbox style="mso-fit-shape-to-text:t" inset="0,0,0,0">
             <w:txbxContent>
               <w:p>
                 <w:pPr>
@@ -6197,400 +6148,156 @@
 </file>
 
 <file path=word/footer2.xml><?xml version="1.0" encoding="utf-8"?>
-<w:ftr xmlns:wpc="http://schemas.microsoft.com/office/word/2010/wordprocessingCanvas" xmlns:mc="http://schemas.openxmlformats.org/markup-compatibility/2006" xmlns:o="urn:schemas-microsoft-com:office:office" xmlns:r="http://schemas.openxmlformats.org/officeDocument/2006/relationships" xmlns:m="http://schemas.openxmlformats.org/officeDocument/2006/math" xmlns:v="urn:schemas-microsoft-com:vml" xmlns:wp14="http://schemas.microsoft.com/office/word/2010/wordprocessingDrawing" xmlns:wp="http://schemas.openxmlformats.org/drawingml/2006/wordprocessingDrawing" xmlns:w10="urn:schemas-microsoft-com:office:word" xmlns:w="http://schemas.openxmlformats.org/wordprocessingml/2006/main" xmlns:w14="http://schemas.microsoft.com/office/word/2010/wordml" xmlns:w15="http://schemas.microsoft.com/office/word/2012/wordml" xmlns:wpg="http://schemas.microsoft.com/office/word/2010/wordprocessingGroup" xmlns:wpi="http://schemas.microsoft.com/office/word/2010/wordprocessingInk" xmlns:wne="http://schemas.microsoft.com/office/word/2006/wordml" xmlns:wps="http://schemas.microsoft.com/office/word/2010/wordprocessingShape" xmlns:wpsCustomData="http://www.wps.cn/officeDocument/2013/wpsCustomData" mc:Ignorable="w14 w15 wp14">
+<w:ftr xmlns:wpc="http://schemas.microsoft.com/office/word/2010/wordprocessingCanvas" xmlns:mc="http://schemas.openxmlformats.org/markup-compatibility/2006" xmlns:o="urn:schemas-microsoft-com:office:office" xmlns:r="http://schemas.openxmlformats.org/officeDocument/2006/relationships" xmlns:m="http://schemas.openxmlformats.org/officeDocument/2006/math" xmlns:v="urn:schemas-microsoft-com:vml" xmlns:wp14="http://schemas.microsoft.com/office/word/2010/wordprocessingDrawing" xmlns:wp="http://schemas.openxmlformats.org/drawingml/2006/wordprocessingDrawing" xmlns:w10="urn:schemas-microsoft-com:office:word" xmlns:w="http://schemas.openxmlformats.org/wordprocessingml/2006/main" xmlns:w14="http://schemas.microsoft.com/office/word/2010/wordml" xmlns:w15="http://schemas.microsoft.com/office/word/2012/wordml" xmlns:wne="http://schemas.microsoft.com/office/word/2006/wordml" xmlns:wpg="http://schemas.microsoft.com/office/word/2010/wordprocessingGroup" xmlns:wpi="http://schemas.microsoft.com/office/word/2010/wordprocessingInk" xmlns:wps="http://schemas.microsoft.com/office/word/2010/wordprocessingShape" mc:Ignorable="w14 w15 wp14">
   <w:p>
     <w:r>
       <w:rPr>
         <w:sz w:val="24"/>
       </w:rPr>
-      <mc:AlternateContent>
-        <mc:Choice Requires="wps">
-          <w:drawing>
-            <wp:anchor distT="0" distB="0" distL="114300" distR="114300" simplePos="0" relativeHeight="251659264" behindDoc="0" locked="0" layoutInCell="1" allowOverlap="1">
-              <wp:simplePos x="0" y="0"/>
-              <wp:positionH relativeFrom="margin">
-                <wp:align>center</wp:align>
-              </wp:positionH>
-              <wp:positionV relativeFrom="paragraph">
-                <wp:posOffset>0</wp:posOffset>
-              </wp:positionV>
-              <wp:extent cx="1828800" cy="1828800"/>
-              <wp:effectExtent l="0" t="0" r="0" b="0"/>
-              <wp:wrapNone/>
-              <wp:docPr id="1" name="文本框 1"/>
-              <wp:cNvGraphicFramePr/>
-              <a:graphic xmlns:a="http://schemas.openxmlformats.org/drawingml/2006/main">
-                <a:graphicData uri="http://schemas.microsoft.com/office/word/2010/wordprocessingShape">
-                  <wps:wsp>
-                    <wps:cNvSpPr txBox="1"/>
-                    <wps:spPr>
-                      <a:xfrm>
-                        <a:off x="0" y="0"/>
-                        <a:ext cx="1828800" cy="1828800"/>
-                      </a:xfrm>
-                      <a:prstGeom prst="rect">
-                        <a:avLst/>
-                      </a:prstGeom>
-                      <a:noFill/>
-                      <a:ln w="6350">
-                        <a:noFill/>
-                      </a:ln>
-                      <a:extLst>
-                        <a:ext uri="{909E8E84-426E-40DD-AFC4-6F175D3DCCD1}">
-                          <a14:hiddenFill xmlns:a14="http://schemas.microsoft.com/office/drawing/2010/main">
-                            <a:solidFill>
-                              <a:schemeClr val="lt1"/>
-                            </a:solidFill>
-                          </a14:hiddenFill>
-                        </a:ext>
-                        <a:ext uri="{91240B29-F687-4F45-9708-019B960494DF}">
-                          <a14:hiddenLine xmlns:a14="http://schemas.microsoft.com/office/drawing/2010/main" w="6350">
-                            <a:solidFill>
-                              <a:prstClr val="black"/>
-                            </a:solidFill>
-                          </a14:hiddenLine>
-                        </a:ext>
-                      </a:extLst>
-                    </wps:spPr>
-                    <wps:style>
-                      <a:lnRef idx="0">
-                        <a:schemeClr val="accent1"/>
-                      </a:lnRef>
-                      <a:fillRef idx="0">
-                        <a:schemeClr val="accent1"/>
-                      </a:fillRef>
-                      <a:effectRef idx="0">
-                        <a:schemeClr val="accent1"/>
-                      </a:effectRef>
-                      <a:fontRef idx="minor">
-                        <a:schemeClr val="dk1"/>
-                      </a:fontRef>
-                    </wps:style>
-                    <wps:txbx>
-                      <w:txbxContent>
-                        <w:p>
-                          <w:pPr>
-                            <w:pStyle w:val="19"/>
-                            <w:rPr>
-                              <w:rFonts w:hint="eastAsia" w:eastAsia="宋体"/>
-                              <w:lang w:eastAsia="zh-CN"/>
-                            </w:rPr>
-                          </w:pPr>
-                          <w:r>
-                            <w:rPr>
-                              <w:rFonts w:hint="eastAsia"/>
-                              <w:lang w:eastAsia="zh-CN"/>
-                            </w:rPr>
-                            <w:fldChar w:fldCharType="begin"/>
-                          </w:r>
-                          <w:r>
-                            <w:rPr>
-                              <w:rFonts w:hint="eastAsia"/>
-                              <w:lang w:eastAsia="zh-CN"/>
-                            </w:rPr>
-                            <w:instrText xml:space="preserve"> PAGE  \* MERGEFORMAT </w:instrText>
-                          </w:r>
-                          <w:r>
-                            <w:rPr>
-                              <w:rFonts w:hint="eastAsia"/>
-                              <w:lang w:eastAsia="zh-CN"/>
-                            </w:rPr>
-                            <w:fldChar w:fldCharType="separate"/>
-                          </w:r>
-                          <w:r>
-                            <w:rPr>
-                              <w:rFonts w:hint="eastAsia"/>
-                              <w:lang w:eastAsia="zh-CN"/>
-                            </w:rPr>
-                            <w:t>4</w:t>
-                          </w:r>
-                          <w:r>
-                            <w:rPr>
-                              <w:rFonts w:hint="eastAsia"/>
-                              <w:lang w:eastAsia="zh-CN"/>
-                            </w:rPr>
-                            <w:fldChar w:fldCharType="end"/>
-                          </w:r>
-                        </w:p>
-                      </w:txbxContent>
-                    </wps:txbx>
-                    <wps:bodyPr rot="0" spcFirstLastPara="0" vertOverflow="overflow" horzOverflow="overflow" vert="horz" wrap="none" lIns="0" tIns="0" rIns="0" bIns="0" numCol="1" spcCol="0" rtlCol="0" fromWordArt="0" anchor="t" anchorCtr="0" forceAA="0" upright="0" compatLnSpc="1">
-                      <a:spAutoFit/>
-                    </wps:bodyPr>
-                  </wps:wsp>
-                </a:graphicData>
-              </a:graphic>
-            </wp:anchor>
-          </w:drawing>
-        </mc:Choice>
-        <mc:Fallback>
-          <w:pict>
-            <v:shape id="_x0000_s1026" o:spid="_x0000_s1026" o:spt="202" type="#_x0000_t202" style="position:absolute;left:0pt;margin-top:0pt;height:144pt;width:144pt;mso-position-horizontal:center;mso-position-horizontal-relative:margin;mso-wrap-style:none;z-index:251659264;mso-width-relative:page;mso-height-relative:page;" filled="f" stroked="f" coordsize="21600,21600" o:gfxdata="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">
-              <v:fill on="f" focussize="0,0"/>
-              <v:stroke on="f" weight="0.5pt"/>
-              <v:imagedata o:title=""/>
-              <o:lock v:ext="edit" aspectratio="f"/>
-              <v:textbox inset="0mm,0mm,0mm,0mm" style="mso-fit-shape-to-text:t;">
-                <w:txbxContent>
-                  <w:p>
-                    <w:pPr>
-                      <w:pStyle w:val="19"/>
-                      <w:rPr>
-                        <w:rFonts w:hint="eastAsia" w:eastAsia="宋体"/>
-                        <w:lang w:eastAsia="zh-CN"/>
-                      </w:rPr>
-                    </w:pPr>
-                    <w:r>
-                      <w:rPr>
-                        <w:rFonts w:hint="eastAsia"/>
-                        <w:lang w:eastAsia="zh-CN"/>
-                      </w:rPr>
-                      <w:fldChar w:fldCharType="begin"/>
-                    </w:r>
-                    <w:r>
-                      <w:rPr>
-                        <w:rFonts w:hint="eastAsia"/>
-                        <w:lang w:eastAsia="zh-CN"/>
-                      </w:rPr>
-                      <w:instrText xml:space="preserve"> PAGE  \* MERGEFORMAT </w:instrText>
-                    </w:r>
-                    <w:r>
-                      <w:rPr>
-                        <w:rFonts w:hint="eastAsia"/>
-                        <w:lang w:eastAsia="zh-CN"/>
-                      </w:rPr>
-                      <w:fldChar w:fldCharType="separate"/>
-                    </w:r>
-                    <w:r>
-                      <w:rPr>
-                        <w:rFonts w:hint="eastAsia"/>
-                        <w:lang w:eastAsia="zh-CN"/>
-                      </w:rPr>
-                      <w:t>4</w:t>
-                    </w:r>
-                    <w:r>
-                      <w:rPr>
-                        <w:rFonts w:hint="eastAsia"/>
-                        <w:lang w:eastAsia="zh-CN"/>
-                      </w:rPr>
-                      <w:fldChar w:fldCharType="end"/>
-                    </w:r>
-                  </w:p>
-                </w:txbxContent>
-              </v:textbox>
-            </v:shape>
-          </w:pict>
-        </mc:Fallback>
-      </mc:AlternateContent>
+      <w:pict>
+        <v:shapetype id="_x0000_t202" coordsize="21600,21600" o:spt="202" path="m,l,21600r21600,l21600,xe">
+          <v:stroke joinstyle="miter"/>
+          <v:path gradientshapeok="t" o:connecttype="rect"/>
+        </v:shapetype>
+        <v:shape id="_x0000_s1026" o:spid="_x0000_s2050" type="#_x0000_t202" style="height:2in;margin-left:0;margin-top:0;mso-height-relative:page;mso-position-horizontal:center;mso-position-horizontal-relative:margin;mso-width-relative:page;mso-wrap-style:none;position:absolute;width:2in;z-index:251659264" coordsize="21600,21600" filled="f" stroked="f">
+          <o:lock v:ext="edit" aspectratio="f"/>
+          <v:textbox style="mso-fit-shape-to-text:t" inset="0,0,0,0">
+            <w:txbxContent>
+              <w:p>
+                <w:pPr>
+                  <w:pStyle w:val="Footer"/>
+                  <w:rPr>
+                    <w:rFonts w:eastAsia="宋体" w:hint="eastAsia"/>
+                    <w:lang w:eastAsia="zh-CN"/>
+                  </w:rPr>
+                </w:pPr>
+                <w:r>
+                  <w:rPr>
+                    <w:rFonts w:hint="eastAsia"/>
+                    <w:lang w:eastAsia="zh-CN"/>
+                  </w:rPr>
+                  <w:fldChar w:fldCharType="begin"/>
+                </w:r>
+                <w:r>
+                  <w:rPr>
+                    <w:rFonts w:hint="eastAsia"/>
+                    <w:lang w:eastAsia="zh-CN"/>
+                  </w:rPr>
+                  <w:instrText xml:space="preserve"> PAGE  \* MERGEFORMAT </w:instrText>
+                </w:r>
+                <w:r>
+                  <w:rPr>
+                    <w:rFonts w:hint="eastAsia"/>
+                    <w:lang w:eastAsia="zh-CN"/>
+                  </w:rPr>
+                  <w:fldChar w:fldCharType="separate"/>
+                </w:r>
+                <w:r>
+                  <w:rPr>
+                    <w:rFonts w:hint="eastAsia"/>
+                    <w:lang w:eastAsia="zh-CN"/>
+                  </w:rPr>
+                  <w:t>4</w:t>
+                </w:r>
+                <w:r>
+                  <w:rPr>
+                    <w:rFonts w:hint="eastAsia"/>
+                    <w:lang w:eastAsia="zh-CN"/>
+                  </w:rPr>
+                  <w:fldChar w:fldCharType="end"/>
+                </w:r>
+              </w:p>
+            </w:txbxContent>
+          </v:textbox>
+        </v:shape>
+      </w:pict>
     </w:r>
   </w:p>
 </w:ftr>
 </file>
 
 <file path=word/footer3.xml><?xml version="1.0" encoding="utf-8"?>
-<w:ftr xmlns:wpc="http://schemas.microsoft.com/office/word/2010/wordprocessingCanvas" xmlns:mc="http://schemas.openxmlformats.org/markup-compatibility/2006" xmlns:o="urn:schemas-microsoft-com:office:office" xmlns:r="http://schemas.openxmlformats.org/officeDocument/2006/relationships" xmlns:m="http://schemas.openxmlformats.org/officeDocument/2006/math" xmlns:v="urn:schemas-microsoft-com:vml" xmlns:wp14="http://schemas.microsoft.com/office/word/2010/wordprocessingDrawing" xmlns:wp="http://schemas.openxmlformats.org/drawingml/2006/wordprocessingDrawing" xmlns:w10="urn:schemas-microsoft-com:office:word" xmlns:w="http://schemas.openxmlformats.org/wordprocessingml/2006/main" xmlns:w14="http://schemas.microsoft.com/office/word/2010/wordml" xmlns:w15="http://schemas.microsoft.com/office/word/2012/wordml" xmlns:wpg="http://schemas.microsoft.com/office/word/2010/wordprocessingGroup" xmlns:wpi="http://schemas.microsoft.com/office/word/2010/wordprocessingInk" xmlns:wne="http://schemas.microsoft.com/office/word/2006/wordml" xmlns:wps="http://schemas.microsoft.com/office/word/2010/wordprocessingShape" xmlns:wpsCustomData="http://www.wps.cn/officeDocument/2013/wpsCustomData" mc:Ignorable="w14 w15 wp14">
+<w:ftr xmlns:wpc="http://schemas.microsoft.com/office/word/2010/wordprocessingCanvas" xmlns:mc="http://schemas.openxmlformats.org/markup-compatibility/2006" xmlns:o="urn:schemas-microsoft-com:office:office" xmlns:r="http://schemas.openxmlformats.org/officeDocument/2006/relationships" xmlns:m="http://schemas.openxmlformats.org/officeDocument/2006/math" xmlns:v="urn:schemas-microsoft-com:vml" xmlns:wp14="http://schemas.microsoft.com/office/word/2010/wordprocessingDrawing" xmlns:wp="http://schemas.openxmlformats.org/drawingml/2006/wordprocessingDrawing" xmlns:w10="urn:schemas-microsoft-com:office:word" xmlns:w="http://schemas.openxmlformats.org/wordprocessingml/2006/main" xmlns:w14="http://schemas.microsoft.com/office/word/2010/wordml" xmlns:w15="http://schemas.microsoft.com/office/word/2012/wordml" xmlns:wne="http://schemas.microsoft.com/office/word/2006/wordml" xmlns:wpg="http://schemas.microsoft.com/office/word/2010/wordprocessingGroup" xmlns:wpi="http://schemas.microsoft.com/office/word/2010/wordprocessingInk" xmlns:wps="http://schemas.microsoft.com/office/word/2010/wordprocessingShape" mc:Ignorable="w14 w15 wp14">
   <w:p>
     <w:pPr>
-      <w:pStyle w:val="19"/>
+      <w:pStyle w:val="Footer"/>
     </w:pPr>
     <w:r>
       <w:rPr>
         <w:sz w:val="21"/>
       </w:rPr>
-      <mc:AlternateContent>
-        <mc:Choice Requires="wps">
-          <w:drawing>
-            <wp:anchor distT="0" distB="0" distL="114300" distR="114300" simplePos="0" relativeHeight="251660288" behindDoc="0" locked="0" layoutInCell="1" allowOverlap="1">
-              <wp:simplePos x="0" y="0"/>
-              <wp:positionH relativeFrom="margin">
-                <wp:align>center</wp:align>
-              </wp:positionH>
-              <wp:positionV relativeFrom="paragraph">
-                <wp:posOffset>0</wp:posOffset>
-              </wp:positionV>
-              <wp:extent cx="1828800" cy="1828800"/>
-              <wp:effectExtent l="0" t="0" r="0" b="0"/>
-              <wp:wrapNone/>
-              <wp:docPr id="2" name="文本框 2"/>
-              <wp:cNvGraphicFramePr/>
-              <a:graphic xmlns:a="http://schemas.openxmlformats.org/drawingml/2006/main">
-                <a:graphicData uri="http://schemas.microsoft.com/office/word/2010/wordprocessingShape">
-                  <wps:wsp>
-                    <wps:cNvSpPr txBox="1"/>
-                    <wps:spPr>
-                      <a:xfrm>
-                        <a:off x="0" y="0"/>
-                        <a:ext cx="1828800" cy="1828800"/>
-                      </a:xfrm>
-                      <a:prstGeom prst="rect">
-                        <a:avLst/>
-                      </a:prstGeom>
-                      <a:noFill/>
-                      <a:ln w="6350">
-                        <a:noFill/>
-                      </a:ln>
-                      <a:extLst>
-                        <a:ext uri="{909E8E84-426E-40DD-AFC4-6F175D3DCCD1}">
-                          <a14:hiddenFill xmlns:a14="http://schemas.microsoft.com/office/drawing/2010/main">
-                            <a:solidFill>
-                              <a:schemeClr val="lt1"/>
-                            </a:solidFill>
-                          </a14:hiddenFill>
-                        </a:ext>
-                        <a:ext uri="{91240B29-F687-4F45-9708-019B960494DF}">
-                          <a14:hiddenLine xmlns:a14="http://schemas.microsoft.com/office/drawing/2010/main" w="6350">
-                            <a:solidFill>
-                              <a:prstClr val="black"/>
-                            </a:solidFill>
-                          </a14:hiddenLine>
-                        </a:ext>
-                      </a:extLst>
-                    </wps:spPr>
-                    <wps:style>
-                      <a:lnRef idx="0">
-                        <a:schemeClr val="accent1"/>
-                      </a:lnRef>
-                      <a:fillRef idx="0">
-                        <a:schemeClr val="accent1"/>
-                      </a:fillRef>
-                      <a:effectRef idx="0">
-                        <a:schemeClr val="accent1"/>
-                      </a:effectRef>
-                      <a:fontRef idx="minor">
-                        <a:schemeClr val="dk1"/>
-                      </a:fontRef>
-                    </wps:style>
-                    <wps:txbx>
-                      <w:txbxContent>
-                        <w:p>
-                          <w:pPr>
-                            <w:pStyle w:val="19"/>
-                            <w:rPr>
-                              <w:rFonts w:hint="eastAsia" w:eastAsia="宋体"/>
-                              <w:lang w:eastAsia="zh-CN"/>
-                            </w:rPr>
-                          </w:pPr>
-                          <w:r>
-                            <w:rPr>
-                              <w:rFonts w:hint="eastAsia"/>
-                              <w:lang w:eastAsia="zh-CN"/>
-                            </w:rPr>
-                            <w:fldChar w:fldCharType="begin"/>
-                          </w:r>
-                          <w:r>
-                            <w:rPr>
-                              <w:rFonts w:hint="eastAsia"/>
-                              <w:lang w:eastAsia="zh-CN"/>
-                            </w:rPr>
-                            <w:instrText xml:space="preserve"> PAGE  \* MERGEFORMAT </w:instrText>
-                          </w:r>
-                          <w:r>
-                            <w:rPr>
-                              <w:rFonts w:hint="eastAsia"/>
-                              <w:lang w:eastAsia="zh-CN"/>
-                            </w:rPr>
-                            <w:fldChar w:fldCharType="separate"/>
-                          </w:r>
-                          <w:r>
-                            <w:rPr>
-                              <w:rFonts w:hint="eastAsia"/>
-                              <w:lang w:eastAsia="zh-CN"/>
-                            </w:rPr>
-                            <w:t>1</w:t>
-                          </w:r>
-                          <w:r>
-                            <w:rPr>
-                              <w:rFonts w:hint="eastAsia"/>
-                              <w:lang w:eastAsia="zh-CN"/>
-                            </w:rPr>
-                            <w:fldChar w:fldCharType="end"/>
-                          </w:r>
-                        </w:p>
-                      </w:txbxContent>
-                    </wps:txbx>
-                    <wps:bodyPr rot="0" spcFirstLastPara="0" vertOverflow="overflow" horzOverflow="overflow" vert="horz" wrap="none" lIns="0" tIns="0" rIns="0" bIns="0" numCol="1" spcCol="0" rtlCol="0" fromWordArt="0" anchor="t" anchorCtr="0" forceAA="0" upright="0" compatLnSpc="1">
-                      <a:spAutoFit/>
-                    </wps:bodyPr>
-                  </wps:wsp>
-                </a:graphicData>
-              </a:graphic>
-            </wp:anchor>
-          </w:drawing>
-        </mc:Choice>
-        <mc:Fallback>
-          <w:pict>
-            <v:shape id="_x0000_s1026" o:spid="_x0000_s1026" o:spt="202" type="#_x0000_t202" style="position:absolute;left:0pt;margin-top:0pt;height:144pt;width:144pt;mso-position-horizontal:center;mso-position-horizontal-relative:margin;mso-wrap-style:none;z-index:251660288;mso-width-relative:page;mso-height-relative:page;" filled="f" stroked="f" coordsize="21600,21600" o:gfxdata="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">
-              <v:fill on="f" focussize="0,0"/>
-              <v:stroke on="f" weight="0.5pt"/>
-              <v:imagedata o:title=""/>
-              <o:lock v:ext="edit" aspectratio="f"/>
-              <v:textbox inset="0mm,0mm,0mm,0mm" style="mso-fit-shape-to-text:t;">
-                <w:txbxContent>
-                  <w:p>
-                    <w:pPr>
-                      <w:pStyle w:val="19"/>
-                      <w:rPr>
-                        <w:rFonts w:hint="eastAsia" w:eastAsia="宋体"/>
-                        <w:lang w:eastAsia="zh-CN"/>
-                      </w:rPr>
-                    </w:pPr>
-                    <w:r>
-                      <w:rPr>
-                        <w:rFonts w:hint="eastAsia"/>
-                        <w:lang w:eastAsia="zh-CN"/>
-                      </w:rPr>
-                      <w:fldChar w:fldCharType="begin"/>
-                    </w:r>
-                    <w:r>
-                      <w:rPr>
-                        <w:rFonts w:hint="eastAsia"/>
-                        <w:lang w:eastAsia="zh-CN"/>
-                      </w:rPr>
-                      <w:instrText xml:space="preserve"> PAGE  \* MERGEFORMAT </w:instrText>
-                    </w:r>
-                    <w:r>
-                      <w:rPr>
-                        <w:rFonts w:hint="eastAsia"/>
-                        <w:lang w:eastAsia="zh-CN"/>
-                      </w:rPr>
-                      <w:fldChar w:fldCharType="separate"/>
-                    </w:r>
-                    <w:r>
-                      <w:rPr>
-                        <w:rFonts w:hint="eastAsia"/>
-                        <w:lang w:eastAsia="zh-CN"/>
-                      </w:rPr>
-                      <w:t>1</w:t>
-                    </w:r>
-                    <w:r>
-                      <w:rPr>
-                        <w:rFonts w:hint="eastAsia"/>
-                        <w:lang w:eastAsia="zh-CN"/>
-                      </w:rPr>
-                      <w:fldChar w:fldCharType="end"/>
-                    </w:r>
-                  </w:p>
-                </w:txbxContent>
-              </v:textbox>
-            </v:shape>
-          </w:pict>
-        </mc:Fallback>
-      </mc:AlternateContent>
+      <w:pict>
+        <v:shapetype id="_x0000_t202" coordsize="21600,21600" o:spt="202" path="m,l,21600r21600,l21600,xe">
+          <v:stroke joinstyle="miter"/>
+          <v:path gradientshapeok="t" o:connecttype="rect"/>
+        </v:shapetype>
+        <v:shape id="_x0000_s1026" o:spid="_x0000_s2051" type="#_x0000_t202" style="height:2in;margin-left:0;margin-top:0;mso-height-relative:page;mso-position-horizontal:center;mso-position-horizontal-relative:margin;mso-width-relative:page;mso-wrap-style:none;position:absolute;width:2in;z-index:251660288" coordsize="21600,21600" filled="f" stroked="f">
+          <o:lock v:ext="edit" aspectratio="f"/>
+          <v:textbox style="mso-fit-shape-to-text:t" inset="0,0,0,0">
+            <w:txbxContent>
+              <w:p>
+                <w:pPr>
+                  <w:pStyle w:val="Footer"/>
+                  <w:rPr>
+                    <w:rFonts w:eastAsia="宋体" w:hint="eastAsia"/>
+                    <w:lang w:eastAsia="zh-CN"/>
+                  </w:rPr>
+                </w:pPr>
+                <w:r>
+                  <w:rPr>
+                    <w:rFonts w:hint="eastAsia"/>
+                    <w:lang w:eastAsia="zh-CN"/>
+                  </w:rPr>
+                  <w:fldChar w:fldCharType="begin"/>
+                </w:r>
+                <w:r>
+                  <w:rPr>
+                    <w:rFonts w:hint="eastAsia"/>
+                    <w:lang w:eastAsia="zh-CN"/>
+                  </w:rPr>
+                  <w:instrText xml:space="preserve"> PAGE  \* MERGEFORMAT </w:instrText>
+                </w:r>
+                <w:r>
+                  <w:rPr>
+                    <w:rFonts w:hint="eastAsia"/>
+                    <w:lang w:eastAsia="zh-CN"/>
+                  </w:rPr>
+                  <w:fldChar w:fldCharType="separate"/>
+                </w:r>
+                <w:r>
+                  <w:rPr>
+                    <w:rFonts w:hint="eastAsia"/>
+                    <w:lang w:eastAsia="zh-CN"/>
+                  </w:rPr>
+                  <w:t>1</w:t>
+                </w:r>
+                <w:r>
+                  <w:rPr>
+                    <w:rFonts w:hint="eastAsia"/>
+                    <w:lang w:eastAsia="zh-CN"/>
+                  </w:rPr>
+                  <w:fldChar w:fldCharType="end"/>
+                </w:r>
+              </w:p>
+            </w:txbxContent>
+          </v:textbox>
+        </v:shape>
+      </w:pict>
     </w:r>
   </w:p>
 </w:ftr>
 </file>
 
 <file path=word/header1.xml><?xml version="1.0" encoding="utf-8"?>
-<w:hdr xmlns:wpc="http://schemas.microsoft.com/office/word/2010/wordprocessingCanvas" xmlns:mc="http://schemas.openxmlformats.org/markup-compatibility/2006" xmlns:o="urn:schemas-microsoft-com:office:office" xmlns:r="http://schemas.openxmlformats.org/officeDocument/2006/relationships" xmlns:m="http://schemas.openxmlformats.org/officeDocument/2006/math" xmlns:v="urn:schemas-microsoft-com:vml" xmlns:wp14="http://schemas.microsoft.com/office/word/2010/wordprocessingDrawing" xmlns:wp="http://schemas.openxmlformats.org/drawingml/2006/wordprocessingDrawing" xmlns:w10="urn:schemas-microsoft-com:office:word" xmlns:w="http://schemas.openxmlformats.org/wordprocessingml/2006/main" xmlns:w14="http://schemas.microsoft.com/office/word/2010/wordml" xmlns:w15="http://schemas.microsoft.com/office/word/2012/wordml" xmlns:wpg="http://schemas.microsoft.com/office/word/2010/wordprocessingGroup" xmlns:wpi="http://schemas.microsoft.com/office/word/2010/wordprocessingInk" xmlns:wne="http://schemas.microsoft.com/office/word/2006/wordml" xmlns:wps="http://schemas.microsoft.com/office/word/2010/wordprocessingShape" xmlns:wpsCustomData="http://www.wps.cn/officeDocument/2013/wpsCustomData" mc:Ignorable="w14 w15 wp14">
+<w:hdr xmlns:wpc="http://schemas.microsoft.com/office/word/2010/wordprocessingCanvas" xmlns:mc="http://schemas.openxmlformats.org/markup-compatibility/2006" xmlns:o="urn:schemas-microsoft-com:office:office" xmlns:r="http://schemas.openxmlformats.org/officeDocument/2006/relationships" xmlns:m="http://schemas.openxmlformats.org/officeDocument/2006/math" xmlns:v="urn:schemas-microsoft-com:vml" xmlns:wp14="http://schemas.microsoft.com/office/word/2010/wordprocessingDrawing" xmlns:wp="http://schemas.openxmlformats.org/drawingml/2006/wordprocessingDrawing" xmlns:w10="urn:schemas-microsoft-com:office:word" xmlns:w="http://schemas.openxmlformats.org/wordprocessingml/2006/main" xmlns:w14="http://schemas.microsoft.com/office/word/2010/wordml" xmlns:w15="http://schemas.microsoft.com/office/word/2012/wordml" xmlns:wne="http://schemas.microsoft.com/office/word/2006/wordml" xmlns:wpg="http://schemas.microsoft.com/office/word/2010/wordprocessingGroup" xmlns:wpi="http://schemas.microsoft.com/office/word/2010/wordprocessingInk" xmlns:wps="http://schemas.microsoft.com/office/word/2010/wordprocessingShape" mc:Ignorable="w14 w15 wp14">
   <w:p>
     <w:pPr>
-      <w:pStyle w:val="20"/>
+      <w:pStyle w:val="Header"/>
       <w:pBdr>
-        <w:bottom w:val="single" w:color="auto" w:sz="6" w:space="1"/>
+        <w:bottom w:val="single" w:sz="6" w:space="1" w:color="auto"/>
       </w:pBdr>
       <w:rPr>
-        <w:rFonts w:hint="default" w:eastAsia="宋体"/>
+        <w:rFonts w:eastAsia="宋体" w:hint="default"/>
         <w:color w:val="000000"/>
         <w:lang w:val="en-US" w:eastAsia="zh-CN"/>
       </w:rPr>
@@ -6601,22 +6308,22 @@
         <w:color w:val="000000"/>
         <w:lang w:val="en-US" w:eastAsia="zh-CN"/>
       </w:rPr>
-      <w:t>青岛九邮信息技术有限公司</w:t>
+      <w:t>南京航之舟数字科技有限公司</w:t>
     </w:r>
   </w:p>
 </w:hdr>
 </file>
 
 <file path=word/header2.xml><?xml version="1.0" encoding="utf-8"?>
-<w:hdr xmlns:wpc="http://schemas.microsoft.com/office/word/2010/wordprocessingCanvas" xmlns:mc="http://schemas.openxmlformats.org/markup-compatibility/2006" xmlns:o="urn:schemas-microsoft-com:office:office" xmlns:r="http://schemas.openxmlformats.org/officeDocument/2006/relationships" xmlns:m="http://schemas.openxmlformats.org/officeDocument/2006/math" xmlns:v="urn:schemas-microsoft-com:vml" xmlns:wp14="http://schemas.microsoft.com/office/word/2010/wordprocessingDrawing" xmlns:wp="http://schemas.openxmlformats.org/drawingml/2006/wordprocessingDrawing" xmlns:w10="urn:schemas-microsoft-com:office:word" xmlns:w="http://schemas.openxmlformats.org/wordprocessingml/2006/main" xmlns:w14="http://schemas.microsoft.com/office/word/2010/wordml" xmlns:w15="http://schemas.microsoft.com/office/word/2012/wordml" xmlns:wpg="http://schemas.microsoft.com/office/word/2010/wordprocessingGroup" xmlns:wpi="http://schemas.microsoft.com/office/word/2010/wordprocessingInk" xmlns:wne="http://schemas.microsoft.com/office/word/2006/wordml" xmlns:wps="http://schemas.microsoft.com/office/word/2010/wordprocessingShape" xmlns:wpsCustomData="http://www.wps.cn/officeDocument/2013/wpsCustomData" mc:Ignorable="w14 w15 wp14">
+<w:hdr xmlns:wpc="http://schemas.microsoft.com/office/word/2010/wordprocessingCanvas" xmlns:mc="http://schemas.openxmlformats.org/markup-compatibility/2006" xmlns:o="urn:schemas-microsoft-com:office:office" xmlns:r="http://schemas.openxmlformats.org/officeDocument/2006/relationships" xmlns:m="http://schemas.openxmlformats.org/officeDocument/2006/math" xmlns:v="urn:schemas-microsoft-com:vml" xmlns:wp14="http://schemas.microsoft.com/office/word/2010/wordprocessingDrawing" xmlns:wp="http://schemas.openxmlformats.org/drawingml/2006/wordprocessingDrawing" xmlns:w10="urn:schemas-microsoft-com:office:word" xmlns:w="http://schemas.openxmlformats.org/wordprocessingml/2006/main" xmlns:w14="http://schemas.microsoft.com/office/word/2010/wordml" xmlns:w15="http://schemas.microsoft.com/office/word/2012/wordml" xmlns:wne="http://schemas.microsoft.com/office/word/2006/wordml" xmlns:wpg="http://schemas.microsoft.com/office/word/2010/wordprocessingGroup" xmlns:wpi="http://schemas.microsoft.com/office/word/2010/wordprocessingInk" xmlns:wps="http://schemas.microsoft.com/office/word/2010/wordprocessingShape" mc:Ignorable="w14 w15 wp14">
   <w:p>
     <w:pPr>
-      <w:pStyle w:val="20"/>
+      <w:pStyle w:val="Header"/>
       <w:pBdr>
-        <w:bottom w:val="single" w:color="auto" w:sz="4" w:space="1"/>
+        <w:bottom w:val="single" w:sz="4" w:space="1" w:color="auto"/>
       </w:pBdr>
       <w:rPr>
-        <w:rFonts w:hint="default" w:eastAsia="宋体"/>
+        <w:rFonts w:eastAsia="宋体" w:hint="default"/>
         <w:lang w:val="en-US" w:eastAsia="zh-CN"/>
       </w:rPr>
     </w:pPr>
@@ -6625,22 +6332,22 @@
         <w:rFonts w:hint="eastAsia"/>
         <w:lang w:val="en-US" w:eastAsia="zh-CN"/>
       </w:rPr>
-      <w:t>青岛九邮信息技术有限公司</w:t>
+      <w:t>南京航之舟数字科技有限公司</w:t>
     </w:r>
   </w:p>
 </w:hdr>
 </file>
 
 <file path=word/numbering.xml><?xml version="1.0" encoding="utf-8"?>
-<w:numbering xmlns:wpc="http://schemas.microsoft.com/office/word/2010/wordprocessingCanvas" xmlns:mc="http://schemas.openxmlformats.org/markup-compatibility/2006" xmlns:o="urn:schemas-microsoft-com:office:office" xmlns:r="http://schemas.openxmlformats.org/officeDocument/2006/relationships" xmlns:m="http://schemas.openxmlformats.org/officeDocument/2006/math" xmlns:v="urn:schemas-microsoft-com:vml" xmlns:wp14="http://schemas.microsoft.com/office/word/2010/wordprocessingDrawing" xmlns:wp="http://schemas.openxmlformats.org/drawingml/2006/wordprocessingDrawing" xmlns:w10="urn:schemas-microsoft-com:office:word" xmlns:w="http://schemas.openxmlformats.org/wordprocessingml/2006/main" xmlns:w14="http://schemas.microsoft.com/office/word/2010/wordml" xmlns:wpg="http://schemas.microsoft.com/office/word/2010/wordprocessingGroup" xmlns:wpi="http://schemas.microsoft.com/office/word/2010/wordprocessingInk" xmlns:wne="http://schemas.microsoft.com/office/word/2006/wordml" xmlns:wps="http://schemas.microsoft.com/office/word/2010/wordprocessingShape" mc:Ignorable="w14 wp14">
+<w:numbering xmlns:wpc="http://schemas.microsoft.com/office/word/2010/wordprocessingCanvas" xmlns:mc="http://schemas.openxmlformats.org/markup-compatibility/2006" xmlns:o="urn:schemas-microsoft-com:office:office" xmlns:r="http://schemas.openxmlformats.org/officeDocument/2006/relationships" xmlns:m="http://schemas.openxmlformats.org/officeDocument/2006/math" xmlns:v="urn:schemas-microsoft-com:vml" xmlns:wp14="http://schemas.microsoft.com/office/word/2010/wordprocessingDrawing" xmlns:wp="http://schemas.openxmlformats.org/drawingml/2006/wordprocessingDrawing" xmlns:w10="urn:schemas-microsoft-com:office:word" xmlns:w="http://schemas.openxmlformats.org/wordprocessingml/2006/main" xmlns:w14="http://schemas.microsoft.com/office/word/2010/wordml" xmlns:w15="http://schemas.microsoft.com/office/word/2012/wordml" xmlns:wne="http://schemas.microsoft.com/office/word/2006/wordml" xmlns:wpg="http://schemas.microsoft.com/office/word/2010/wordprocessingGroup" xmlns:wpi="http://schemas.microsoft.com/office/word/2010/wordprocessingInk" xmlns:wps="http://schemas.microsoft.com/office/word/2010/wordprocessingShape" mc:Ignorable="w14 w15 wp14">
   <w:abstractNum w:abstractNumId="0">
     <w:nsid w:val="01682F26"/>
     <w:multiLevelType w:val="multilevel"/>
     <w:tmpl w:val="01682F26"/>
-    <w:lvl w:ilvl="0" w:tentative="0">
+    <w:lvl w:ilvl="0">
       <w:start w:val="1"/>
       <w:numFmt w:val="decimal"/>
-      <w:pStyle w:val="37"/>
+      <w:pStyle w:val="a0"/>
       <w:lvlText w:val="表%1."/>
       <w:lvlJc w:val="left"/>
       <w:pPr>
@@ -6653,7 +6360,7 @@
         <w:rFonts w:hint="default"/>
       </w:rPr>
     </w:lvl>
-    <w:lvl w:ilvl="1" w:tentative="0">
+    <w:lvl w:ilvl="1">
       <w:start w:val="1"/>
       <w:numFmt w:val="lowerLetter"/>
       <w:lvlText w:val="%2)"/>
@@ -6665,7 +6372,7 @@
         <w:ind w:left="840" w:hanging="420"/>
       </w:pPr>
     </w:lvl>
-    <w:lvl w:ilvl="2" w:tentative="0">
+    <w:lvl w:ilvl="2">
       <w:start w:val="1"/>
       <w:numFmt w:val="lowerRoman"/>
       <w:lvlText w:val="%3."/>
@@ -6677,7 +6384,7 @@
         <w:ind w:left="1260" w:hanging="420"/>
       </w:pPr>
     </w:lvl>
-    <w:lvl w:ilvl="3" w:tentative="0">
+    <w:lvl w:ilvl="3">
       <w:start w:val="1"/>
       <w:numFmt w:val="decimal"/>
       <w:lvlText w:val="%4."/>
@@ -6689,7 +6396,7 @@
         <w:ind w:left="1680" w:hanging="420"/>
       </w:pPr>
     </w:lvl>
-    <w:lvl w:ilvl="4" w:tentative="0">
+    <w:lvl w:ilvl="4">
       <w:start w:val="1"/>
       <w:numFmt w:val="lowerLetter"/>
       <w:lvlText w:val="%5)"/>
@@ -6701,7 +6408,7 @@
         <w:ind w:left="2100" w:hanging="420"/>
       </w:pPr>
     </w:lvl>
-    <w:lvl w:ilvl="5" w:tentative="0">
+    <w:lvl w:ilvl="5">
       <w:start w:val="1"/>
       <w:numFmt w:val="lowerRoman"/>
       <w:lvlText w:val="%6."/>
@@ -6713,7 +6420,7 @@
         <w:ind w:left="2520" w:hanging="420"/>
       </w:pPr>
     </w:lvl>
-    <w:lvl w:ilvl="6" w:tentative="0">
+    <w:lvl w:ilvl="6">
       <w:start w:val="1"/>
       <w:numFmt w:val="decimal"/>
       <w:lvlText w:val="%7."/>
@@ -6725,7 +6432,7 @@
         <w:ind w:left="2940" w:hanging="420"/>
       </w:pPr>
     </w:lvl>
-    <w:lvl w:ilvl="7" w:tentative="0">
+    <w:lvl w:ilvl="7">
       <w:start w:val="1"/>
       <w:numFmt w:val="lowerLetter"/>
       <w:lvlText w:val="%8)"/>
@@ -6737,7 +6444,7 @@
         <w:ind w:left="3360" w:hanging="420"/>
       </w:pPr>
     </w:lvl>
-    <w:lvl w:ilvl="8" w:tentative="0">
+    <w:lvl w:ilvl="8">
       <w:start w:val="1"/>
       <w:numFmt w:val="lowerRoman"/>
       <w:lvlText w:val="%9."/>
@@ -6754,10 +6461,10 @@
     <w:nsid w:val="1E9E5387"/>
     <w:multiLevelType w:val="multilevel"/>
     <w:tmpl w:val="1E9E5387"/>
-    <w:lvl w:ilvl="0" w:tentative="0">
+    <w:lvl w:ilvl="0">
       <w:start w:val="1"/>
       <w:numFmt w:val="chineseCountingThousand"/>
-      <w:pStyle w:val="2"/>
+      <w:pStyle w:val="Heading1"/>
       <w:lvlText w:val="第%1章"/>
       <w:lvlJc w:val="left"/>
       <w:pPr>
@@ -6770,10 +6477,10 @@
         <w:rFonts w:hint="eastAsia"/>
       </w:rPr>
     </w:lvl>
-    <w:lvl w:ilvl="1" w:tentative="0">
+    <w:lvl w:ilvl="1">
       <w:start w:val="1"/>
       <w:numFmt w:val="decimal"/>
-      <w:pStyle w:val="3"/>
+      <w:pStyle w:val="Heading2"/>
       <w:isLgl/>
       <w:lvlText w:val="%1.%2"/>
       <w:lvlJc w:val="left"/>
@@ -6787,10 +6494,10 @@
         <w:rFonts w:hint="eastAsia"/>
       </w:rPr>
     </w:lvl>
-    <w:lvl w:ilvl="2" w:tentative="0">
+    <w:lvl w:ilvl="2">
       <w:start w:val="1"/>
       <w:numFmt w:val="decimal"/>
-      <w:pStyle w:val="4"/>
+      <w:pStyle w:val="Heading3"/>
       <w:isLgl/>
       <w:lvlText w:val="%1.%2.%3"/>
       <w:lvlJc w:val="left"/>
@@ -6804,10 +6511,10 @@
         <w:rFonts w:hint="eastAsia"/>
       </w:rPr>
     </w:lvl>
-    <w:lvl w:ilvl="3" w:tentative="0">
+    <w:lvl w:ilvl="3">
       <w:start w:val="1"/>
       <w:numFmt w:val="decimal"/>
-      <w:pStyle w:val="5"/>
+      <w:pStyle w:val="Heading4"/>
       <w:isLgl/>
       <w:suff w:val="space"/>
       <w:lvlText w:val="%1.%2.%3.%4"/>
@@ -6819,10 +6526,10 @@
         <w:rFonts w:hint="eastAsia"/>
       </w:rPr>
     </w:lvl>
-    <w:lvl w:ilvl="4" w:tentative="0">
+    <w:lvl w:ilvl="4">
       <w:start w:val="1"/>
       <w:numFmt w:val="decimal"/>
-      <w:pStyle w:val="6"/>
+      <w:pStyle w:val="Heading5"/>
       <w:isLgl/>
       <w:lvlText w:val="%1.%2.%3.%4.%5"/>
       <w:lvlJc w:val="left"/>
@@ -6836,10 +6543,10 @@
         <w:rFonts w:hint="eastAsia"/>
       </w:rPr>
     </w:lvl>
-    <w:lvl w:ilvl="5" w:tentative="0">
+    <w:lvl w:ilvl="5">
       <w:start w:val="1"/>
       <w:numFmt w:val="decimal"/>
-      <w:pStyle w:val="7"/>
+      <w:pStyle w:val="Heading6"/>
       <w:isLgl/>
       <w:lvlText w:val="%1.%2.%3.%4.%5.%6"/>
       <w:lvlJc w:val="left"/>
@@ -6853,10 +6560,10 @@
         <w:rFonts w:hint="eastAsia"/>
       </w:rPr>
     </w:lvl>
-    <w:lvl w:ilvl="6" w:tentative="0">
+    <w:lvl w:ilvl="6">
       <w:start w:val="1"/>
       <w:numFmt w:val="decimal"/>
-      <w:pStyle w:val="38"/>
+      <w:pStyle w:val="700"/>
       <w:isLgl/>
       <w:lvlText w:val="%1.%2.%3.%4.%5.%6.%7"/>
       <w:lvlJc w:val="left"/>
@@ -6870,10 +6577,10 @@
         <w:rFonts w:hint="eastAsia"/>
       </w:rPr>
     </w:lvl>
-    <w:lvl w:ilvl="7" w:tentative="0">
+    <w:lvl w:ilvl="7">
       <w:start w:val="1"/>
       <w:numFmt w:val="decimal"/>
-      <w:pStyle w:val="9"/>
+      <w:pStyle w:val="Heading8"/>
       <w:isLgl/>
       <w:lvlText w:val="%1.%2.%3.%4.%5.%6.%7.%8"/>
       <w:lvlJc w:val="left"/>
@@ -6887,10 +6594,10 @@
         <w:rFonts w:hint="eastAsia"/>
       </w:rPr>
     </w:lvl>
-    <w:lvl w:ilvl="8" w:tentative="0">
+    <w:lvl w:ilvl="8">
       <w:start w:val="1"/>
       <w:numFmt w:val="decimal"/>
-      <w:pStyle w:val="10"/>
+      <w:pStyle w:val="Heading9"/>
       <w:isLgl/>
       <w:lvlText w:val="%1.%2.%3.%4.%5.%6.%7.%8.%9"/>
       <w:lvlJc w:val="left"/>
@@ -6909,7 +6616,7 @@
     <w:nsid w:val="581B4AB6"/>
     <w:multiLevelType w:val="singleLevel"/>
     <w:tmpl w:val="581B4AB6"/>
-    <w:lvl w:ilvl="0" w:tentative="0">
+    <w:lvl w:ilvl="0">
       <w:start w:val="1"/>
       <w:numFmt w:val="bullet"/>
       <w:lvlText w:val=""/>
@@ -6918,7 +6625,7 @@
         <w:ind w:left="420" w:hanging="420"/>
       </w:pPr>
       <w:rPr>
-        <w:rFonts w:hint="default" w:ascii="Wingdings" w:hAnsi="Wingdings"/>
+        <w:rFonts w:ascii="Wingdings" w:hAnsi="Wingdings" w:hint="default"/>
       </w:rPr>
     </w:lvl>
   </w:abstractNum>
@@ -6926,10 +6633,10 @@
     <w:nsid w:val="6B160BCC"/>
     <w:multiLevelType w:val="multilevel"/>
     <w:tmpl w:val="6B160BCC"/>
-    <w:lvl w:ilvl="0" w:tentative="0">
+    <w:lvl w:ilvl="0">
       <w:start w:val="1"/>
       <w:numFmt w:val="decimal"/>
-      <w:pStyle w:val="36"/>
+      <w:pStyle w:val="a"/>
       <w:lvlText w:val="图%1."/>
       <w:lvlJc w:val="left"/>
       <w:pPr>
@@ -6939,7 +6646,7 @@
         <w:rFonts w:hint="eastAsia"/>
       </w:rPr>
     </w:lvl>
-    <w:lvl w:ilvl="1" w:tentative="0">
+    <w:lvl w:ilvl="1">
       <w:start w:val="1"/>
       <w:numFmt w:val="bullet"/>
       <w:lvlText w:val=""/>
@@ -6951,10 +6658,10 @@
         <w:ind w:left="840" w:hanging="420"/>
       </w:pPr>
       <w:rPr>
-        <w:rFonts w:hint="default" w:ascii="Wingdings" w:hAnsi="Wingdings"/>
+        <w:rFonts w:ascii="Wingdings" w:hAnsi="Wingdings" w:hint="default"/>
       </w:rPr>
     </w:lvl>
-    <w:lvl w:ilvl="2" w:tentative="0">
+    <w:lvl w:ilvl="2">
       <w:start w:val="1"/>
       <w:numFmt w:val="lowerRoman"/>
       <w:lvlText w:val="%3."/>
@@ -6966,7 +6673,7 @@
         <w:ind w:left="1260" w:hanging="420"/>
       </w:pPr>
     </w:lvl>
-    <w:lvl w:ilvl="3" w:tentative="0">
+    <w:lvl w:ilvl="3">
       <w:start w:val="1"/>
       <w:numFmt w:val="decimal"/>
       <w:lvlText w:val="%4."/>
@@ -6978,7 +6685,7 @@
         <w:ind w:left="1680" w:hanging="420"/>
       </w:pPr>
     </w:lvl>
-    <w:lvl w:ilvl="4" w:tentative="0">
+    <w:lvl w:ilvl="4">
       <w:start w:val="1"/>
       <w:numFmt w:val="lowerLetter"/>
       <w:lvlText w:val="%5)"/>
@@ -6990,7 +6697,7 @@
         <w:ind w:left="2100" w:hanging="420"/>
       </w:pPr>
     </w:lvl>
-    <w:lvl w:ilvl="5" w:tentative="0">
+    <w:lvl w:ilvl="5">
       <w:start w:val="1"/>
       <w:numFmt w:val="lowerRoman"/>
       <w:lvlText w:val="%6."/>
@@ -7002,7 +6709,7 @@
         <w:ind w:left="2520" w:hanging="420"/>
       </w:pPr>
     </w:lvl>
-    <w:lvl w:ilvl="6" w:tentative="0">
+    <w:lvl w:ilvl="6">
       <w:start w:val="1"/>
       <w:numFmt w:val="decimal"/>
       <w:lvlText w:val="%7."/>
@@ -7014,7 +6721,7 @@
         <w:ind w:left="2940" w:hanging="420"/>
       </w:pPr>
     </w:lvl>
-    <w:lvl w:ilvl="7" w:tentative="0">
+    <w:lvl w:ilvl="7">
       <w:start w:val="1"/>
       <w:numFmt w:val="lowerLetter"/>
       <w:lvlText w:val="%8)"/>
@@ -7026,7 +6733,7 @@
         <w:ind w:left="3360" w:hanging="420"/>
       </w:pPr>
     </w:lvl>
-    <w:lvl w:ilvl="8" w:tentative="0">
+    <w:lvl w:ilvl="8">
       <w:start w:val="1"/>
       <w:numFmt w:val="lowerRoman"/>
       <w:lvlText w:val="%9."/>
@@ -7055,287 +6762,289 @@
 </file>
 
 <file path=word/styles.xml><?xml version="1.0" encoding="utf-8"?>
-<w:styles xmlns:mc="http://schemas.openxmlformats.org/markup-compatibility/2006" xmlns:o="urn:schemas-microsoft-com:office:office" xmlns:r="http://schemas.openxmlformats.org/officeDocument/2006/relationships" xmlns:m="http://schemas.openxmlformats.org/officeDocument/2006/math" xmlns:v="urn:schemas-microsoft-com:vml" xmlns:w="http://schemas.openxmlformats.org/wordprocessingml/2006/main" xmlns:w14="http://schemas.microsoft.com/office/word/2010/wordml" xmlns:w10="urn:schemas-microsoft-com:office:word" xmlns:sl="http://schemas.openxmlformats.org/schemaLibrary/2006/main" mc:Ignorable="w14">
+<w:styles xmlns:mc="http://schemas.openxmlformats.org/markup-compatibility/2006" xmlns:r="http://schemas.openxmlformats.org/officeDocument/2006/relationships" xmlns:w="http://schemas.openxmlformats.org/wordprocessingml/2006/main" xmlns:w14="http://schemas.microsoft.com/office/word/2010/wordml" xmlns:w15="http://schemas.microsoft.com/office/word/2012/wordml" mc:Ignorable="w14 w15">
   <w:docDefaults>
     <w:rPrDefault>
       <w:rPr>
-        <w:rFonts w:ascii="Times New Roman" w:hAnsi="Times New Roman" w:eastAsia="宋体" w:cs="Times New Roman"/>
+        <w:rFonts w:ascii="Times New Roman" w:eastAsia="宋体" w:hAnsi="Times New Roman" w:cs="Times New Roman"/>
       </w:rPr>
     </w:rPrDefault>
+    <w:pPrDefault>
+      <w:pPr>
+        <w:spacing w:after="200" w:line="276" w:lineRule="auto"/>
+      </w:pPr>
+    </w:pPrDefault>
   </w:docDefaults>
-  <w:latentStyles w:count="260" w:defQFormat="0" w:defUnhideWhenUsed="1" w:defSemiHidden="1" w:defUIPriority="99" w:defLockedState="0">
-    <w:lsdException w:qFormat="1" w:unhideWhenUsed="0" w:uiPriority="0" w:semiHidden="0" w:name="Normal"/>
-    <w:lsdException w:qFormat="1" w:unhideWhenUsed="0" w:uiPriority="0" w:semiHidden="0" w:name="heading 1"/>
-    <w:lsdException w:qFormat="1" w:unhideWhenUsed="0" w:uiPriority="0" w:semiHidden="0" w:name="heading 2"/>
-    <w:lsdException w:qFormat="1" w:unhideWhenUsed="0" w:uiPriority="0" w:semiHidden="0" w:name="heading 3"/>
-    <w:lsdException w:qFormat="1" w:unhideWhenUsed="0" w:uiPriority="0" w:semiHidden="0" w:name="heading 4"/>
-    <w:lsdException w:qFormat="1" w:unhideWhenUsed="0" w:uiPriority="0" w:semiHidden="0" w:name="heading 5"/>
-    <w:lsdException w:qFormat="1" w:unhideWhenUsed="0" w:uiPriority="0" w:semiHidden="0" w:name="heading 6"/>
-    <w:lsdException w:qFormat="1" w:unhideWhenUsed="0" w:uiPriority="0" w:semiHidden="0" w:name="heading 7"/>
-    <w:lsdException w:qFormat="1" w:unhideWhenUsed="0" w:uiPriority="0" w:semiHidden="0" w:name="heading 8"/>
-    <w:lsdException w:qFormat="1" w:unhideWhenUsed="0" w:uiPriority="0" w:semiHidden="0" w:name="heading 9"/>
-    <w:lsdException w:uiPriority="0" w:name="index 1" w:locked="1"/>
-    <w:lsdException w:uiPriority="0" w:name="index 2" w:locked="1"/>
-    <w:lsdException w:uiPriority="0" w:name="index 3" w:locked="1"/>
-    <w:lsdException w:uiPriority="0" w:name="index 4" w:locked="1"/>
-    <w:lsdException w:uiPriority="0" w:name="index 5" w:locked="1"/>
-    <w:lsdException w:uiPriority="0" w:name="index 6" w:locked="1"/>
-    <w:lsdException w:uiPriority="0" w:name="index 7" w:locked="1"/>
-    <w:lsdException w:uiPriority="0" w:name="index 8" w:locked="1"/>
-    <w:lsdException w:uiPriority="0" w:name="index 9" w:locked="1"/>
-    <w:lsdException w:qFormat="1" w:unhideWhenUsed="0" w:uiPriority="39" w:semiHidden="0" w:name="toc 1" w:locked="1"/>
-    <w:lsdException w:qFormat="1" w:unhideWhenUsed="0" w:uiPriority="39" w:semiHidden="0" w:name="toc 2" w:locked="1"/>
-    <w:lsdException w:qFormat="1" w:unhideWhenUsed="0" w:uiPriority="39" w:semiHidden="0" w:name="toc 3" w:locked="1"/>
-    <w:lsdException w:qFormat="1" w:unhideWhenUsed="0" w:uiPriority="39" w:semiHidden="0" w:name="toc 4" w:locked="1"/>
-    <w:lsdException w:qFormat="1" w:unhideWhenUsed="0" w:uiPriority="0" w:name="toc 5" w:locked="1"/>
-    <w:lsdException w:qFormat="1" w:unhideWhenUsed="0" w:uiPriority="0" w:name="toc 6" w:locked="1"/>
-    <w:lsdException w:qFormat="1" w:unhideWhenUsed="0" w:uiPriority="0" w:name="toc 7" w:locked="1"/>
-    <w:lsdException w:qFormat="1" w:unhideWhenUsed="0" w:uiPriority="0" w:name="toc 8" w:locked="1"/>
-    <w:lsdException w:qFormat="1" w:unhideWhenUsed="0" w:uiPriority="0" w:name="toc 9" w:locked="1"/>
-    <w:lsdException w:uiPriority="0" w:name="Normal Indent" w:locked="1"/>
-    <w:lsdException w:uiPriority="0" w:name="footnote text" w:locked="1"/>
-    <w:lsdException w:qFormat="1" w:unhideWhenUsed="0" w:uiPriority="0" w:name="annotation text" w:locked="1"/>
-    <w:lsdException w:qFormat="1" w:unhideWhenUsed="0" w:uiPriority="99" w:semiHidden="0" w:name="header"/>
-    <w:lsdException w:qFormat="1" w:unhideWhenUsed="0" w:uiPriority="99" w:semiHidden="0" w:name="footer"/>
-    <w:lsdException w:uiPriority="0" w:name="index heading" w:locked="1"/>
-    <w:lsdException w:qFormat="1" w:unhideWhenUsed="0" w:uiPriority="0" w:semiHidden="0" w:name="caption" w:locked="1"/>
-    <w:lsdException w:uiPriority="0" w:name="table of figures" w:locked="1"/>
-    <w:lsdException w:uiPriority="0" w:name="envelope address" w:locked="1"/>
-    <w:lsdException w:uiPriority="0" w:name="envelope return" w:locked="1"/>
-    <w:lsdException w:uiPriority="0" w:name="footnote reference" w:locked="1"/>
-    <w:lsdException w:qFormat="1" w:unhideWhenUsed="0" w:uiPriority="0" w:name="annotation reference" w:locked="1"/>
-    <w:lsdException w:qFormat="1" w:unhideWhenUsed="0" w:uiPriority="0" w:semiHidden="0" w:name="line number" w:locked="1"/>
-    <w:lsdException w:qFormat="1" w:unhideWhenUsed="0" w:uiPriority="0" w:name="page number"/>
-    <w:lsdException w:uiPriority="0" w:name="endnote reference" w:locked="1"/>
-    <w:lsdException w:uiPriority="0" w:name="endnote text" w:locked="1"/>
-    <w:lsdException w:uiPriority="0" w:name="table of authorities" w:locked="1"/>
-    <w:lsdException w:uiPriority="0" w:name="macro" w:locked="1"/>
-    <w:lsdException w:uiPriority="0" w:name="toa heading" w:locked="1"/>
-    <w:lsdException w:uiPriority="0" w:name="List" w:locked="1"/>
-    <w:lsdException w:uiPriority="0" w:name="List Bullet" w:locked="1"/>
-    <w:lsdException w:unhideWhenUsed="0" w:uiPriority="0" w:semiHidden="0" w:name="List Number" w:locked="1"/>
-    <w:lsdException w:uiPriority="0" w:name="List 2" w:locked="1"/>
-    <w:lsdException w:uiPriority="0" w:name="List 3" w:locked="1"/>
-    <w:lsdException w:unhideWhenUsed="0" w:uiPriority="0" w:semiHidden="0" w:name="List 4" w:locked="1"/>
-    <w:lsdException w:unhideWhenUsed="0" w:uiPriority="0" w:semiHidden="0" w:name="List 5" w:locked="1"/>
-    <w:lsdException w:uiPriority="0" w:name="List Bullet 2" w:locked="1"/>
-    <w:lsdException w:uiPriority="0" w:name="List Bullet 3" w:locked="1"/>
-    <w:lsdException w:uiPriority="0" w:name="List Bullet 4" w:locked="1"/>
-    <w:lsdException w:uiPriority="0" w:name="List Bullet 5" w:locked="1"/>
-    <w:lsdException w:uiPriority="0" w:name="List Number 2" w:locked="1"/>
-    <w:lsdException w:uiPriority="0" w:name="List Number 3" w:locked="1"/>
-    <w:lsdException w:uiPriority="0" w:name="List Number 4" w:locked="1"/>
-    <w:lsdException w:uiPriority="0" w:name="List Number 5" w:locked="1"/>
-    <w:lsdException w:qFormat="1" w:unhideWhenUsed="0" w:uiPriority="0" w:semiHidden="0" w:name="Title"/>
-    <w:lsdException w:uiPriority="0" w:name="Closing" w:locked="1"/>
-    <w:lsdException w:uiPriority="0" w:name="Signature" w:locked="1"/>
-    <w:lsdException w:uiPriority="1" w:semiHidden="0" w:name="Default Paragraph Font"/>
-    <w:lsdException w:uiPriority="0" w:name="Body Text" w:locked="1"/>
-    <w:lsdException w:uiPriority="0" w:name="Body Text Indent" w:locked="1"/>
-    <w:lsdException w:uiPriority="0" w:name="List Continue" w:locked="1"/>
-    <w:lsdException w:uiPriority="0" w:name="List Continue 2" w:locked="1"/>
-    <w:lsdException w:uiPriority="0" w:name="List Continue 3" w:locked="1"/>
-    <w:lsdException w:uiPriority="0" w:name="List Continue 4" w:locked="1"/>
-    <w:lsdException w:uiPriority="0" w:name="List Continue 5" w:locked="1"/>
-    <w:lsdException w:uiPriority="0" w:name="Message Header" w:locked="1"/>
-    <w:lsdException w:qFormat="1" w:unhideWhenUsed="0" w:uiPriority="0" w:semiHidden="0" w:name="Subtitle" w:locked="1"/>
-    <w:lsdException w:unhideWhenUsed="0" w:uiPriority="0" w:semiHidden="0" w:name="Salutation" w:locked="1"/>
-    <w:lsdException w:unhideWhenUsed="0" w:uiPriority="0" w:semiHidden="0" w:name="Date" w:locked="1"/>
-    <w:lsdException w:unhideWhenUsed="0" w:uiPriority="0" w:semiHidden="0" w:name="Body Text First Indent" w:locked="1"/>
-    <w:lsdException w:uiPriority="0" w:name="Body Text First Indent 2" w:locked="1"/>
-    <w:lsdException w:unhideWhenUsed="0" w:uiPriority="0" w:semiHidden="0" w:name="Note Heading"/>
-    <w:lsdException w:uiPriority="0" w:name="Body Text 2" w:locked="1"/>
-    <w:lsdException w:uiPriority="0" w:name="Body Text 3" w:locked="1"/>
-    <w:lsdException w:uiPriority="0" w:name="Body Text Indent 2" w:locked="1"/>
-    <w:lsdException w:uiPriority="0" w:name="Body Text Indent 3" w:locked="1"/>
-    <w:lsdException w:uiPriority="0" w:name="Block Text" w:locked="1"/>
-    <w:lsdException w:qFormat="1" w:unhideWhenUsed="0" w:uiPriority="99" w:semiHidden="0" w:name="Hyperlink"/>
-    <w:lsdException w:uiPriority="0" w:name="FollowedHyperlink" w:locked="1"/>
-    <w:lsdException w:qFormat="1" w:unhideWhenUsed="0" w:uiPriority="0" w:semiHidden="0" w:name="Strong" w:locked="1"/>
-    <w:lsdException w:qFormat="1" w:unhideWhenUsed="0" w:uiPriority="0" w:semiHidden="0" w:name="Emphasis" w:locked="1"/>
-    <w:lsdException w:qFormat="1" w:unhideWhenUsed="0" w:uiPriority="0" w:name="Document Map" w:locked="1"/>
-    <w:lsdException w:uiPriority="0" w:name="Plain Text" w:locked="1"/>
-    <w:lsdException w:uiPriority="0" w:name="E-mail Signature" w:locked="1"/>
-    <w:lsdException w:uiPriority="0" w:name="Normal (Web)" w:locked="1"/>
-    <w:lsdException w:uiPriority="0" w:name="HTML Acronym" w:locked="1"/>
-    <w:lsdException w:uiPriority="0" w:name="HTML Address" w:locked="1"/>
-    <w:lsdException w:uiPriority="0" w:name="HTML Cite" w:locked="1"/>
-    <w:lsdException w:uiPriority="0" w:name="HTML Code" w:locked="1"/>
-    <w:lsdException w:uiPriority="0" w:name="HTML Definition" w:locked="1"/>
-    <w:lsdException w:uiPriority="0" w:name="HTML Keyboard" w:locked="1"/>
-    <w:lsdException w:uiPriority="0" w:name="HTML Preformatted" w:locked="1"/>
-    <w:lsdException w:uiPriority="0" w:name="HTML Sample" w:locked="1"/>
-    <w:lsdException w:uiPriority="0" w:name="HTML Typewriter" w:locked="1"/>
-    <w:lsdException w:uiPriority="0" w:name="HTML Variable" w:locked="1"/>
-    <w:lsdException w:uiPriority="99" w:semiHidden="0" w:name="Normal Table"/>
-    <w:lsdException w:qFormat="1" w:unhideWhenUsed="0" w:uiPriority="0" w:name="annotation subject" w:locked="1"/>
-    <w:lsdException w:uiPriority="0" w:name="Table Simple 1" w:locked="1"/>
-    <w:lsdException w:uiPriority="0" w:name="Table Simple 2" w:locked="1"/>
-    <w:lsdException w:uiPriority="0" w:name="Table Simple 3" w:locked="1"/>
-    <w:lsdException w:uiPriority="0" w:name="Table Classic 1" w:locked="1"/>
-    <w:lsdException w:uiPriority="0" w:name="Table Classic 2" w:locked="1"/>
-    <w:lsdException w:uiPriority="0" w:name="Table Classic 3" w:locked="1"/>
-    <w:lsdException w:uiPriority="0" w:name="Table Classic 4" w:locked="1"/>
-    <w:lsdException w:uiPriority="0" w:name="Table Colorful 1" w:locked="1"/>
-    <w:lsdException w:uiPriority="0" w:name="Table Colorful 2" w:locked="1"/>
-    <w:lsdException w:uiPriority="0" w:name="Table Colorful 3" w:locked="1"/>
-    <w:lsdException w:uiPriority="0" w:name="Table Columns 1" w:locked="1"/>
-    <w:lsdException w:uiPriority="0" w:name="Table Columns 2" w:locked="1"/>
-    <w:lsdException w:uiPriority="0" w:name="Table Columns 3" w:locked="1"/>
-    <w:lsdException w:uiPriority="0" w:name="Table Columns 4" w:locked="1"/>
-    <w:lsdException w:uiPriority="0" w:name="Table Columns 5" w:locked="1"/>
-    <w:lsdException w:uiPriority="0" w:name="Table Grid 1" w:locked="1"/>
-    <w:lsdException w:uiPriority="0" w:name="Table Grid 2" w:locked="1"/>
-    <w:lsdException w:uiPriority="0" w:name="Table Grid 3" w:locked="1"/>
-    <w:lsdException w:uiPriority="0" w:name="Table Grid 4" w:locked="1"/>
-    <w:lsdException w:uiPriority="0" w:name="Table Grid 5" w:locked="1"/>
-    <w:lsdException w:uiPriority="0" w:name="Table Grid 6" w:locked="1"/>
-    <w:lsdException w:uiPriority="0" w:name="Table Grid 7" w:locked="1"/>
-    <w:lsdException w:uiPriority="0" w:name="Table Grid 8" w:locked="1"/>
-    <w:lsdException w:uiPriority="0" w:name="Table List 1" w:locked="1"/>
-    <w:lsdException w:uiPriority="0" w:name="Table List 2" w:locked="1"/>
-    <w:lsdException w:uiPriority="0" w:name="Table List 3" w:locked="1"/>
-    <w:lsdException w:uiPriority="0" w:name="Table List 4" w:locked="1"/>
-    <w:lsdException w:uiPriority="0" w:name="Table List 5" w:locked="1"/>
-    <w:lsdException w:uiPriority="0" w:name="Table List 6" w:locked="1"/>
-    <w:lsdException w:uiPriority="0" w:name="Table List 7" w:locked="1"/>
-    <w:lsdException w:uiPriority="0" w:name="Table List 8" w:locked="1"/>
-    <w:lsdException w:uiPriority="0" w:name="Table 3D effects 1" w:locked="1"/>
-    <w:lsdException w:uiPriority="0" w:name="Table 3D effects 2" w:locked="1"/>
-    <w:lsdException w:uiPriority="0" w:name="Table 3D effects 3" w:locked="1"/>
-    <w:lsdException w:uiPriority="0" w:name="Table Contemporary" w:locked="1"/>
-    <w:lsdException w:uiPriority="0" w:name="Table Elegant" w:locked="1"/>
-    <w:lsdException w:uiPriority="0" w:name="Table Professional" w:locked="1"/>
-    <w:lsdException w:uiPriority="0" w:name="Table Subtle 1" w:locked="1"/>
-    <w:lsdException w:uiPriority="0" w:name="Table Subtle 2" w:locked="1"/>
-    <w:lsdException w:uiPriority="0" w:name="Table Web 1" w:locked="1"/>
-    <w:lsdException w:uiPriority="0" w:name="Table Web 2" w:locked="1"/>
-    <w:lsdException w:uiPriority="0" w:name="Table Web 3" w:locked="1"/>
-    <w:lsdException w:qFormat="1" w:unhideWhenUsed="0" w:uiPriority="0" w:name="Balloon Text" w:locked="1"/>
-    <w:lsdException w:qFormat="1" w:unhideWhenUsed="0" w:uiPriority="0" w:semiHidden="0" w:name="Table Grid" w:locked="1"/>
-    <w:lsdException w:uiPriority="0" w:name="Table Theme" w:locked="1"/>
-    <w:lsdException w:unhideWhenUsed="0" w:uiPriority="60" w:semiHidden="0" w:name="Light Shading"/>
-    <w:lsdException w:unhideWhenUsed="0" w:uiPriority="61" w:semiHidden="0" w:name="Light List"/>
-    <w:lsdException w:unhideWhenUsed="0" w:uiPriority="62" w:semiHidden="0" w:name="Light Grid"/>
-    <w:lsdException w:unhideWhenUsed="0" w:uiPriority="63" w:semiHidden="0" w:name="Medium Shading 1"/>
-    <w:lsdException w:unhideWhenUsed="0" w:uiPriority="64" w:semiHidden="0" w:name="Medium Shading 2"/>
-    <w:lsdException w:unhideWhenUsed="0" w:uiPriority="65" w:semiHidden="0" w:name="Medium List 1"/>
-    <w:lsdException w:unhideWhenUsed="0" w:uiPriority="66" w:semiHidden="0" w:name="Medium List 2"/>
-    <w:lsdException w:unhideWhenUsed="0" w:uiPriority="67" w:semiHidden="0" w:name="Medium Grid 1"/>
-    <w:lsdException w:unhideWhenUsed="0" w:uiPriority="68" w:semiHidden="0" w:name="Medium Grid 2"/>
-    <w:lsdException w:unhideWhenUsed="0" w:uiPriority="69" w:semiHidden="0" w:name="Medium Grid 3"/>
-    <w:lsdException w:unhideWhenUsed="0" w:uiPriority="70" w:semiHidden="0" w:name="Dark List"/>
-    <w:lsdException w:unhideWhenUsed="0" w:uiPriority="71" w:semiHidden="0" w:name="Colorful Shading"/>
-    <w:lsdException w:unhideWhenUsed="0" w:uiPriority="72" w:semiHidden="0" w:name="Colorful List"/>
-    <w:lsdException w:unhideWhenUsed="0" w:uiPriority="73" w:semiHidden="0" w:name="Colorful Grid"/>
-    <w:lsdException w:unhideWhenUsed="0" w:uiPriority="60" w:semiHidden="0" w:name="Light Shading Accent 1"/>
-    <w:lsdException w:unhideWhenUsed="0" w:uiPriority="61" w:semiHidden="0" w:name="Light List Accent 1"/>
-    <w:lsdException w:unhideWhenUsed="0" w:uiPriority="62" w:semiHidden="0" w:name="Light Grid Accent 1"/>
-    <w:lsdException w:unhideWhenUsed="0" w:uiPriority="63" w:semiHidden="0" w:name="Medium Shading 1 Accent 1"/>
-    <w:lsdException w:unhideWhenUsed="0" w:uiPriority="64" w:semiHidden="0" w:name="Medium Shading 2 Accent 1"/>
-    <w:lsdException w:unhideWhenUsed="0" w:uiPriority="65" w:semiHidden="0" w:name="Medium List 1 Accent 1"/>
-    <w:lsdException w:unhideWhenUsed="0" w:uiPriority="66" w:semiHidden="0" w:name="Medium List 2 Accent 1"/>
-    <w:lsdException w:unhideWhenUsed="0" w:uiPriority="67" w:semiHidden="0" w:name="Medium Grid 1 Accent 1"/>
-    <w:lsdException w:unhideWhenUsed="0" w:uiPriority="68" w:semiHidden="0" w:name="Medium Grid 2 Accent 1"/>
-    <w:lsdException w:unhideWhenUsed="0" w:uiPriority="69" w:semiHidden="0" w:name="Medium Grid 3 Accent 1"/>
-    <w:lsdException w:unhideWhenUsed="0" w:uiPriority="70" w:semiHidden="0" w:name="Dark List Accent 1"/>
-    <w:lsdException w:unhideWhenUsed="0" w:uiPriority="71" w:semiHidden="0" w:name="Colorful Shading Accent 1"/>
-    <w:lsdException w:unhideWhenUsed="0" w:uiPriority="72" w:semiHidden="0" w:name="Colorful List Accent 1"/>
-    <w:lsdException w:unhideWhenUsed="0" w:uiPriority="73" w:semiHidden="0" w:name="Colorful Grid Accent 1"/>
-    <w:lsdException w:unhideWhenUsed="0" w:uiPriority="60" w:semiHidden="0" w:name="Light Shading Accent 2"/>
-    <w:lsdException w:unhideWhenUsed="0" w:uiPriority="61" w:semiHidden="0" w:name="Light List Accent 2"/>
-    <w:lsdException w:unhideWhenUsed="0" w:uiPriority="62" w:semiHidden="0" w:name="Light Grid Accent 2"/>
-    <w:lsdException w:unhideWhenUsed="0" w:uiPriority="63" w:semiHidden="0" w:name="Medium Shading 1 Accent 2"/>
-    <w:lsdException w:unhideWhenUsed="0" w:uiPriority="64" w:semiHidden="0" w:name="Medium Shading 2 Accent 2"/>
-    <w:lsdException w:unhideWhenUsed="0" w:uiPriority="65" w:semiHidden="0" w:name="Medium List 1 Accent 2"/>
-    <w:lsdException w:unhideWhenUsed="0" w:uiPriority="66" w:semiHidden="0" w:name="Medium List 2 Accent 2"/>
-    <w:lsdException w:unhideWhenUsed="0" w:uiPriority="67" w:semiHidden="0" w:name="Medium Grid 1 Accent 2"/>
-    <w:lsdException w:unhideWhenUsed="0" w:uiPriority="68" w:semiHidden="0" w:name="Medium Grid 2 Accent 2"/>
-    <w:lsdException w:unhideWhenUsed="0" w:uiPriority="69" w:semiHidden="0" w:name="Medium Grid 3 Accent 2"/>
-    <w:lsdException w:unhideWhenUsed="0" w:uiPriority="70" w:semiHidden="0" w:name="Dark List Accent 2"/>
-    <w:lsdException w:unhideWhenUsed="0" w:uiPriority="71" w:semiHidden="0" w:name="Colorful Shading Accent 2"/>
-    <w:lsdException w:unhideWhenUsed="0" w:uiPriority="72" w:semiHidden="0" w:name="Colorful List Accent 2"/>
-    <w:lsdException w:unhideWhenUsed="0" w:uiPriority="73" w:semiHidden="0" w:name="Colorful Grid Accent 2"/>
-    <w:lsdException w:unhideWhenUsed="0" w:uiPriority="60" w:semiHidden="0" w:name="Light Shading Accent 3"/>
-    <w:lsdException w:qFormat="1" w:unhideWhenUsed="0" w:uiPriority="61" w:semiHidden="0" w:name="Light List Accent 3"/>
-    <w:lsdException w:unhideWhenUsed="0" w:uiPriority="62" w:semiHidden="0" w:name="Light Grid Accent 3"/>
-    <w:lsdException w:unhideWhenUsed="0" w:uiPriority="63" w:semiHidden="0" w:name="Medium Shading 1 Accent 3"/>
-    <w:lsdException w:unhideWhenUsed="0" w:uiPriority="64" w:semiHidden="0" w:name="Medium Shading 2 Accent 3"/>
-    <w:lsdException w:unhideWhenUsed="0" w:uiPriority="65" w:semiHidden="0" w:name="Medium List 1 Accent 3"/>
-    <w:lsdException w:unhideWhenUsed="0" w:uiPriority="66" w:semiHidden="0" w:name="Medium List 2 Accent 3"/>
-    <w:lsdException w:unhideWhenUsed="0" w:uiPriority="67" w:semiHidden="0" w:name="Medium Grid 1 Accent 3"/>
-    <w:lsdException w:unhideWhenUsed="0" w:uiPriority="68" w:semiHidden="0" w:name="Medium Grid 2 Accent 3"/>
-    <w:lsdException w:unhideWhenUsed="0" w:uiPriority="69" w:semiHidden="0" w:name="Medium Grid 3 Accent 3"/>
-    <w:lsdException w:unhideWhenUsed="0" w:uiPriority="70" w:semiHidden="0" w:name="Dark List Accent 3"/>
-    <w:lsdException w:unhideWhenUsed="0" w:uiPriority="71" w:semiHidden="0" w:name="Colorful Shading Accent 3"/>
-    <w:lsdException w:unhideWhenUsed="0" w:uiPriority="72" w:semiHidden="0" w:name="Colorful List Accent 3"/>
-    <w:lsdException w:unhideWhenUsed="0" w:uiPriority="73" w:semiHidden="0" w:name="Colorful Grid Accent 3"/>
-    <w:lsdException w:unhideWhenUsed="0" w:uiPriority="60" w:semiHidden="0" w:name="Light Shading Accent 4"/>
-    <w:lsdException w:unhideWhenUsed="0" w:uiPriority="61" w:semiHidden="0" w:name="Light List Accent 4"/>
-    <w:lsdException w:unhideWhenUsed="0" w:uiPriority="62" w:semiHidden="0" w:name="Light Grid Accent 4"/>
-    <w:lsdException w:unhideWhenUsed="0" w:uiPriority="63" w:semiHidden="0" w:name="Medium Shading 1 Accent 4"/>
-    <w:lsdException w:unhideWhenUsed="0" w:uiPriority="64" w:semiHidden="0" w:name="Medium Shading 2 Accent 4"/>
-    <w:lsdException w:unhideWhenUsed="0" w:uiPriority="65" w:semiHidden="0" w:name="Medium List 1 Accent 4"/>
-    <w:lsdException w:unhideWhenUsed="0" w:uiPriority="66" w:semiHidden="0" w:name="Medium List 2 Accent 4"/>
-    <w:lsdException w:unhideWhenUsed="0" w:uiPriority="67" w:semiHidden="0" w:name="Medium Grid 1 Accent 4"/>
-    <w:lsdException w:unhideWhenUsed="0" w:uiPriority="68" w:semiHidden="0" w:name="Medium Grid 2 Accent 4"/>
-    <w:lsdException w:unhideWhenUsed="0" w:uiPriority="69" w:semiHidden="0" w:name="Medium Grid 3 Accent 4"/>
-    <w:lsdException w:unhideWhenUsed="0" w:uiPriority="70" w:semiHidden="0" w:name="Dark List Accent 4"/>
-    <w:lsdException w:unhideWhenUsed="0" w:uiPriority="71" w:semiHidden="0" w:name="Colorful Shading Accent 4"/>
-    <w:lsdException w:unhideWhenUsed="0" w:uiPriority="72" w:semiHidden="0" w:name="Colorful List Accent 4"/>
-    <w:lsdException w:unhideWhenUsed="0" w:uiPriority="73" w:semiHidden="0" w:name="Colorful Grid Accent 4"/>
-    <w:lsdException w:unhideWhenUsed="0" w:uiPriority="60" w:semiHidden="0" w:name="Light Shading Accent 5"/>
-    <w:lsdException w:unhideWhenUsed="0" w:uiPriority="61" w:semiHidden="0" w:name="Light List Accent 5"/>
-    <w:lsdException w:unhideWhenUsed="0" w:uiPriority="62" w:semiHidden="0" w:name="Light Grid Accent 5"/>
-    <w:lsdException w:unhideWhenUsed="0" w:uiPriority="63" w:semiHidden="0" w:name="Medium Shading 1 Accent 5"/>
-    <w:lsdException w:unhideWhenUsed="0" w:uiPriority="64" w:semiHidden="0" w:name="Medium Shading 2 Accent 5"/>
-    <w:lsdException w:unhideWhenUsed="0" w:uiPriority="65" w:semiHidden="0" w:name="Medium List 1 Accent 5"/>
-    <w:lsdException w:unhideWhenUsed="0" w:uiPriority="66" w:semiHidden="0" w:name="Medium List 2 Accent 5"/>
-    <w:lsdException w:unhideWhenUsed="0" w:uiPriority="67" w:semiHidden="0" w:name="Medium Grid 1 Accent 5"/>
-    <w:lsdException w:unhideWhenUsed="0" w:uiPriority="68" w:semiHidden="0" w:name="Medium Grid 2 Accent 5"/>
-    <w:lsdException w:unhideWhenUsed="0" w:uiPriority="69" w:semiHidden="0" w:name="Medium Grid 3 Accent 5"/>
-    <w:lsdException w:unhideWhenUsed="0" w:uiPriority="70" w:semiHidden="0" w:name="Dark List Accent 5"/>
-    <w:lsdException w:unhideWhenUsed="0" w:uiPriority="71" w:semiHidden="0" w:name="Colorful Shading Accent 5"/>
-    <w:lsdException w:unhideWhenUsed="0" w:uiPriority="72" w:semiHidden="0" w:name="Colorful List Accent 5"/>
-    <w:lsdException w:unhideWhenUsed="0" w:uiPriority="73" w:semiHidden="0" w:name="Colorful Grid Accent 5"/>
-    <w:lsdException w:unhideWhenUsed="0" w:uiPriority="60" w:semiHidden="0" w:name="Light Shading Accent 6"/>
-    <w:lsdException w:unhideWhenUsed="0" w:uiPriority="61" w:semiHidden="0" w:name="Light List Accent 6"/>
-    <w:lsdException w:unhideWhenUsed="0" w:uiPriority="62" w:semiHidden="0" w:name="Light Grid Accent 6"/>
-    <w:lsdException w:unhideWhenUsed="0" w:uiPriority="63" w:semiHidden="0" w:name="Medium Shading 1 Accent 6"/>
-    <w:lsdException w:unhideWhenUsed="0" w:uiPriority="64" w:semiHidden="0" w:name="Medium Shading 2 Accent 6"/>
-    <w:lsdException w:unhideWhenUsed="0" w:uiPriority="65" w:semiHidden="0" w:name="Medium List 1 Accent 6"/>
-    <w:lsdException w:unhideWhenUsed="0" w:uiPriority="66" w:semiHidden="0" w:name="Medium List 2 Accent 6"/>
-    <w:lsdException w:unhideWhenUsed="0" w:uiPriority="67" w:semiHidden="0" w:name="Medium Grid 1 Accent 6"/>
-    <w:lsdException w:unhideWhenUsed="0" w:uiPriority="68" w:semiHidden="0" w:name="Medium Grid 2 Accent 6"/>
-    <w:lsdException w:unhideWhenUsed="0" w:uiPriority="69" w:semiHidden="0" w:name="Medium Grid 3 Accent 6"/>
-    <w:lsdException w:unhideWhenUsed="0" w:uiPriority="70" w:semiHidden="0" w:name="Dark List Accent 6"/>
-    <w:lsdException w:unhideWhenUsed="0" w:uiPriority="71" w:semiHidden="0" w:name="Colorful Shading Accent 6"/>
-    <w:lsdException w:unhideWhenUsed="0" w:uiPriority="72" w:semiHidden="0" w:name="Colorful List Accent 6"/>
-    <w:lsdException w:unhideWhenUsed="0" w:uiPriority="73" w:semiHidden="0" w:name="Colorful Grid Accent 6"/>
+  <w:latentStyles w:defLockedState="0" w:defUIPriority="99" w:defSemiHidden="1" w:defUnhideWhenUsed="1" w:defQFormat="0" w:count="260">
+    <w:lsdException w:name="Normal" w:semiHidden="0" w:uiPriority="0" w:unhideWhenUsed="0" w:qFormat="1"/>
+    <w:lsdException w:name="heading 1" w:semiHidden="0" w:uiPriority="0" w:unhideWhenUsed="0" w:qFormat="1"/>
+    <w:lsdException w:name="heading 2" w:semiHidden="0" w:uiPriority="0" w:unhideWhenUsed="0" w:qFormat="1"/>
+    <w:lsdException w:name="heading 3" w:semiHidden="0" w:uiPriority="0" w:unhideWhenUsed="0" w:qFormat="1"/>
+    <w:lsdException w:name="heading 4" w:semiHidden="0" w:uiPriority="0" w:unhideWhenUsed="0" w:qFormat="1"/>
+    <w:lsdException w:name="heading 5" w:semiHidden="0" w:uiPriority="0" w:unhideWhenUsed="0" w:qFormat="1"/>
+    <w:lsdException w:name="heading 6" w:semiHidden="0" w:uiPriority="0" w:unhideWhenUsed="0" w:qFormat="1"/>
+    <w:lsdException w:name="heading 7" w:semiHidden="0" w:uiPriority="0" w:unhideWhenUsed="0" w:qFormat="1"/>
+    <w:lsdException w:name="heading 8" w:semiHidden="0" w:uiPriority="0" w:unhideWhenUsed="0" w:qFormat="1"/>
+    <w:lsdException w:name="heading 9" w:semiHidden="0" w:uiPriority="0" w:unhideWhenUsed="0" w:qFormat="1"/>
+    <w:lsdException w:name="index 1" w:locked="1" w:uiPriority="0"/>
+    <w:lsdException w:name="index 2" w:locked="1" w:uiPriority="0"/>
+    <w:lsdException w:name="index 3" w:locked="1" w:uiPriority="0"/>
+    <w:lsdException w:name="index 4" w:locked="1" w:uiPriority="0"/>
+    <w:lsdException w:name="index 5" w:locked="1" w:uiPriority="0"/>
+    <w:lsdException w:name="index 6" w:locked="1" w:uiPriority="0"/>
+    <w:lsdException w:name="index 7" w:locked="1" w:uiPriority="0"/>
+    <w:lsdException w:name="index 8" w:locked="1" w:uiPriority="0"/>
+    <w:lsdException w:name="index 9" w:locked="1" w:uiPriority="0"/>
+    <w:lsdException w:name="toc 1" w:locked="1" w:semiHidden="0" w:uiPriority="39" w:unhideWhenUsed="0" w:qFormat="1"/>
+    <w:lsdException w:name="toc 2" w:locked="1" w:semiHidden="0" w:uiPriority="39" w:unhideWhenUsed="0" w:qFormat="1"/>
+    <w:lsdException w:name="toc 3" w:locked="1" w:semiHidden="0" w:uiPriority="39" w:unhideWhenUsed="0" w:qFormat="1"/>
+    <w:lsdException w:name="toc 4" w:locked="1" w:semiHidden="0" w:uiPriority="39" w:unhideWhenUsed="0" w:qFormat="1"/>
+    <w:lsdException w:name="toc 5" w:locked="1" w:uiPriority="0" w:unhideWhenUsed="0" w:qFormat="1"/>
+    <w:lsdException w:name="toc 6" w:locked="1" w:uiPriority="0" w:unhideWhenUsed="0" w:qFormat="1"/>
+    <w:lsdException w:name="toc 7" w:locked="1" w:uiPriority="0" w:unhideWhenUsed="0" w:qFormat="1"/>
+    <w:lsdException w:name="toc 8" w:locked="1" w:uiPriority="0" w:unhideWhenUsed="0" w:qFormat="1"/>
+    <w:lsdException w:name="toc 9" w:locked="1" w:uiPriority="0" w:unhideWhenUsed="0" w:qFormat="1"/>
+    <w:lsdException w:name="Normal Indent" w:locked="1" w:uiPriority="0"/>
+    <w:lsdException w:name="footnote text" w:locked="1" w:uiPriority="0"/>
+    <w:lsdException w:name="annotation text" w:locked="1" w:uiPriority="0" w:unhideWhenUsed="0" w:qFormat="1"/>
+    <w:lsdException w:name="header" w:semiHidden="0" w:unhideWhenUsed="0" w:qFormat="1"/>
+    <w:lsdException w:name="footer" w:semiHidden="0" w:unhideWhenUsed="0" w:qFormat="1"/>
+    <w:lsdException w:name="index heading" w:locked="1" w:uiPriority="0"/>
+    <w:lsdException w:name="caption" w:locked="1" w:semiHidden="0" w:uiPriority="0" w:unhideWhenUsed="0" w:qFormat="1"/>
+    <w:lsdException w:name="table of figures" w:locked="1" w:uiPriority="0"/>
+    <w:lsdException w:name="envelope address" w:locked="1" w:uiPriority="0"/>
+    <w:lsdException w:name="envelope return" w:locked="1" w:uiPriority="0"/>
+    <w:lsdException w:name="footnote reference" w:locked="1" w:uiPriority="0"/>
+    <w:lsdException w:name="annotation reference" w:locked="1" w:uiPriority="0" w:unhideWhenUsed="0" w:qFormat="1"/>
+    <w:lsdException w:name="line number" w:locked="1" w:semiHidden="0" w:uiPriority="0" w:unhideWhenUsed="0" w:qFormat="1"/>
+    <w:lsdException w:name="page number" w:uiPriority="0" w:unhideWhenUsed="0" w:qFormat="1"/>
+    <w:lsdException w:name="endnote reference" w:locked="1" w:uiPriority="0"/>
+    <w:lsdException w:name="endnote text" w:locked="1" w:uiPriority="0"/>
+    <w:lsdException w:name="table of authorities" w:locked="1" w:uiPriority="0"/>
+    <w:lsdException w:name="macro" w:locked="1" w:uiPriority="0"/>
+    <w:lsdException w:name="toa heading" w:locked="1" w:uiPriority="0"/>
+    <w:lsdException w:name="List" w:locked="1" w:uiPriority="0"/>
+    <w:lsdException w:name="List Bullet" w:locked="1" w:uiPriority="0"/>
+    <w:lsdException w:name="List Number" w:locked="1" w:semiHidden="0" w:uiPriority="0" w:unhideWhenUsed="0"/>
+    <w:lsdException w:name="List 2" w:locked="1" w:uiPriority="0"/>
+    <w:lsdException w:name="List 3" w:locked="1" w:uiPriority="0"/>
+    <w:lsdException w:name="List 4" w:locked="1" w:semiHidden="0" w:uiPriority="0" w:unhideWhenUsed="0"/>
+    <w:lsdException w:name="List 5" w:locked="1" w:semiHidden="0" w:uiPriority="0" w:unhideWhenUsed="0"/>
+    <w:lsdException w:name="List Bullet 2" w:locked="1" w:uiPriority="0"/>
+    <w:lsdException w:name="List Bullet 3" w:locked="1" w:uiPriority="0"/>
+    <w:lsdException w:name="List Bullet 4" w:locked="1" w:uiPriority="0"/>
+    <w:lsdException w:name="List Bullet 5" w:locked="1" w:uiPriority="0"/>
+    <w:lsdException w:name="List Number 2" w:locked="1" w:uiPriority="0"/>
+    <w:lsdException w:name="List Number 3" w:locked="1" w:uiPriority="0"/>
+    <w:lsdException w:name="List Number 4" w:locked="1" w:uiPriority="0"/>
+    <w:lsdException w:name="List Number 5" w:locked="1" w:uiPriority="0"/>
+    <w:lsdException w:name="Title" w:semiHidden="0" w:uiPriority="0" w:unhideWhenUsed="0" w:qFormat="1"/>
+    <w:lsdException w:name="Closing" w:locked="1" w:uiPriority="0"/>
+    <w:lsdException w:name="Signature" w:locked="1" w:uiPriority="0"/>
+    <w:lsdException w:name="Default Paragraph Font" w:semiHidden="0" w:uiPriority="1"/>
+    <w:lsdException w:name="Body Text" w:locked="1" w:uiPriority="0"/>
+    <w:lsdException w:name="Body Text Indent" w:locked="1" w:uiPriority="0"/>
+    <w:lsdException w:name="List Continue" w:locked="1" w:uiPriority="0"/>
+    <w:lsdException w:name="List Continue 2" w:locked="1" w:uiPriority="0"/>
+    <w:lsdException w:name="List Continue 3" w:locked="1" w:uiPriority="0"/>
+    <w:lsdException w:name="List Continue 4" w:locked="1" w:uiPriority="0"/>
+    <w:lsdException w:name="List Continue 5" w:locked="1" w:uiPriority="0"/>
+    <w:lsdException w:name="Message Header" w:locked="1" w:uiPriority="0"/>
+    <w:lsdException w:name="Subtitle" w:locked="1" w:semiHidden="0" w:uiPriority="0" w:unhideWhenUsed="0" w:qFormat="1"/>
+    <w:lsdException w:name="Salutation" w:locked="1" w:semiHidden="0" w:uiPriority="0" w:unhideWhenUsed="0"/>
+    <w:lsdException w:name="Date" w:locked="1" w:semiHidden="0" w:uiPriority="0" w:unhideWhenUsed="0"/>
+    <w:lsdException w:name="Body Text First Indent" w:locked="1" w:semiHidden="0" w:uiPriority="0" w:unhideWhenUsed="0"/>
+    <w:lsdException w:name="Body Text First Indent 2" w:locked="1" w:uiPriority="0"/>
+    <w:lsdException w:name="Body Text 2" w:locked="1" w:uiPriority="0"/>
+    <w:lsdException w:name="Body Text 3" w:locked="1" w:uiPriority="0"/>
+    <w:lsdException w:name="Body Text Indent 2" w:locked="1" w:uiPriority="0"/>
+    <w:lsdException w:name="Body Text Indent 3" w:locked="1" w:uiPriority="0"/>
+    <w:lsdException w:name="Block Text" w:locked="1" w:uiPriority="0"/>
+    <w:lsdException w:name="Hyperlink" w:semiHidden="0" w:unhideWhenUsed="0" w:qFormat="1"/>
+    <w:lsdException w:name="FollowedHyperlink" w:locked="1" w:uiPriority="0"/>
+    <w:lsdException w:name="Strong" w:locked="1" w:semiHidden="0" w:uiPriority="0" w:unhideWhenUsed="0" w:qFormat="1"/>
+    <w:lsdException w:name="Emphasis" w:locked="1" w:semiHidden="0" w:uiPriority="0" w:unhideWhenUsed="0" w:qFormat="1"/>
+    <w:lsdException w:name="Document Map" w:locked="1" w:uiPriority="0" w:unhideWhenUsed="0" w:qFormat="1"/>
+    <w:lsdException w:name="Plain Text" w:locked="1" w:uiPriority="0"/>
+    <w:lsdException w:name="E-mail Signature" w:locked="1" w:uiPriority="0"/>
+    <w:lsdException w:name="Normal (Web)" w:locked="1" w:uiPriority="0"/>
+    <w:lsdException w:name="HTML Acronym" w:locked="1" w:uiPriority="0"/>
+    <w:lsdException w:name="HTML Address" w:locked="1" w:uiPriority="0"/>
+    <w:lsdException w:name="HTML Cite" w:locked="1" w:uiPriority="0"/>
+    <w:lsdException w:name="HTML Code" w:locked="1" w:uiPriority="0"/>
+    <w:lsdException w:name="HTML Definition" w:locked="1" w:uiPriority="0"/>
+    <w:lsdException w:name="HTML Keyboard" w:locked="1" w:uiPriority="0"/>
+    <w:lsdException w:name="HTML Preformatted" w:locked="1" w:uiPriority="0"/>
+    <w:lsdException w:name="HTML Sample" w:locked="1" w:uiPriority="0"/>
+    <w:lsdException w:name="HTML Typewriter" w:locked="1" w:uiPriority="0"/>
+    <w:lsdException w:name="HTML Variable" w:locked="1" w:uiPriority="0"/>
+    <w:lsdException w:name="Normal Table" w:semiHidden="0"/>
+    <w:lsdException w:name="annotation subject" w:locked="1" w:uiPriority="0" w:unhideWhenUsed="0" w:qFormat="1"/>
+    <w:lsdException w:name="Table Simple 1" w:locked="1" w:uiPriority="0"/>
+    <w:lsdException w:name="Table Simple 2" w:locked="1" w:uiPriority="0"/>
+    <w:lsdException w:name="Table Simple 3" w:locked="1" w:uiPriority="0"/>
+    <w:lsdException w:name="Table Classic 1" w:locked="1" w:uiPriority="0"/>
+    <w:lsdException w:name="Table Classic 2" w:locked="1" w:uiPriority="0"/>
+    <w:lsdException w:name="Table Classic 3" w:locked="1" w:uiPriority="0"/>
+    <w:lsdException w:name="Table Classic 4" w:locked="1" w:uiPriority="0"/>
+    <w:lsdException w:name="Table Colorful 1" w:locked="1" w:uiPriority="0"/>
+    <w:lsdException w:name="Table Colorful 2" w:locked="1" w:uiPriority="0"/>
+    <w:lsdException w:name="Table Colorful 3" w:locked="1" w:uiPriority="0"/>
+    <w:lsdException w:name="Table Columns 1" w:locked="1" w:uiPriority="0"/>
+    <w:lsdException w:name="Table Columns 2" w:locked="1" w:uiPriority="0"/>
+    <w:lsdException w:name="Table Columns 3" w:locked="1" w:uiPriority="0"/>
+    <w:lsdException w:name="Table Columns 4" w:locked="1" w:uiPriority="0"/>
+    <w:lsdException w:name="Table Columns 5" w:locked="1" w:uiPriority="0"/>
+    <w:lsdException w:name="Table Grid 1" w:locked="1" w:uiPriority="0"/>
+    <w:lsdException w:name="Table Grid 2" w:locked="1" w:uiPriority="0"/>
+    <w:lsdException w:name="Table Grid 3" w:locked="1" w:uiPriority="0"/>
+    <w:lsdException w:name="Table Grid 4" w:locked="1" w:uiPriority="0"/>
+    <w:lsdException w:name="Table Grid 5" w:locked="1" w:uiPriority="0"/>
+    <w:lsdException w:name="Table Grid 6" w:locked="1" w:uiPriority="0"/>
+    <w:lsdException w:name="Table Grid 7" w:locked="1" w:uiPriority="0"/>
+    <w:lsdException w:name="Table Grid 8" w:locked="1" w:uiPriority="0"/>
+    <w:lsdException w:name="Table List 1" w:locked="1" w:uiPriority="0"/>
+    <w:lsdException w:name="Table List 2" w:locked="1" w:uiPriority="0"/>
+    <w:lsdException w:name="Table List 3" w:locked="1" w:uiPriority="0"/>
+    <w:lsdException w:name="Table List 4" w:locked="1" w:uiPriority="0"/>
+    <w:lsdException w:name="Table List 5" w:locked="1" w:uiPriority="0"/>
+    <w:lsdException w:name="Table List 6" w:locked="1" w:uiPriority="0"/>
+    <w:lsdException w:name="Table List 7" w:locked="1" w:uiPriority="0"/>
+    <w:lsdException w:name="Table List 8" w:locked="1" w:uiPriority="0"/>
+    <w:lsdException w:name="Table 3D effects 1" w:locked="1" w:uiPriority="0"/>
+    <w:lsdException w:name="Table 3D effects 2" w:locked="1" w:uiPriority="0"/>
+    <w:lsdException w:name="Table 3D effects 3" w:locked="1" w:uiPriority="0"/>
+    <w:lsdException w:name="Table Contemporary" w:locked="1" w:uiPriority="0"/>
+    <w:lsdException w:name="Table Elegant" w:locked="1" w:uiPriority="0"/>
+    <w:lsdException w:name="Table Professional" w:locked="1" w:uiPriority="0"/>
+    <w:lsdException w:name="Table Subtle 1" w:locked="1" w:uiPriority="0"/>
+    <w:lsdException w:name="Table Subtle 2" w:locked="1" w:uiPriority="0"/>
+    <w:lsdException w:name="Table Web 1" w:locked="1" w:uiPriority="0"/>
+    <w:lsdException w:name="Table Web 2" w:locked="1" w:uiPriority="0"/>
+    <w:lsdException w:name="Table Web 3" w:locked="1" w:uiPriority="0"/>
+    <w:lsdException w:name="Balloon Text" w:locked="1" w:uiPriority="0" w:unhideWhenUsed="0" w:qFormat="1"/>
+    <w:lsdException w:name="Table Grid" w:locked="1" w:semiHidden="0" w:uiPriority="0" w:unhideWhenUsed="0" w:qFormat="1"/>
+    <w:lsdException w:name="Table Theme" w:locked="1" w:uiPriority="0"/>
+    <w:lsdException w:name="Light Shading" w:semiHidden="0" w:uiPriority="60" w:unhideWhenUsed="0"/>
+    <w:lsdException w:name="Light List" w:semiHidden="0" w:uiPriority="61" w:unhideWhenUsed="0"/>
+    <w:lsdException w:name="Light Grid" w:semiHidden="0" w:uiPriority="62" w:unhideWhenUsed="0"/>
+    <w:lsdException w:name="Medium Shading 1" w:semiHidden="0" w:uiPriority="63" w:unhideWhenUsed="0"/>
+    <w:lsdException w:name="Medium Shading 2" w:semiHidden="0" w:uiPriority="64" w:unhideWhenUsed="0"/>
+    <w:lsdException w:name="Medium List 1" w:semiHidden="0" w:uiPriority="65" w:unhideWhenUsed="0"/>
+    <w:lsdException w:name="Medium List 2" w:semiHidden="0" w:uiPriority="66" w:unhideWhenUsed="0"/>
+    <w:lsdException w:name="Medium Grid 1" w:semiHidden="0" w:uiPriority="67" w:unhideWhenUsed="0"/>
+    <w:lsdException w:name="Medium Grid 2" w:semiHidden="0" w:uiPriority="68" w:unhideWhenUsed="0"/>
+    <w:lsdException w:name="Medium Grid 3" w:semiHidden="0" w:uiPriority="69" w:unhideWhenUsed="0"/>
+    <w:lsdException w:name="Dark List" w:semiHidden="0" w:uiPriority="70" w:unhideWhenUsed="0"/>
+    <w:lsdException w:name="Colorful Shading" w:semiHidden="0" w:uiPriority="71" w:unhideWhenUsed="0"/>
+    <w:lsdException w:name="Colorful List" w:semiHidden="0" w:uiPriority="72" w:unhideWhenUsed="0"/>
+    <w:lsdException w:name="Colorful Grid" w:semiHidden="0" w:uiPriority="73" w:unhideWhenUsed="0"/>
+    <w:lsdException w:name="Light Shading Accent 1" w:semiHidden="0" w:uiPriority="60" w:unhideWhenUsed="0"/>
+    <w:lsdException w:name="Light List Accent 1" w:semiHidden="0" w:uiPriority="61" w:unhideWhenUsed="0"/>
+    <w:lsdException w:name="Light Grid Accent 1" w:semiHidden="0" w:uiPriority="62" w:unhideWhenUsed="0"/>
+    <w:lsdException w:name="Medium Shading 1 Accent 1" w:semiHidden="0" w:uiPriority="63" w:unhideWhenUsed="0"/>
+    <w:lsdException w:name="Medium Shading 2 Accent 1" w:semiHidden="0" w:uiPriority="64" w:unhideWhenUsed="0"/>
+    <w:lsdException w:name="Medium List 1 Accent 1" w:semiHidden="0" w:uiPriority="65" w:unhideWhenUsed="0"/>
+    <w:lsdException w:name="Medium List 2 Accent 1" w:semiHidden="0" w:uiPriority="66" w:unhideWhenUsed="0"/>
+    <w:lsdException w:name="Medium Grid 1 Accent 1" w:semiHidden="0" w:uiPriority="67" w:unhideWhenUsed="0"/>
+    <w:lsdException w:name="Medium Grid 2 Accent 1" w:semiHidden="0" w:uiPriority="68" w:unhideWhenUsed="0"/>
+    <w:lsdException w:name="Medium Grid 3 Accent 1" w:semiHidden="0" w:uiPriority="69" w:unhideWhenUsed="0"/>
+    <w:lsdException w:name="Dark List Accent 1" w:semiHidden="0" w:uiPriority="70" w:unhideWhenUsed="0"/>
+    <w:lsdException w:name="Colorful Shading Accent 1" w:semiHidden="0" w:uiPriority="71" w:unhideWhenUsed="0"/>
+    <w:lsdException w:name="Colorful List Accent 1" w:semiHidden="0" w:uiPriority="72" w:unhideWhenUsed="0"/>
+    <w:lsdException w:name="Colorful Grid Accent 1" w:semiHidden="0" w:uiPriority="73" w:unhideWhenUsed="0"/>
+    <w:lsdException w:name="Light Shading Accent 2" w:semiHidden="0" w:uiPriority="60" w:unhideWhenUsed="0"/>
+    <w:lsdException w:name="Light List Accent 2" w:semiHidden="0" w:uiPriority="61" w:unhideWhenUsed="0"/>
+    <w:lsdException w:name="Light Grid Accent 2" w:semiHidden="0" w:uiPriority="62" w:unhideWhenUsed="0"/>
+    <w:lsdException w:name="Medium Shading 1 Accent 2" w:semiHidden="0" w:uiPriority="63" w:unhideWhenUsed="0"/>
+    <w:lsdException w:name="Medium Shading 2 Accent 2" w:semiHidden="0" w:uiPriority="64" w:unhideWhenUsed="0"/>
+    <w:lsdException w:name="Medium List 1 Accent 2" w:semiHidden="0" w:uiPriority="65" w:unhideWhenUsed="0"/>
+    <w:lsdException w:name="Medium List 2 Accent 2" w:semiHidden="0" w:uiPriority="66" w:unhideWhenUsed="0"/>
+    <w:lsdException w:name="Medium Grid 1 Accent 2" w:semiHidden="0" w:uiPriority="67" w:unhideWhenUsed="0"/>
+    <w:lsdException w:name="Medium Grid 2 Accent 2" w:semiHidden="0" w:uiPriority="68" w:unhideWhenUsed="0"/>
+    <w:lsdException w:name="Medium Grid 3 Accent 2" w:semiHidden="0" w:uiPriority="69" w:unhideWhenUsed="0"/>
+    <w:lsdException w:name="Dark List Accent 2" w:semiHidden="0" w:uiPriority="70" w:unhideWhenUsed="0"/>
+    <w:lsdException w:name="Colorful Shading Accent 2" w:semiHidden="0" w:uiPriority="71" w:unhideWhenUsed="0"/>
+    <w:lsdException w:name="Colorful List Accent 2" w:semiHidden="0" w:uiPriority="72" w:unhideWhenUsed="0"/>
+    <w:lsdException w:name="Colorful Grid Accent 2" w:semiHidden="0" w:uiPriority="73" w:unhideWhenUsed="0"/>
+    <w:lsdException w:name="Light Shading Accent 3" w:semiHidden="0" w:uiPriority="60" w:unhideWhenUsed="0"/>
+    <w:lsdException w:name="Light List Accent 3" w:semiHidden="0" w:uiPriority="61" w:unhideWhenUsed="0" w:qFormat="1"/>
+    <w:lsdException w:name="Light Grid Accent 3" w:semiHidden="0" w:uiPriority="62" w:unhideWhenUsed="0"/>
+    <w:lsdException w:name="Medium Shading 1 Accent 3" w:semiHidden="0" w:uiPriority="63" w:unhideWhenUsed="0"/>
+    <w:lsdException w:name="Medium Shading 2 Accent 3" w:semiHidden="0" w:uiPriority="64" w:unhideWhenUsed="0"/>
+    <w:lsdException w:name="Medium List 1 Accent 3" w:semiHidden="0" w:uiPriority="65" w:unhideWhenUsed="0"/>
+    <w:lsdException w:name="Medium List 2 Accent 3" w:semiHidden="0" w:uiPriority="66" w:unhideWhenUsed="0"/>
+    <w:lsdException w:name="Medium Grid 1 Accent 3" w:semiHidden="0" w:uiPriority="67" w:unhideWhenUsed="0"/>
+    <w:lsdException w:name="Medium Grid 2 Accent 3" w:semiHidden="0" w:uiPriority="68" w:unhideWhenUsed="0"/>
+    <w:lsdException w:name="Medium Grid 3 Accent 3" w:semiHidden="0" w:uiPriority="69" w:unhideWhenUsed="0"/>
+    <w:lsdException w:name="Dark List Accent 3" w:semiHidden="0" w:uiPriority="70" w:unhideWhenUsed="0"/>
+    <w:lsdException w:name="Colorful Shading Accent 3" w:semiHidden="0" w:uiPriority="71" w:unhideWhenUsed="0"/>
+    <w:lsdException w:name="Colorful List Accent 3" w:semiHidden="0" w:uiPriority="72" w:unhideWhenUsed="0"/>
+    <w:lsdException w:name="Colorful Grid Accent 3" w:semiHidden="0" w:uiPriority="73" w:unhideWhenUsed="0"/>
+    <w:lsdException w:name="Light Shading Accent 4" w:semiHidden="0" w:uiPriority="60" w:unhideWhenUsed="0"/>
+    <w:lsdException w:name="Light List Accent 4" w:semiHidden="0" w:uiPriority="61" w:unhideWhenUsed="0"/>
+    <w:lsdException w:name="Light Grid Accent 4" w:semiHidden="0" w:uiPriority="62" w:unhideWhenUsed="0"/>
+    <w:lsdException w:name="Medium Shading 1 Accent 4" w:semiHidden="0" w:uiPriority="63" w:unhideWhenUsed="0"/>
+    <w:lsdException w:name="Medium Shading 2 Accent 4" w:semiHidden="0" w:uiPriority="64" w:unhideWhenUsed="0"/>
+    <w:lsdException w:name="Medium List 1 Accent 4" w:semiHidden="0" w:uiPriority="65" w:unhideWhenUsed="0"/>
+    <w:lsdException w:name="Medium List 2 Accent 4" w:semiHidden="0" w:uiPriority="66" w:unhideWhenUsed="0"/>
+    <w:lsdException w:name="Medium Grid 1 Accent 4" w:semiHidden="0" w:uiPriority="67" w:unhideWhenUsed="0"/>
+    <w:lsdException w:name="Medium Grid 2 Accent 4" w:semiHidden="0" w:uiPriority="68" w:unhideWhenUsed="0"/>
+    <w:lsdException w:name="Medium Grid 3 Accent 4" w:semiHidden="0" w:uiPriority="69" w:unhideWhenUsed="0"/>
+    <w:lsdException w:name="Dark List Accent 4" w:semiHidden="0" w:uiPriority="70" w:unhideWhenUsed="0"/>
+    <w:lsdException w:name="Colorful Shading Accent 4" w:semiHidden="0" w:uiPriority="71" w:unhideWhenUsed="0"/>
+    <w:lsdException w:name="Colorful List Accent 4" w:semiHidden="0" w:uiPriority="72" w:unhideWhenUsed="0"/>
+    <w:lsdException w:name="Colorful Grid Accent 4" w:semiHidden="0" w:uiPriority="73" w:unhideWhenUsed="0"/>
+    <w:lsdException w:name="Light Shading Accent 5" w:semiHidden="0" w:uiPriority="60" w:unhideWhenUsed="0"/>
+    <w:lsdException w:name="Light List Accent 5" w:semiHidden="0" w:uiPriority="61" w:unhideWhenUsed="0"/>
+    <w:lsdException w:name="Light Grid Accent 5" w:semiHidden="0" w:uiPriority="62" w:unhideWhenUsed="0"/>
+    <w:lsdException w:name="Medium Shading 1 Accent 5" w:semiHidden="0" w:uiPriority="63" w:unhideWhenUsed="0"/>
+    <w:lsdException w:name="Medium Shading 2 Accent 5" w:semiHidden="0" w:uiPriority="64" w:unhideWhenUsed="0"/>
+    <w:lsdException w:name="Medium List 1 Accent 5" w:semiHidden="0" w:uiPriority="65" w:unhideWhenUsed="0"/>
+    <w:lsdException w:name="Medium List 2 Accent 5" w:semiHidden="0" w:uiPriority="66" w:unhideWhenUsed="0"/>
+    <w:lsdException w:name="Medium Grid 1 Accent 5" w:semiHidden="0" w:uiPriority="67" w:unhideWhenUsed="0"/>
+    <w:lsdException w:name="Medium Grid 2 Accent 5" w:semiHidden="0" w:uiPriority="68" w:unhideWhenUsed="0"/>
+    <w:lsdException w:name="Medium Grid 3 Accent 5" w:semiHidden="0" w:uiPriority="69" w:unhideWhenUsed="0"/>
+    <w:lsdException w:name="Dark List Accent 5" w:semiHidden="0" w:uiPriority="70" w:unhideWhenUsed="0"/>
+    <w:lsdException w:name="Colorful Shading Accent 5" w:semiHidden="0" w:uiPriority="71" w:unhideWhenUsed="0"/>
+    <w:lsdException w:name="Colorful List Accent 5" w:semiHidden="0" w:uiPriority="72" w:unhideWhenUsed="0"/>
+    <w:lsdException w:name="Colorful Grid Accent 5" w:semiHidden="0" w:uiPriority="73" w:unhideWhenUsed="0"/>
+    <w:lsdException w:name="Light Shading Accent 6" w:semiHidden="0" w:uiPriority="60" w:unhideWhenUsed="0"/>
+    <w:lsdException w:name="Light List Accent 6" w:semiHidden="0" w:uiPriority="61" w:unhideWhenUsed="0"/>
+    <w:lsdException w:name="Light Grid Accent 6" w:semiHidden="0" w:uiPriority="62" w:unhideWhenUsed="0"/>
+    <w:lsdException w:name="Medium Shading 1 Accent 6" w:semiHidden="0" w:uiPriority="63" w:unhideWhenUsed="0"/>
+    <w:lsdException w:name="Medium Shading 2 Accent 6" w:semiHidden="0" w:uiPriority="64" w:unhideWhenUsed="0"/>
+    <w:lsdException w:name="Medium List 1 Accent 6" w:semiHidden="0" w:uiPriority="65" w:unhideWhenUsed="0"/>
+    <w:lsdException w:name="Medium List 2 Accent 6" w:semiHidden="0" w:uiPriority="66" w:unhideWhenUsed="0"/>
+    <w:lsdException w:name="Medium Grid 1 Accent 6" w:semiHidden="0" w:uiPriority="67" w:unhideWhenUsed="0"/>
+    <w:lsdException w:name="Medium Grid 2 Accent 6" w:semiHidden="0" w:uiPriority="68" w:unhideWhenUsed="0"/>
+    <w:lsdException w:name="Medium Grid 3 Accent 6" w:semiHidden="0" w:uiPriority="69" w:unhideWhenUsed="0"/>
+    <w:lsdException w:name="Dark List Accent 6" w:semiHidden="0" w:uiPriority="70" w:unhideWhenUsed="0"/>
+    <w:lsdException w:name="Colorful Shading Accent 6" w:semiHidden="0" w:uiPriority="71" w:unhideWhenUsed="0"/>
+    <w:lsdException w:name="Colorful List Accent 6" w:semiHidden="0" w:uiPriority="72" w:unhideWhenUsed="0"/>
+    <w:lsdException w:name="Colorful Grid Accent 6" w:semiHidden="0" w:uiPriority="73" w:unhideWhenUsed="0"/>
   </w:latentStyles>
-  <w:style w:type="paragraph" w:default="1" w:styleId="1">
+  <w:style w:type="paragraph" w:default="1" w:styleId="Normal">
     <w:name w:val="Normal"/>
     <w:qFormat/>
-    <w:uiPriority w:val="0"/>
     <w:pPr>
       <w:widowControl w:val="0"/>
       <w:spacing w:line="360" w:lineRule="auto"/>
       <w:jc w:val="both"/>
     </w:pPr>
     <w:rPr>
-      <w:rFonts w:ascii="Arial" w:hAnsi="Arial" w:eastAsia="宋体" w:cs="Times New Roman"/>
+      <w:rFonts w:ascii="Arial" w:eastAsia="宋体" w:hAnsi="Arial" w:cs="Times New Roman"/>
       <w:kern w:val="2"/>
       <w:sz w:val="24"/>
       <w:szCs w:val="24"/>
       <w:lang w:val="en-US" w:eastAsia="zh-CN" w:bidi="ar-SA"/>
     </w:rPr>
   </w:style>
-  <w:style w:type="paragraph" w:styleId="2">
+  <w:style w:type="paragraph" w:styleId="Heading1">
     <w:name w:val="heading 1"/>
-    <w:basedOn w:val="1"/>
-    <w:next w:val="1"/>
+    <w:basedOn w:val="Normal"/>
+    <w:next w:val="Normal"/>
     <w:qFormat/>
-    <w:uiPriority w:val="0"/>
     <w:pPr>
       <w:pageBreakBefore w:val="0"/>
       <w:numPr>
@@ -7347,7 +7056,7 @@
       <w:outlineLvl w:val="0"/>
     </w:pPr>
     <w:rPr>
-      <w:rFonts w:ascii="Arial" w:hAnsi="Arial" w:eastAsia="黑体"/>
+      <w:rFonts w:ascii="Arial" w:eastAsia="黑体" w:hAnsi="Arial"/>
       <w:b/>
       <w:bCs/>
       <w:kern w:val="44"/>
@@ -7355,20 +7064,19 @@
       <w:szCs w:val="44"/>
     </w:rPr>
   </w:style>
-  <w:style w:type="paragraph" w:styleId="3">
+  <w:style w:type="paragraph" w:styleId="Heading2">
     <w:name w:val="heading 2"/>
-    <w:basedOn w:val="1"/>
-    <w:next w:val="1"/>
-    <w:link w:val="42"/>
+    <w:basedOn w:val="Normal"/>
+    <w:next w:val="Normal"/>
+    <w:link w:val="2"/>
     <w:qFormat/>
-    <w:uiPriority w:val="0"/>
     <w:pPr>
       <w:numPr>
         <w:ilvl w:val="1"/>
         <w:numId w:val="1"/>
       </w:numPr>
       <w:spacing w:before="260" w:after="260" w:line="415" w:lineRule="auto"/>
-      <w:ind w:left="541" w:leftChars="-14" w:hanging="575" w:hangingChars="159"/>
+      <w:ind w:left="541" w:hanging="575" w:leftChars="-14" w:hangingChars="159"/>
       <w:jc w:val="left"/>
       <w:outlineLvl w:val="1"/>
     </w:pPr>
@@ -7380,13 +7088,12 @@
       <w:szCs w:val="32"/>
     </w:rPr>
   </w:style>
-  <w:style w:type="paragraph" w:styleId="4">
+  <w:style w:type="paragraph" w:styleId="Heading3">
     <w:name w:val="heading 3"/>
-    <w:basedOn w:val="1"/>
-    <w:next w:val="1"/>
-    <w:link w:val="40"/>
+    <w:basedOn w:val="Normal"/>
+    <w:next w:val="Normal"/>
+    <w:link w:val="3"/>
     <w:qFormat/>
-    <w:uiPriority w:val="0"/>
     <w:pPr>
       <w:numPr>
         <w:ilvl w:val="2"/>
@@ -7407,13 +7114,12 @@
       <w:sz w:val="30"/>
     </w:rPr>
   </w:style>
-  <w:style w:type="paragraph" w:styleId="5">
+  <w:style w:type="paragraph" w:styleId="Heading4">
     <w:name w:val="heading 4"/>
-    <w:basedOn w:val="1"/>
-    <w:next w:val="1"/>
-    <w:link w:val="41"/>
+    <w:basedOn w:val="Normal"/>
+    <w:next w:val="Normal"/>
+    <w:link w:val="4"/>
     <w:qFormat/>
-    <w:uiPriority w:val="0"/>
     <w:pPr>
       <w:numPr>
         <w:ilvl w:val="3"/>
@@ -7430,12 +7136,11 @@
       <w:szCs w:val="28"/>
     </w:rPr>
   </w:style>
-  <w:style w:type="paragraph" w:styleId="6">
+  <w:style w:type="paragraph" w:styleId="Heading5">
     <w:name w:val="heading 5"/>
-    <w:basedOn w:val="1"/>
-    <w:next w:val="1"/>
+    <w:basedOn w:val="Normal"/>
+    <w:next w:val="Normal"/>
     <w:qFormat/>
-    <w:uiPriority w:val="0"/>
     <w:pPr>
       <w:numPr>
         <w:ilvl w:val="4"/>
@@ -7456,12 +7161,11 @@
       <w:szCs w:val="28"/>
     </w:rPr>
   </w:style>
-  <w:style w:type="paragraph" w:styleId="7">
+  <w:style w:type="paragraph" w:styleId="Heading6">
     <w:name w:val="heading 6"/>
-    <w:basedOn w:val="1"/>
-    <w:next w:val="1"/>
+    <w:basedOn w:val="Normal"/>
+    <w:next w:val="Normal"/>
     <w:qFormat/>
-    <w:uiPriority w:val="0"/>
     <w:pPr>
       <w:numPr>
         <w:ilvl w:val="5"/>
@@ -7481,12 +7185,11 @@
       <w:bCs/>
     </w:rPr>
   </w:style>
-  <w:style w:type="paragraph" w:styleId="8">
+  <w:style w:type="paragraph" w:styleId="Heading7">
     <w:name w:val="heading 7"/>
-    <w:basedOn w:val="1"/>
-    <w:next w:val="1"/>
+    <w:basedOn w:val="Normal"/>
+    <w:next w:val="Normal"/>
     <w:qFormat/>
-    <w:uiPriority w:val="0"/>
     <w:pPr>
       <w:keepNext/>
       <w:keepLines/>
@@ -7499,12 +7202,11 @@
       <w:bCs/>
     </w:rPr>
   </w:style>
-  <w:style w:type="paragraph" w:styleId="9">
+  <w:style w:type="paragraph" w:styleId="Heading8">
     <w:name w:val="heading 8"/>
-    <w:basedOn w:val="1"/>
-    <w:next w:val="1"/>
+    <w:basedOn w:val="Normal"/>
+    <w:next w:val="Normal"/>
     <w:qFormat/>
-    <w:uiPriority w:val="0"/>
     <w:pPr>
       <w:keepLines/>
       <w:numPr>
@@ -7518,12 +7220,11 @@
       <w:rFonts w:eastAsia="新宋体"/>
     </w:rPr>
   </w:style>
-  <w:style w:type="paragraph" w:styleId="10">
+  <w:style w:type="paragraph" w:styleId="Heading9">
     <w:name w:val="heading 9"/>
-    <w:basedOn w:val="1"/>
-    <w:next w:val="1"/>
+    <w:basedOn w:val="Normal"/>
+    <w:next w:val="Normal"/>
     <w:qFormat/>
-    <w:uiPriority w:val="0"/>
     <w:pPr>
       <w:keepLines/>
       <w:numPr>
@@ -7538,15 +7239,15 @@
       <w:szCs w:val="21"/>
     </w:rPr>
   </w:style>
-  <w:style w:type="character" w:default="1" w:styleId="31">
+  <w:style w:type="character" w:default="1" w:styleId="DefaultParagraphFont">
     <w:name w:val="Default Paragraph Font"/>
+    <w:uiPriority w:val="1"/>
     <w:unhideWhenUsed/>
-    <w:uiPriority w:val="1"/>
   </w:style>
-  <w:style w:type="table" w:default="1" w:styleId="28">
+  <w:style w:type="table" w:default="1" w:styleId="TableNormal">
     <w:name w:val="Normal Table"/>
+    <w:uiPriority w:val="99"/>
     <w:unhideWhenUsed/>
-    <w:uiPriority w:val="99"/>
     <w:tblPr>
       <w:tblCellMar>
         <w:top w:w="0" w:type="dxa"/>
@@ -7556,14 +7257,13 @@
       </w:tblCellMar>
     </w:tblPr>
   </w:style>
-  <w:style w:type="paragraph" w:styleId="11">
+  <w:style w:type="paragraph" w:styleId="TOC7">
     <w:name w:val="toc 7"/>
-    <w:basedOn w:val="1"/>
-    <w:next w:val="1"/>
+    <w:basedOn w:val="Normal"/>
+    <w:next w:val="Normal"/>
     <w:semiHidden/>
     <w:qFormat/>
     <w:locked/>
-    <w:uiPriority w:val="0"/>
     <w:pPr>
       <w:jc w:val="left"/>
     </w:pPr>
@@ -7573,49 +7273,45 @@
       <w:szCs w:val="18"/>
     </w:rPr>
   </w:style>
-  <w:style w:type="paragraph" w:styleId="12">
+  <w:style w:type="paragraph" w:styleId="Caption">
     <w:name w:val="caption"/>
-    <w:basedOn w:val="1"/>
-    <w:next w:val="1"/>
+    <w:basedOn w:val="Normal"/>
+    <w:next w:val="Normal"/>
     <w:qFormat/>
     <w:locked/>
-    <w:uiPriority w:val="0"/>
     <w:rPr>
       <w:rFonts w:eastAsia="黑体" w:cs="Arial"/>
       <w:sz w:val="20"/>
       <w:szCs w:val="20"/>
     </w:rPr>
   </w:style>
-  <w:style w:type="paragraph" w:styleId="13">
+  <w:style w:type="paragraph" w:styleId="DocumentMap">
     <w:name w:val="Document Map"/>
-    <w:basedOn w:val="1"/>
+    <w:basedOn w:val="Normal"/>
     <w:semiHidden/>
     <w:qFormat/>
     <w:locked/>
-    <w:uiPriority w:val="0"/>
     <w:pPr>
       <w:shd w:val="clear" w:color="auto" w:fill="000080"/>
     </w:pPr>
   </w:style>
-  <w:style w:type="paragraph" w:styleId="14">
+  <w:style w:type="paragraph" w:styleId="CommentText">
     <w:name w:val="annotation text"/>
-    <w:basedOn w:val="1"/>
+    <w:basedOn w:val="Normal"/>
     <w:semiHidden/>
     <w:qFormat/>
     <w:locked/>
-    <w:uiPriority w:val="0"/>
     <w:pPr>
       <w:jc w:val="left"/>
     </w:pPr>
   </w:style>
-  <w:style w:type="paragraph" w:styleId="15">
+  <w:style w:type="paragraph" w:styleId="TOC5">
     <w:name w:val="toc 5"/>
-    <w:basedOn w:val="1"/>
-    <w:next w:val="1"/>
+    <w:basedOn w:val="Normal"/>
+    <w:next w:val="Normal"/>
     <w:semiHidden/>
     <w:qFormat/>
     <w:locked/>
-    <w:uiPriority w:val="0"/>
     <w:pPr>
       <w:jc w:val="left"/>
     </w:pPr>
@@ -7625,13 +7321,13 @@
       <w:szCs w:val="18"/>
     </w:rPr>
   </w:style>
-  <w:style w:type="paragraph" w:styleId="16">
+  <w:style w:type="paragraph" w:styleId="TOC3">
     <w:name w:val="toc 3"/>
-    <w:basedOn w:val="1"/>
-    <w:next w:val="1"/>
+    <w:basedOn w:val="Normal"/>
+    <w:next w:val="Normal"/>
+    <w:uiPriority w:val="39"/>
     <w:qFormat/>
     <w:locked/>
-    <w:uiPriority w:val="39"/>
     <w:pPr>
       <w:jc w:val="left"/>
     </w:pPr>
@@ -7641,14 +7337,13 @@
       <w:szCs w:val="20"/>
     </w:rPr>
   </w:style>
-  <w:style w:type="paragraph" w:styleId="17">
+  <w:style w:type="paragraph" w:styleId="TOC8">
     <w:name w:val="toc 8"/>
-    <w:basedOn w:val="1"/>
-    <w:next w:val="1"/>
+    <w:basedOn w:val="Normal"/>
+    <w:next w:val="Normal"/>
     <w:semiHidden/>
     <w:qFormat/>
     <w:locked/>
-    <w:uiPriority w:val="0"/>
     <w:pPr>
       <w:jc w:val="left"/>
     </w:pPr>
@@ -7658,27 +7353,26 @@
       <w:szCs w:val="18"/>
     </w:rPr>
   </w:style>
-  <w:style w:type="paragraph" w:styleId="18">
+  <w:style w:type="paragraph" w:styleId="BalloonText">
     <w:name w:val="Balloon Text"/>
-    <w:basedOn w:val="1"/>
+    <w:basedOn w:val="Normal"/>
     <w:semiHidden/>
     <w:qFormat/>
     <w:locked/>
-    <w:uiPriority w:val="0"/>
     <w:rPr>
       <w:sz w:val="18"/>
       <w:szCs w:val="18"/>
     </w:rPr>
   </w:style>
-  <w:style w:type="paragraph" w:styleId="19">
+  <w:style w:type="paragraph" w:styleId="Footer">
     <w:name w:val="footer"/>
-    <w:basedOn w:val="1"/>
-    <w:link w:val="53"/>
+    <w:basedOn w:val="Normal"/>
+    <w:link w:val="a4"/>
+    <w:uiPriority w:val="99"/>
     <w:qFormat/>
-    <w:uiPriority w:val="99"/>
     <w:pPr>
       <w:pBdr>
-        <w:top w:val="single" w:color="auto" w:sz="6" w:space="0"/>
+        <w:top w:val="single" w:sz="6" w:space="0" w:color="auto"/>
       </w:pBdr>
       <w:tabs>
         <w:tab w:val="center" w:pos="4153"/>
@@ -7689,20 +7383,20 @@
       <w:jc w:val="center"/>
     </w:pPr>
     <w:rPr>
-      <w:rFonts w:ascii="Arial Unicode MS" w:hAnsi="Arial Unicode MS" w:eastAsia="新宋体"/>
+      <w:rFonts w:ascii="Arial Unicode MS" w:eastAsia="新宋体" w:hAnsi="Arial Unicode MS"/>
       <w:sz w:val="21"/>
       <w:szCs w:val="21"/>
     </w:rPr>
   </w:style>
-  <w:style w:type="paragraph" w:styleId="20">
+  <w:style w:type="paragraph" w:styleId="Header">
     <w:name w:val="header"/>
-    <w:basedOn w:val="1"/>
-    <w:link w:val="48"/>
+    <w:basedOn w:val="Normal"/>
+    <w:link w:val="a1"/>
+    <w:uiPriority w:val="99"/>
     <w:qFormat/>
-    <w:uiPriority w:val="99"/>
     <w:pPr>
       <w:pBdr>
-        <w:bottom w:val="thinThickSmallGap" w:color="auto" w:sz="12" w:space="1"/>
+        <w:bottom w:val="thinThickSmallGap" w:sz="12" w:space="1" w:color="auto"/>
       </w:pBdr>
       <w:tabs>
         <w:tab w:val="center" w:pos="4153"/>
@@ -7716,13 +7410,13 @@
       <w:szCs w:val="18"/>
     </w:rPr>
   </w:style>
-  <w:style w:type="paragraph" w:styleId="21">
+  <w:style w:type="paragraph" w:styleId="TOC1">
     <w:name w:val="toc 1"/>
-    <w:basedOn w:val="1"/>
-    <w:next w:val="1"/>
+    <w:basedOn w:val="Normal"/>
+    <w:next w:val="Normal"/>
+    <w:uiPriority w:val="39"/>
     <w:qFormat/>
     <w:locked/>
-    <w:uiPriority w:val="39"/>
     <w:pPr>
       <w:spacing w:before="120" w:after="120"/>
       <w:jc w:val="left"/>
@@ -7733,13 +7427,13 @@
       <w:caps/>
     </w:rPr>
   </w:style>
-  <w:style w:type="paragraph" w:styleId="22">
+  <w:style w:type="paragraph" w:styleId="TOC4">
     <w:name w:val="toc 4"/>
-    <w:basedOn w:val="1"/>
-    <w:next w:val="1"/>
+    <w:basedOn w:val="Normal"/>
+    <w:next w:val="Normal"/>
+    <w:uiPriority w:val="39"/>
     <w:qFormat/>
     <w:locked/>
-    <w:uiPriority w:val="39"/>
     <w:pPr>
       <w:jc w:val="left"/>
     </w:pPr>
@@ -7748,14 +7442,13 @@
       <w:szCs w:val="18"/>
     </w:rPr>
   </w:style>
-  <w:style w:type="paragraph" w:styleId="23">
+  <w:style w:type="paragraph" w:styleId="TOC6">
     <w:name w:val="toc 6"/>
-    <w:basedOn w:val="1"/>
-    <w:next w:val="1"/>
+    <w:basedOn w:val="Normal"/>
+    <w:next w:val="Normal"/>
     <w:semiHidden/>
     <w:qFormat/>
     <w:locked/>
-    <w:uiPriority w:val="0"/>
     <w:pPr>
       <w:jc w:val="left"/>
     </w:pPr>
@@ -7765,13 +7458,13 @@
       <w:szCs w:val="18"/>
     </w:rPr>
   </w:style>
-  <w:style w:type="paragraph" w:styleId="24">
+  <w:style w:type="paragraph" w:styleId="TOC2">
     <w:name w:val="toc 2"/>
-    <w:basedOn w:val="1"/>
-    <w:next w:val="1"/>
+    <w:basedOn w:val="Normal"/>
+    <w:next w:val="Normal"/>
+    <w:uiPriority w:val="39"/>
     <w:qFormat/>
     <w:locked/>
-    <w:uiPriority w:val="39"/>
     <w:pPr>
       <w:jc w:val="left"/>
     </w:pPr>
@@ -7782,14 +7475,13 @@
       <w:szCs w:val="20"/>
     </w:rPr>
   </w:style>
-  <w:style w:type="paragraph" w:styleId="25">
+  <w:style w:type="paragraph" w:styleId="TOC9">
     <w:name w:val="toc 9"/>
-    <w:basedOn w:val="1"/>
-    <w:next w:val="1"/>
+    <w:basedOn w:val="Normal"/>
+    <w:next w:val="Normal"/>
     <w:semiHidden/>
     <w:qFormat/>
     <w:locked/>
-    <w:uiPriority w:val="0"/>
     <w:pPr>
       <w:jc w:val="left"/>
     </w:pPr>
@@ -7799,13 +7491,12 @@
       <w:szCs w:val="18"/>
     </w:rPr>
   </w:style>
-  <w:style w:type="paragraph" w:styleId="26">
+  <w:style w:type="paragraph" w:styleId="Title">
     <w:name w:val="Title"/>
-    <w:basedOn w:val="1"/>
-    <w:next w:val="1"/>
-    <w:link w:val="50"/>
+    <w:basedOn w:val="Normal"/>
+    <w:next w:val="Normal"/>
+    <w:link w:val="a3"/>
     <w:qFormat/>
-    <w:uiPriority w:val="0"/>
     <w:pPr>
       <w:spacing w:before="240" w:after="60"/>
       <w:jc w:val="center"/>
@@ -7819,45 +7510,43 @@
       <w:szCs w:val="32"/>
     </w:rPr>
   </w:style>
-  <w:style w:type="paragraph" w:styleId="27">
+  <w:style w:type="paragraph" w:styleId="CommentSubject">
     <w:name w:val="annotation subject"/>
-    <w:basedOn w:val="14"/>
-    <w:next w:val="14"/>
+    <w:basedOn w:val="CommentText"/>
+    <w:next w:val="CommentText"/>
     <w:semiHidden/>
     <w:qFormat/>
     <w:locked/>
-    <w:uiPriority w:val="0"/>
     <w:rPr>
       <w:b/>
       <w:bCs/>
     </w:rPr>
   </w:style>
-  <w:style w:type="table" w:styleId="29">
+  <w:style w:type="table" w:styleId="TableGrid">
     <w:name w:val="Table Grid"/>
-    <w:basedOn w:val="28"/>
+    <w:basedOn w:val="TableNormal"/>
     <w:qFormat/>
     <w:locked/>
-    <w:uiPriority w:val="0"/>
     <w:pPr>
       <w:widowControl w:val="0"/>
       <w:jc w:val="both"/>
     </w:pPr>
     <w:tblPr>
       <w:tblBorders>
-        <w:top w:val="single" w:color="auto" w:sz="4" w:space="0"/>
-        <w:left w:val="single" w:color="auto" w:sz="4" w:space="0"/>
-        <w:bottom w:val="single" w:color="auto" w:sz="4" w:space="0"/>
-        <w:right w:val="single" w:color="auto" w:sz="4" w:space="0"/>
-        <w:insideH w:val="single" w:color="auto" w:sz="4" w:space="0"/>
-        <w:insideV w:val="single" w:color="auto" w:sz="4" w:space="0"/>
+        <w:top w:val="single" w:sz="4" w:space="0" w:color="auto"/>
+        <w:left w:val="single" w:sz="4" w:space="0" w:color="auto"/>
+        <w:bottom w:val="single" w:sz="4" w:space="0" w:color="auto"/>
+        <w:right w:val="single" w:sz="4" w:space="0" w:color="auto"/>
+        <w:insideH w:val="single" w:sz="4" w:space="0" w:color="auto"/>
+        <w:insideV w:val="single" w:sz="4" w:space="0" w:color="auto"/>
       </w:tblBorders>
     </w:tblPr>
   </w:style>
-  <w:style w:type="table" w:styleId="30">
+  <w:style w:type="table" w:styleId="LightListAccent3">
     <w:name w:val="Light List Accent 3"/>
-    <w:basedOn w:val="28"/>
+    <w:basedOn w:val="TableNormal"/>
+    <w:uiPriority w:val="61"/>
     <w:qFormat/>
-    <w:uiPriority w:val="61"/>
     <w:rPr>
       <w:rFonts w:ascii="Calibri" w:hAnsi="Calibri"/>
       <w:sz w:val="22"/>
@@ -7865,10 +7554,10 @@
     </w:rPr>
     <w:tblPr>
       <w:tblBorders>
-        <w:top w:val="single" w:color="9BBB59" w:sz="8" w:space="0"/>
-        <w:left w:val="single" w:color="9BBB59" w:sz="8" w:space="0"/>
-        <w:bottom w:val="single" w:color="9BBB59" w:sz="8" w:space="0"/>
-        <w:right w:val="single" w:color="9BBB59" w:sz="8" w:space="0"/>
+        <w:top w:val="single" w:sz="8" w:space="0" w:color="9BBB59"/>
+        <w:left w:val="single" w:sz="8" w:space="0" w:color="9BBB59"/>
+        <w:bottom w:val="single" w:sz="8" w:space="0" w:color="9BBB59"/>
+        <w:right w:val="single" w:sz="8" w:space="0" w:color="9BBB59"/>
       </w:tblBorders>
     </w:tblPr>
     <w:tblStylePr w:type="firstRow">
@@ -7896,10 +7585,10 @@
       <w:tblPr/>
       <w:tcPr>
         <w:tcBorders>
-          <w:top w:val="double" w:color="9BBB59" w:sz="6" w:space="0"/>
-          <w:left w:val="single" w:color="9BBB59" w:sz="8" w:space="0"/>
-          <w:bottom w:val="single" w:color="9BBB59" w:sz="8" w:space="0"/>
-          <w:right w:val="single" w:color="9BBB59" w:sz="8" w:space="0"/>
+          <w:top w:val="double" w:sz="6" w:space="0" w:color="9BBB59"/>
+          <w:left w:val="single" w:sz="8" w:space="0" w:color="9BBB59"/>
+          <w:bottom w:val="single" w:sz="8" w:space="0" w:color="9BBB59"/>
+          <w:right w:val="single" w:sz="8" w:space="0" w:color="9BBB59"/>
         </w:tcBorders>
       </w:tcPr>
     </w:tblStylePr>
@@ -7919,10 +7608,10 @@
       <w:tblPr/>
       <w:tcPr>
         <w:tcBorders>
-          <w:top w:val="single" w:color="9BBB59" w:sz="8" w:space="0"/>
-          <w:left w:val="single" w:color="9BBB59" w:sz="8" w:space="0"/>
-          <w:bottom w:val="single" w:color="9BBB59" w:sz="8" w:space="0"/>
-          <w:right w:val="single" w:color="9BBB59" w:sz="8" w:space="0"/>
+          <w:top w:val="single" w:sz="8" w:space="0" w:color="9BBB59"/>
+          <w:left w:val="single" w:sz="8" w:space="0" w:color="9BBB59"/>
+          <w:bottom w:val="single" w:sz="8" w:space="0" w:color="9BBB59"/>
+          <w:right w:val="single" w:sz="8" w:space="0" w:color="9BBB59"/>
         </w:tcBorders>
       </w:tcPr>
     </w:tblStylePr>
@@ -7930,59 +7619,55 @@
       <w:tblPr/>
       <w:tcPr>
         <w:tcBorders>
-          <w:top w:val="single" w:color="9BBB59" w:sz="8" w:space="0"/>
-          <w:left w:val="single" w:color="9BBB59" w:sz="8" w:space="0"/>
-          <w:bottom w:val="single" w:color="9BBB59" w:sz="8" w:space="0"/>
-          <w:right w:val="single" w:color="9BBB59" w:sz="8" w:space="0"/>
+          <w:top w:val="single" w:sz="8" w:space="0" w:color="9BBB59"/>
+          <w:left w:val="single" w:sz="8" w:space="0" w:color="9BBB59"/>
+          <w:bottom w:val="single" w:sz="8" w:space="0" w:color="9BBB59"/>
+          <w:right w:val="single" w:sz="8" w:space="0" w:color="9BBB59"/>
         </w:tcBorders>
       </w:tcPr>
     </w:tblStylePr>
   </w:style>
-  <w:style w:type="character" w:styleId="32">
+  <w:style w:type="character" w:styleId="PageNumber">
     <w:name w:val="page number"/>
     <w:semiHidden/>
     <w:qFormat/>
-    <w:uiPriority w:val="0"/>
     <w:rPr>
       <w:rFonts w:ascii="黑体" w:eastAsia="黑体"/>
       <w:b/>
     </w:rPr>
   </w:style>
-  <w:style w:type="character" w:styleId="33">
+  <w:style w:type="character" w:styleId="LineNumber">
     <w:name w:val="line number"/>
-    <w:basedOn w:val="31"/>
+    <w:basedOn w:val="DefaultParagraphFont"/>
     <w:qFormat/>
     <w:locked/>
-    <w:uiPriority w:val="0"/>
   </w:style>
-  <w:style w:type="character" w:styleId="34">
+  <w:style w:type="character" w:styleId="Hyperlink">
     <w:name w:val="Hyperlink"/>
-    <w:basedOn w:val="31"/>
+    <w:basedOn w:val="DefaultParagraphFont"/>
+    <w:uiPriority w:val="99"/>
     <w:qFormat/>
-    <w:uiPriority w:val="99"/>
     <w:rPr>
       <w:color w:val="0000FF"/>
       <w:u w:val="single"/>
     </w:rPr>
   </w:style>
-  <w:style w:type="character" w:styleId="35">
+  <w:style w:type="character" w:styleId="CommentReference">
     <w:name w:val="annotation reference"/>
-    <w:basedOn w:val="31"/>
+    <w:basedOn w:val="DefaultParagraphFont"/>
     <w:semiHidden/>
     <w:qFormat/>
     <w:locked/>
-    <w:uiPriority w:val="0"/>
     <w:rPr>
       <w:sz w:val="21"/>
       <w:szCs w:val="21"/>
     </w:rPr>
   </w:style>
-  <w:style w:type="paragraph" w:customStyle="1" w:styleId="36">
+  <w:style w:type="paragraph" w:customStyle="1" w:styleId="a">
     <w:name w:val="图案编号"/>
-    <w:basedOn w:val="1"/>
-    <w:link w:val="44"/>
+    <w:basedOn w:val="Normal"/>
+    <w:link w:val="Char"/>
     <w:qFormat/>
-    <w:uiPriority w:val="0"/>
     <w:pPr>
       <w:numPr>
         <w:ilvl w:val="0"/>
@@ -7996,12 +7681,11 @@
       <w:sz w:val="21"/>
     </w:rPr>
   </w:style>
-  <w:style w:type="paragraph" w:customStyle="1" w:styleId="37">
+  <w:style w:type="paragraph" w:customStyle="1" w:styleId="a0">
     <w:name w:val="表格编号"/>
-    <w:basedOn w:val="36"/>
-    <w:next w:val="1"/>
+    <w:basedOn w:val="a"/>
+    <w:next w:val="Normal"/>
     <w:qFormat/>
-    <w:uiPriority w:val="0"/>
     <w:pPr>
       <w:numPr>
         <w:numId w:val="3"/>
@@ -8011,12 +7695,11 @@
       </w:tabs>
     </w:pPr>
   </w:style>
-  <w:style w:type="paragraph" w:customStyle="1" w:styleId="38">
+  <w:style w:type="paragraph" w:customStyle="1" w:styleId="700">
     <w:name w:val="样式 标题 7 + 左侧:  0 厘米 首行缩进:  0 厘米"/>
-    <w:basedOn w:val="8"/>
+    <w:basedOn w:val="Heading7"/>
     <w:semiHidden/>
     <w:qFormat/>
-    <w:uiPriority w:val="0"/>
     <w:pPr>
       <w:keepLines w:val="0"/>
       <w:numPr>
@@ -8034,12 +7717,11 @@
       <w:szCs w:val="20"/>
     </w:rPr>
   </w:style>
-  <w:style w:type="paragraph" w:customStyle="1" w:styleId="39">
+  <w:style w:type="paragraph" w:customStyle="1" w:styleId="225">
     <w:name w:val="样式 首行缩进:  2.25 字符"/>
-    <w:basedOn w:val="1"/>
-    <w:link w:val="45"/>
+    <w:basedOn w:val="Normal"/>
+    <w:link w:val="225Char"/>
     <w:qFormat/>
-    <w:uiPriority w:val="0"/>
     <w:pPr>
       <w:ind w:firstLine="225" w:firstLineChars="225"/>
     </w:pPr>
@@ -8048,12 +7730,11 @@
       <w:szCs w:val="20"/>
     </w:rPr>
   </w:style>
-  <w:style w:type="character" w:customStyle="1" w:styleId="40">
+  <w:style w:type="character" w:customStyle="1" w:styleId="3">
     <w:name w:val="标题 3 字符"/>
-    <w:basedOn w:val="31"/>
-    <w:link w:val="4"/>
+    <w:basedOn w:val="DefaultParagraphFont"/>
+    <w:link w:val="Heading3"/>
     <w:qFormat/>
-    <w:uiPriority w:val="0"/>
     <w:rPr>
       <w:rFonts w:eastAsia="黑体"/>
       <w:b/>
@@ -8064,14 +7745,13 @@
       <w:lang w:val="en-US" w:eastAsia="zh-CN" w:bidi="ar-SA"/>
     </w:rPr>
   </w:style>
-  <w:style w:type="character" w:customStyle="1" w:styleId="41">
+  <w:style w:type="character" w:customStyle="1" w:styleId="4">
     <w:name w:val="标题 4 字符"/>
-    <w:basedOn w:val="31"/>
-    <w:link w:val="5"/>
+    <w:basedOn w:val="DefaultParagraphFont"/>
+    <w:link w:val="Heading4"/>
     <w:qFormat/>
-    <w:uiPriority w:val="0"/>
     <w:rPr>
-      <w:rFonts w:ascii="Arial" w:hAnsi="Arial" w:eastAsia="黑体"/>
+      <w:rFonts w:ascii="Arial" w:eastAsia="黑体" w:hAnsi="Arial"/>
       <w:b/>
       <w:bCs/>
       <w:kern w:val="2"/>
@@ -8079,14 +7759,13 @@
       <w:szCs w:val="28"/>
     </w:rPr>
   </w:style>
-  <w:style w:type="character" w:customStyle="1" w:styleId="42">
+  <w:style w:type="character" w:customStyle="1" w:styleId="2">
     <w:name w:val="标题 2 字符"/>
-    <w:basedOn w:val="31"/>
-    <w:link w:val="3"/>
+    <w:basedOn w:val="DefaultParagraphFont"/>
+    <w:link w:val="Heading2"/>
     <w:qFormat/>
-    <w:uiPriority w:val="0"/>
     <w:rPr>
-      <w:rFonts w:ascii="Arial" w:hAnsi="Arial" w:eastAsia="黑体"/>
+      <w:rFonts w:ascii="Arial" w:eastAsia="黑体" w:hAnsi="Arial"/>
       <w:b/>
       <w:bCs/>
       <w:kern w:val="2"/>
@@ -8094,24 +7773,23 @@
       <w:szCs w:val="32"/>
     </w:rPr>
   </w:style>
-  <w:style w:type="paragraph" w:customStyle="1" w:styleId="43">
+  <w:style w:type="paragraph" w:customStyle="1" w:styleId="1">
     <w:name w:val="无间隔1"/>
-    <w:link w:val="46"/>
+    <w:link w:val="Char0"/>
+    <w:uiPriority w:val="1"/>
     <w:qFormat/>
-    <w:uiPriority w:val="1"/>
     <w:rPr>
-      <w:rFonts w:ascii="Calibri" w:hAnsi="Calibri" w:eastAsia="宋体" w:cs="Times New Roman"/>
+      <w:rFonts w:ascii="Calibri" w:eastAsia="宋体" w:hAnsi="Calibri" w:cs="Times New Roman"/>
       <w:sz w:val="22"/>
       <w:szCs w:val="22"/>
       <w:lang w:val="en-US" w:eastAsia="zh-CN" w:bidi="ar-SA"/>
     </w:rPr>
   </w:style>
-  <w:style w:type="character" w:customStyle="1" w:styleId="44">
+  <w:style w:type="character" w:customStyle="1" w:styleId="Char">
     <w:name w:val="图案编号 Char"/>
-    <w:basedOn w:val="31"/>
-    <w:link w:val="36"/>
+    <w:basedOn w:val="DefaultParagraphFont"/>
+    <w:link w:val="a"/>
     <w:qFormat/>
-    <w:uiPriority w:val="0"/>
     <w:rPr>
       <w:rFonts w:ascii="Arial" w:hAnsi="Arial"/>
       <w:kern w:val="2"/>
@@ -8119,12 +7797,11 @@
       <w:szCs w:val="24"/>
     </w:rPr>
   </w:style>
-  <w:style w:type="character" w:customStyle="1" w:styleId="45">
+  <w:style w:type="character" w:customStyle="1" w:styleId="225Char">
     <w:name w:val="样式 首行缩进:  2.25 字符 Char"/>
-    <w:basedOn w:val="31"/>
-    <w:link w:val="39"/>
+    <w:basedOn w:val="DefaultParagraphFont"/>
+    <w:link w:val="225"/>
     <w:qFormat/>
-    <w:uiPriority w:val="0"/>
     <w:rPr>
       <w:rFonts w:eastAsia="宋体" w:cs="宋体"/>
       <w:kern w:val="2"/>
@@ -8132,12 +7809,12 @@
       <w:lang w:val="en-US" w:eastAsia="zh-CN" w:bidi="ar-SA"/>
     </w:rPr>
   </w:style>
-  <w:style w:type="character" w:customStyle="1" w:styleId="46">
+  <w:style w:type="character" w:customStyle="1" w:styleId="Char0">
     <w:name w:val="无间隔 Char"/>
-    <w:basedOn w:val="31"/>
-    <w:link w:val="43"/>
+    <w:basedOn w:val="DefaultParagraphFont"/>
+    <w:link w:val="1"/>
+    <w:uiPriority w:val="1"/>
     <w:qFormat/>
-    <w:uiPriority w:val="1"/>
     <w:rPr>
       <w:rFonts w:ascii="Calibri" w:hAnsi="Calibri"/>
       <w:sz w:val="22"/>
@@ -8145,22 +7822,22 @@
       <w:lang w:val="en-US" w:eastAsia="zh-CN" w:bidi="ar-SA"/>
     </w:rPr>
   </w:style>
-  <w:style w:type="character" w:customStyle="1" w:styleId="47">
+  <w:style w:type="character" w:customStyle="1" w:styleId="10">
     <w:name w:val="占位符文本1"/>
-    <w:basedOn w:val="31"/>
+    <w:basedOn w:val="DefaultParagraphFont"/>
+    <w:uiPriority w:val="99"/>
     <w:semiHidden/>
     <w:qFormat/>
-    <w:uiPriority w:val="99"/>
     <w:rPr>
       <w:color w:val="808080"/>
     </w:rPr>
   </w:style>
-  <w:style w:type="character" w:customStyle="1" w:styleId="48">
+  <w:style w:type="character" w:customStyle="1" w:styleId="a1">
     <w:name w:val="页眉 字符"/>
-    <w:basedOn w:val="31"/>
-    <w:link w:val="20"/>
+    <w:basedOn w:val="DefaultParagraphFont"/>
+    <w:link w:val="Header"/>
+    <w:uiPriority w:val="99"/>
     <w:qFormat/>
-    <w:uiPriority w:val="99"/>
     <w:rPr>
       <w:rFonts w:ascii="Arial" w:hAnsi="Arial"/>
       <w:kern w:val="2"/>
@@ -8168,11 +7845,11 @@
       <w:szCs w:val="18"/>
     </w:rPr>
   </w:style>
-  <w:style w:type="paragraph" w:customStyle="1" w:styleId="49">
+  <w:style w:type="paragraph" w:customStyle="1" w:styleId="a2">
     <w:name w:val="表格正文"/>
-    <w:basedOn w:val="1"/>
+    <w:basedOn w:val="Normal"/>
+    <w:uiPriority w:val="96"/>
     <w:qFormat/>
-    <w:uiPriority w:val="96"/>
     <w:pPr>
       <w:snapToGrid w:val="0"/>
       <w:spacing w:line="300" w:lineRule="auto"/>
@@ -8183,12 +7860,11 @@
       <w:sz w:val="21"/>
     </w:rPr>
   </w:style>
-  <w:style w:type="character" w:customStyle="1" w:styleId="50">
+  <w:style w:type="character" w:customStyle="1" w:styleId="a3">
     <w:name w:val="标题 字符"/>
-    <w:basedOn w:val="31"/>
-    <w:link w:val="26"/>
+    <w:basedOn w:val="DefaultParagraphFont"/>
+    <w:link w:val="Title"/>
     <w:qFormat/>
-    <w:uiPriority w:val="0"/>
     <w:rPr>
       <w:rFonts w:asciiTheme="majorHAnsi" w:hAnsiTheme="majorHAnsi" w:cstheme="majorBidi"/>
       <w:b/>
@@ -8198,30 +7874,29 @@
       <w:szCs w:val="32"/>
     </w:rPr>
   </w:style>
-  <w:style w:type="character" w:customStyle="1" w:styleId="51">
+  <w:style w:type="character" w:customStyle="1" w:styleId="11">
     <w:name w:val="页码1"/>
     <w:qFormat/>
-    <w:uiPriority w:val="0"/>
     <w:rPr>
       <w:rFonts w:cs="Times New Roman"/>
     </w:rPr>
   </w:style>
-  <w:style w:type="character" w:customStyle="1" w:styleId="52">
+  <w:style w:type="character" w:customStyle="1" w:styleId="Char1">
     <w:name w:val="页眉 Char"/>
+    <w:uiPriority w:val="99"/>
     <w:qFormat/>
-    <w:uiPriority w:val="99"/>
     <w:rPr>
       <w:kern w:val="2"/>
       <w:sz w:val="18"/>
     </w:rPr>
   </w:style>
-  <w:style w:type="character" w:customStyle="1" w:styleId="53">
+  <w:style w:type="character" w:customStyle="1" w:styleId="a4">
     <w:name w:val="页脚 字符"/>
-    <w:link w:val="19"/>
+    <w:link w:val="Footer"/>
+    <w:uiPriority w:val="99"/>
     <w:qFormat/>
-    <w:uiPriority w:val="99"/>
     <w:rPr>
-      <w:rFonts w:ascii="Arial Unicode MS" w:hAnsi="Arial Unicode MS" w:eastAsia="新宋体"/>
+      <w:rFonts w:ascii="Arial Unicode MS" w:eastAsia="新宋体" w:hAnsi="Arial Unicode MS"/>
       <w:kern w:val="2"/>
       <w:sz w:val="21"/>
       <w:szCs w:val="21"/>
@@ -8513,6 +8188,10 @@
 </file>
 
 <file path=customXml/item1.xml><?xml version="1.0" encoding="utf-8"?>
+<b:Sources xmlns:b="http://schemas.openxmlformats.org/officeDocument/2006/bibliography" xmlns="http://schemas.openxmlformats.org/officeDocument/2006/bibliography" SelectedStyle="\APA.XSL" StyleName="APA Fifth Edition"/>
+</file>
+
+<file path=customXml/item2.xml><?xml version="1.0" encoding="utf-8"?>
 <s:customData xmlns="http://www.wps.cn/officeDocument/2013/wpsCustomData" xmlns:s="http://www.wps.cn/officeDocument/2013/wpsCustomData">
   <customSectProps>
     <customSectPr/>
@@ -8525,20 +8204,16 @@
 </s:customData>
 </file>
 
-<file path=customXml/item2.xml><?xml version="1.0" encoding="utf-8"?>
-<b:Sources xmlns:b="http://schemas.openxmlformats.org/officeDocument/2006/bibliography" xmlns="http://schemas.openxmlformats.org/officeDocument/2006/bibliography" SelectedStyle="\APA.XSL" StyleName="APA Fifth Edition"/>
+<file path=customXml/itemProps1.xml><?xml version="1.0" encoding="utf-8"?>
+<ds:datastoreItem xmlns:ds="http://schemas.openxmlformats.org/officeDocument/2006/customXml" ds:itemID="{01594E4A-69DA-4B27-A57E-31FD0213763A}">
+  <ds:schemaRefs/>
+</ds:datastoreItem>
 </file>
 
-<file path=customXml/itemProps1.xml><?xml version="1.0" encoding="utf-8"?>
+<file path=customXml/itemProps2.xml><?xml version="1.0" encoding="utf-8"?>
 <ds:datastoreItem xmlns:ds="http://schemas.openxmlformats.org/officeDocument/2006/customXml" ds:itemID="{B1977F7D-205B-4081-913C-38D41E755F92}">
   <ds:schemaRefs>
     <ds:schemaRef ds:uri="http://www.wps.cn/officeDocument/2013/wpsCustomData"/>
   </ds:schemaRefs>
 </ds:datastoreItem>
-</file>
-
-<file path=customXml/itemProps2.xml><?xml version="1.0" encoding="utf-8"?>
-<ds:datastoreItem xmlns:ds="http://schemas.openxmlformats.org/officeDocument/2006/customXml" ds:itemID="{01594E4A-69DA-4B27-A57E-31FD0213763A}">
-  <ds:schemaRefs/>
-</ds:datastoreItem>
 </file>